--- a/content/CP4807/CP4807-head.docx
+++ b/content/CP4807/CP4807-head.docx
@@ -345,6 +345,92 @@
     </w:lvl>
   </w:abstractNum>
   <w:abstractNum w:abstractNumId="1" w15:restartNumberingAfterBreak="0">
+    <w:nsid w:val="1CF64BAE"/>
+    <w:multiLevelType w:val="hybridMultilevel"/>
+    <w:tmpl w:val="3E6C0900"/>
+    <w:lvl w:ilvl="0" w:tplc="0809000F">
+      <w:start w:val="1"/>
+      <w:numFmt w:val="decimal"/>
+      <w:lvlText w:val="%1."/>
+      <w:lvlJc w:val="left"/>
+      <w:pPr>
+        <w:ind w:left="720" w:hanging="360"/>
+      </w:pPr>
+    </w:lvl>
+    <w:lvl w:ilvl="1" w:tplc="08090019">
+      <w:start w:val="1"/>
+      <w:numFmt w:val="lowerLetter"/>
+      <w:lvlText w:val="%2."/>
+      <w:lvlJc w:val="left"/>
+      <w:pPr>
+        <w:ind w:left="1440" w:hanging="360"/>
+      </w:pPr>
+    </w:lvl>
+    <w:lvl w:ilvl="2" w:tplc="0809001B">
+      <w:start w:val="1"/>
+      <w:numFmt w:val="lowerRoman"/>
+      <w:lvlText w:val="%3."/>
+      <w:lvlJc w:val="right"/>
+      <w:pPr>
+        <w:ind w:left="2160" w:hanging="180"/>
+      </w:pPr>
+    </w:lvl>
+    <w:lvl w:ilvl="3" w:tplc="0809000F">
+      <w:start w:val="1"/>
+      <w:numFmt w:val="decimal"/>
+      <w:lvlText w:val="%4."/>
+      <w:lvlJc w:val="left"/>
+      <w:pPr>
+        <w:ind w:left="2880" w:hanging="360"/>
+      </w:pPr>
+    </w:lvl>
+    <w:lvl w:ilvl="4" w:tplc="08090019">
+      <w:start w:val="1"/>
+      <w:numFmt w:val="lowerLetter"/>
+      <w:lvlText w:val="%5."/>
+      <w:lvlJc w:val="left"/>
+      <w:pPr>
+        <w:ind w:left="3600" w:hanging="360"/>
+      </w:pPr>
+    </w:lvl>
+    <w:lvl w:ilvl="5" w:tplc="0809001B">
+      <w:start w:val="1"/>
+      <w:numFmt w:val="lowerRoman"/>
+      <w:lvlText w:val="%6."/>
+      <w:lvlJc w:val="right"/>
+      <w:pPr>
+        <w:ind w:left="4320" w:hanging="180"/>
+      </w:pPr>
+    </w:lvl>
+    <w:lvl w:ilvl="6" w:tplc="0809000F">
+      <w:start w:val="1"/>
+      <w:numFmt w:val="decimal"/>
+      <w:lvlText w:val="%7."/>
+      <w:lvlJc w:val="left"/>
+      <w:pPr>
+        <w:ind w:left="5040" w:hanging="360"/>
+      </w:pPr>
+    </w:lvl>
+    <w:lvl w:ilvl="7" w:tplc="08090019">
+      <w:start w:val="1"/>
+      <w:numFmt w:val="lowerLetter"/>
+      <w:lvlText w:val="%8."/>
+      <w:lvlJc w:val="left"/>
+      <w:pPr>
+        <w:ind w:left="5760" w:hanging="360"/>
+      </w:pPr>
+    </w:lvl>
+    <w:lvl w:ilvl="8" w:tplc="0809001B">
+      <w:start w:val="1"/>
+      <w:numFmt w:val="lowerRoman"/>
+      <w:lvlText w:val="%9."/>
+      <w:lvlJc w:val="right"/>
+      <w:pPr>
+        <w:ind w:left="6480" w:hanging="180"/>
+      </w:pPr>
+    </w:lvl>
+  </w:abstractNum>
+  <w:abstractNum w:abstractNumId="2" w15:restartNumberingAfterBreak="0">
     <w:nsid w:val="1EDE6A06"/>
     <w:multiLevelType w:val="hybridMultilevel"/>
     <w:tmpl w:val="107E292A"/>
@@ -484,7 +570,7 @@
       </w:rPr>
     </w:lvl>
   </w:abstractNum>
-  <w:abstractNum w:abstractNumId="2" w15:restartNumberingAfterBreak="0">
+  <w:abstractNum w:abstractNumId="3" w15:restartNumberingAfterBreak="0">
     <w:nsid w:val="27231DF8"/>
     <w:multiLevelType w:val="hybridMultilevel"/>
     <w:tmpl w:val="F1DE6CB2"/>
@@ -597,7 +683,7 @@
       </w:rPr>
     </w:lvl>
   </w:abstractNum>
-  <w:abstractNum w:abstractNumId="3" w15:restartNumberingAfterBreak="0">
+  <w:abstractNum w:abstractNumId="4" w15:restartNumberingAfterBreak="0">
     <w:nsid w:val="42CA77DD"/>
     <w:multiLevelType w:val="hybridMultilevel"/>
     <w:tmpl w:val="C180E7F8"/>
@@ -683,7 +769,7 @@
       </w:pPr>
     </w:lvl>
   </w:abstractNum>
-  <w:abstractNum w:abstractNumId="4" w15:restartNumberingAfterBreak="0">
+  <w:abstractNum w:abstractNumId="5" w15:restartNumberingAfterBreak="0">
     <w:nsid w:val="43BC4DEA"/>
     <w:multiLevelType w:val="hybridMultilevel"/>
     <w:tmpl w:val="C180E7F8"/>
@@ -769,7 +855,7 @@
       </w:pPr>
     </w:lvl>
   </w:abstractNum>
-  <w:abstractNum w:abstractNumId="5" w15:restartNumberingAfterBreak="0">
+  <w:abstractNum w:abstractNumId="6" w15:restartNumberingAfterBreak="0">
     <w:nsid w:val="461F5479"/>
     <w:multiLevelType w:val="hybridMultilevel"/>
     <w:tmpl w:val="E2687198"/>
@@ -855,7 +941,7 @@
       </w:pPr>
     </w:lvl>
   </w:abstractNum>
-  <w:abstractNum w:abstractNumId="6" w15:restartNumberingAfterBreak="0">
+  <w:abstractNum w:abstractNumId="7" w15:restartNumberingAfterBreak="0">
     <w:nsid w:val="510F0421"/>
     <w:multiLevelType w:val="hybridMultilevel"/>
     <w:tmpl w:val="FEC092D4"/>
@@ -969,7 +1055,7 @@
       </w:rPr>
     </w:lvl>
   </w:abstractNum>
-  <w:abstractNum w:abstractNumId="7" w15:restartNumberingAfterBreak="0">
+  <w:abstractNum w:abstractNumId="8" w15:restartNumberingAfterBreak="0">
     <w:nsid w:val="61930371"/>
     <w:multiLevelType w:val="hybridMultilevel"/>
     <w:tmpl w:val="C180E7F8"/>
@@ -1055,7 +1141,7 @@
       </w:pPr>
     </w:lvl>
   </w:abstractNum>
-  <w:abstractNum w:abstractNumId="8" w15:restartNumberingAfterBreak="0">
+  <w:abstractNum w:abstractNumId="9" w15:restartNumberingAfterBreak="0">
     <w:nsid w:val="691A4E7A"/>
     <w:multiLevelType w:val="hybridMultilevel"/>
     <w:tmpl w:val="30885F9E"/>
@@ -1142,7 +1228,7 @@
       </w:pPr>
     </w:lvl>
   </w:abstractNum>
-  <w:abstractNum w:abstractNumId="9" w15:restartNumberingAfterBreak="0">
+  <w:abstractNum w:abstractNumId="10" w15:restartNumberingAfterBreak="0">
     <w:nsid w:val="71690A50"/>
     <w:multiLevelType w:val="hybridMultilevel"/>
     <w:tmpl w:val="C180E7F8"/>
@@ -1229,106 +1315,136 @@
     </w:lvl>
   </w:abstractNum>
   <w:num w:numId="1" w16cid:durableId="697898980">
-    <w:abstractNumId w:val="5"/>
+    <w:abstractNumId w:val="6"/>
   </w:num>
   <w:num w:numId="2" w16cid:durableId="1205171970">
-    <w:abstractNumId w:val="6"/>
+    <w:abstractNumId w:val="7"/>
   </w:num>
   <w:num w:numId="3" w16cid:durableId="1887140642">
-    <w:abstractNumId w:val="2"/>
+    <w:abstractNumId w:val="3"/>
   </w:num>
   <w:num w:numId="4" w16cid:durableId="777874118">
-    <w:abstractNumId w:val="8"/>
+    <w:abstractNumId w:val="9"/>
     <w:lvlOverride w:ilvl="0">
       <w:startOverride w:val="1"/>
     </w:lvlOverride>
   </w:num>
   <w:num w:numId="5" w16cid:durableId="1576433978">
-    <w:abstractNumId w:val="8"/>
+    <w:abstractNumId w:val="9"/>
     <w:lvlOverride w:ilvl="0">
       <w:startOverride w:val="1"/>
     </w:lvlOverride>
   </w:num>
   <w:num w:numId="6" w16cid:durableId="1272280314">
-    <w:abstractNumId w:val="8"/>
+    <w:abstractNumId w:val="9"/>
     <w:lvlOverride w:ilvl="0">
       <w:startOverride w:val="1"/>
     </w:lvlOverride>
   </w:num>
   <w:num w:numId="7" w16cid:durableId="303387530">
-    <w:abstractNumId w:val="8"/>
+    <w:abstractNumId w:val="9"/>
     <w:lvlOverride w:ilvl="0">
       <w:startOverride w:val="1"/>
     </w:lvlOverride>
   </w:num>
   <w:num w:numId="8" w16cid:durableId="971254738">
-    <w:abstractNumId w:val="8"/>
+    <w:abstractNumId w:val="9"/>
     <w:lvlOverride w:ilvl="0">
       <w:startOverride w:val="1"/>
     </w:lvlOverride>
   </w:num>
   <w:num w:numId="9" w16cid:durableId="399451382">
-    <w:abstractNumId w:val="8"/>
+    <w:abstractNumId w:val="9"/>
     <w:lvlOverride w:ilvl="0">
       <w:startOverride w:val="1"/>
     </w:lvlOverride>
   </w:num>
   <w:num w:numId="10" w16cid:durableId="1483422504">
-    <w:abstractNumId w:val="8"/>
+    <w:abstractNumId w:val="9"/>
     <w:lvlOverride w:ilvl="0">
       <w:startOverride w:val="1"/>
     </w:lvlOverride>
   </w:num>
   <w:num w:numId="11" w16cid:durableId="589194706">
-    <w:abstractNumId w:val="8"/>
+    <w:abstractNumId w:val="9"/>
     <w:lvlOverride w:ilvl="0">
       <w:startOverride w:val="1"/>
     </w:lvlOverride>
   </w:num>
   <w:num w:numId="12" w16cid:durableId="1860509229">
-    <w:abstractNumId w:val="8"/>
+    <w:abstractNumId w:val="9"/>
     <w:lvlOverride w:ilvl="0">
       <w:startOverride w:val="1"/>
     </w:lvlOverride>
   </w:num>
   <w:num w:numId="13" w16cid:durableId="2012020996">
-    <w:abstractNumId w:val="8"/>
+    <w:abstractNumId w:val="9"/>
   </w:num>
   <w:num w:numId="14" w16cid:durableId="524517018">
-    <w:abstractNumId w:val="8"/>
+    <w:abstractNumId w:val="9"/>
     <w:lvlOverride w:ilvl="0">
       <w:startOverride w:val="1"/>
     </w:lvlOverride>
   </w:num>
   <w:num w:numId="15" w16cid:durableId="91517163">
-    <w:abstractNumId w:val="8"/>
+    <w:abstractNumId w:val="9"/>
     <w:lvlOverride w:ilvl="0">
       <w:startOverride w:val="1"/>
     </w:lvlOverride>
   </w:num>
   <w:num w:numId="16" w16cid:durableId="1140920344">
-    <w:abstractNumId w:val="8"/>
+    <w:abstractNumId w:val="9"/>
     <w:lvlOverride w:ilvl="0">
       <w:startOverride w:val="1"/>
     </w:lvlOverride>
   </w:num>
   <w:num w:numId="17" w16cid:durableId="773134851">
-    <w:abstractNumId w:val="1"/>
+    <w:abstractNumId w:val="2"/>
   </w:num>
   <w:num w:numId="18" w16cid:durableId="1229609156">
     <w:abstractNumId w:val="0"/>
   </w:num>
   <w:num w:numId="19" w16cid:durableId="1170486823">
-    <w:abstractNumId w:val="7"/>
+    <w:abstractNumId w:val="8"/>
   </w:num>
   <w:num w:numId="20" w16cid:durableId="1216158072">
-    <w:abstractNumId w:val="9"/>
+    <w:abstractNumId w:val="10"/>
   </w:num>
   <w:num w:numId="21" w16cid:durableId="1476604239">
+    <w:abstractNumId w:val="5"/>
+  </w:num>
+  <w:num w:numId="22" w16cid:durableId="786462895">
     <w:abstractNumId w:val="4"/>
   </w:num>
-  <w:num w:numId="22" w16cid:durableId="786462895">
-    <w:abstractNumId w:val="3"/>
+  <w:num w:numId="23" w16cid:durableId="1593200984">
+    <w:abstractNumId w:val="1"/>
+    <w:lvlOverride w:ilvl="0">
+      <w:startOverride w:val="1"/>
+    </w:lvlOverride>
+    <w:lvlOverride w:ilvl="1">
+      <w:startOverride w:val="1"/>
+    </w:lvlOverride>
+    <w:lvlOverride w:ilvl="2">
+      <w:startOverride w:val="1"/>
+    </w:lvlOverride>
+    <w:lvlOverride w:ilvl="3">
+      <w:startOverride w:val="1"/>
+    </w:lvlOverride>
+    <w:lvlOverride w:ilvl="4">
+      <w:startOverride w:val="1"/>
+    </w:lvlOverride>
+    <w:lvlOverride w:ilvl="5">
+      <w:startOverride w:val="1"/>
+    </w:lvlOverride>
+    <w:lvlOverride w:ilvl="6">
+      <w:startOverride w:val="1"/>
+    </w:lvlOverride>
+    <w:lvlOverride w:ilvl="7">
+      <w:startOverride w:val="1"/>
+    </w:lvlOverride>
+    <w:lvlOverride w:ilvl="8">
+      <w:startOverride w:val="1"/>
+    </w:lvlOverride>
   </w:num>
   <w:numIdMacAtCleanup w:val="15"/>
 </w:numbering>
@@ -1774,7 +1890,7 @@
     <w:uiPriority w:val="9"/>
     <w:unhideWhenUsed/>
     <w:qFormat/>
-    <w:rsid w:val="00327C47"/>
+    <w:rsid w:val="00A03169"/>
     <w:pPr>
       <w:keepNext/>
       <w:keepLines/>
@@ -1786,6 +1902,9 @@
       <w:b/>
       <w:bCs/>
       <w:color w:val="000000" w:themeColor="text1"/>
+      <w:sz w:val="24"/>
+      <w:szCs w:val="24"/>
+      <w:lang w:val="it-IT"/>
     </w:rPr>
   </w:style>
   <w:style w:type="paragraph" w:styleId="Heading3">
@@ -1796,7 +1915,7 @@
     <w:uiPriority w:val="9"/>
     <w:unhideWhenUsed/>
     <w:qFormat/>
-    <w:rsid w:val="0001096B"/>
+    <w:rsid w:val="00A03169"/>
     <w:pPr>
       <w:keepNext/>
       <w:keepLines/>
@@ -1805,9 +1924,11 @@
     </w:pPr>
     <w:rPr>
       <w:rFonts w:eastAsiaTheme="majorEastAsia" w:cstheme="majorBidi"/>
+      <w:b/>
+      <w:bCs/>
       <w:color w:val="000000" w:themeColor="text1"/>
-      <w:sz w:val="28"/>
-      <w:szCs w:val="28"/>
+      <w:sz w:val="20"/>
+      <w:szCs w:val="20"/>
     </w:rPr>
   </w:style>
   <w:style w:type="paragraph" w:styleId="Heading4">
@@ -1942,6 +2063,7 @@
   <w:style w:type="character" w:default="1" w:styleId="DefaultParagraphFont">
     <w:name w:val="Default Paragraph Font"/>
     <w:uiPriority w:val="1"/>
+    <w:semiHidden/>
     <w:unhideWhenUsed/>
   </w:style>
   <w:style w:type="table" w:default="1" w:styleId="TableNormal">
@@ -1985,12 +2107,15 @@
     <w:basedOn w:val="DefaultParagraphFont"/>
     <w:link w:val="Heading2"/>
     <w:uiPriority w:val="9"/>
-    <w:rsid w:val="00327C47"/>
+    <w:rsid w:val="00A03169"/>
     <w:rPr>
       <w:rFonts w:ascii="Arial" w:eastAsiaTheme="majorEastAsia" w:hAnsi="Arial" w:cs="Arial"/>
       <w:b/>
       <w:bCs/>
       <w:color w:val="000000" w:themeColor="text1"/>
+      <w:sz w:val="24"/>
+      <w:szCs w:val="24"/>
+      <w:lang w:val="it-IT"/>
       <w14:ligatures w14:val="none"/>
     </w:rPr>
   </w:style>
@@ -1999,12 +2124,15 @@
     <w:basedOn w:val="DefaultParagraphFont"/>
     <w:link w:val="Heading3"/>
     <w:uiPriority w:val="9"/>
-    <w:rsid w:val="0001096B"/>
-    <w:rPr>
-      <w:rFonts w:eastAsiaTheme="majorEastAsia" w:cstheme="majorBidi"/>
+    <w:rsid w:val="00A03169"/>
+    <w:rPr>
+      <w:rFonts w:ascii="Arial" w:eastAsiaTheme="majorEastAsia" w:hAnsi="Arial" w:cstheme="majorBidi"/>
+      <w:b/>
+      <w:bCs/>
       <w:color w:val="000000" w:themeColor="text1"/>
-      <w:sz w:val="28"/>
-      <w:szCs w:val="28"/>
+      <w:sz w:val="20"/>
+      <w:szCs w:val="20"/>
+      <w14:ligatures w14:val="none"/>
     </w:rPr>
   </w:style>
   <w:style w:type="character" w:customStyle="1" w:styleId="Heading4Char">
@@ -2449,10 +2577,10 @@
       <w14:ligatures w14:val="none"/>
     </w:rPr>
   </w:style>
-  <w:style w:type="paragraph" w:customStyle="1" w:styleId="Wsreference">
-    <w:name w:val="Ws reference"/>
+  <w:style w:type="paragraph" w:customStyle="1" w:styleId="AIinstructions">
+    <w:name w:val="AI instructions"/>
     <w:basedOn w:val="Normal"/>
-    <w:link w:val="WsreferenceChar"/>
+    <w:link w:val="AIinstructionsChar"/>
     <w:qFormat/>
     <w:rsid w:val="007F6ABB"/>
     <w:rPr>
@@ -2461,10 +2589,10 @@
       <w:szCs w:val="18"/>
     </w:rPr>
   </w:style>
-  <w:style w:type="character" w:customStyle="1" w:styleId="WsreferenceChar">
-    <w:name w:val="Ws reference Char"/>
+  <w:style w:type="character" w:customStyle="1" w:styleId="AIinstructionsChar">
+    <w:name w:val="AI instructions Char"/>
     <w:basedOn w:val="DefaultParagraphFont"/>
-    <w:link w:val="Wsreference"/>
+    <w:link w:val="AIinstructions"/>
     <w:rsid w:val="007F6ABB"/>
     <w:rPr>
       <w:rFonts w:ascii="Arial" w:hAnsi="Arial" w:cs="Arial"/>
@@ -2511,16 +2639,18 @@
   </w:style>
   <w:style w:type="character" w:styleId="BookTitle">
     <w:name w:val="Book Title"/>
+    <w:aliases w:val="Info for Humans"/>
     <w:basedOn w:val="DefaultParagraphFont"/>
     <w:uiPriority w:val="33"/>
     <w:qFormat/>
-    <w:rsid w:val="00780A02"/>
-    <w:rPr>
-      <w:b/>
-      <w:bCs/>
+    <w:rsid w:val="000971AF"/>
+    <w:rPr>
       <w:i/>
       <w:iCs/>
+      <w:color w:val="4C94D8" w:themeColor="text2" w:themeTint="80"/>
       <w:spacing w:val="5"/>
+      <w:sz w:val="18"/>
+      <w:szCs w:val="18"/>
     </w:rPr>
   </w:style>
   <w:style w:type="paragraph" w:customStyle="1" w:styleId="Wsnumber">
@@ -2691,6 +2821,35 @@
       <w:sz w:val="24"/>
       <w:szCs w:val="24"/>
       <w:lang w:eastAsia="en-GB"/>
+      <w14:ligatures w14:val="none"/>
+    </w:rPr>
+  </w:style>
+  <w:style w:type="paragraph" w:customStyle="1" w:styleId="Infoforhumans">
+    <w:name w:val="Info for humans"/>
+    <w:basedOn w:val="Normal"/>
+    <w:link w:val="InfoforhumansChar"/>
+    <w:qFormat/>
+    <w:rsid w:val="008020DA"/>
+    <w:pPr>
+      <w:widowControl/>
+    </w:pPr>
+    <w:rPr>
+      <w:color w:val="0070C0"/>
+      <w:sz w:val="18"/>
+    </w:rPr>
+  </w:style>
+  <w:style w:type="character" w:customStyle="1" w:styleId="InfoforhumansChar">
+    <w:name w:val="Info for humans Char"/>
+    <w:basedOn w:val="Heading1Char"/>
+    <w:link w:val="Infoforhumans"/>
+    <w:rsid w:val="008020DA"/>
+    <w:rPr>
+      <w:rFonts w:ascii="Arial" w:eastAsiaTheme="majorEastAsia" w:hAnsi="Arial" w:cs="Arial"/>
+      <w:b w:val="0"/>
+      <w:bCs w:val="0"/>
+      <w:color w:val="0070C0"/>
+      <w:sz w:val="18"/>
+      <w:szCs w:val="28"/>
       <w14:ligatures w14:val="none"/>
     </w:rPr>
   </w:style>

--- a/content/CP4807/CP4807-head.docx
+++ b/content/CP4807/CP4807-head.docx
@@ -35,7 +35,7 @@
                     <pic:cNvPicPr/>
                   </pic:nvPicPr>
                   <pic:blipFill>
-                    <a:blip r:link="rId8"/>
+                    <a:blip r:embed="rId8"/>
                     <a:stretch>
                       <a:fillRect/>
                     </a:stretch>
@@ -196,7 +196,7 @@
                     <pic:cNvPicPr/>
                   </pic:nvPicPr>
                   <pic:blipFill>
-                    <a:blip r:link="rId9"/>
+                    <a:blip r:embed="rId9"/>
                     <a:srcRect l="14147" r="14147"/>
                     <a:stretch>
                       <a:fillRect/>

--- a/content/CP4807/CP4807-head.docx
+++ b/content/CP4807/CP4807-head.docx
@@ -35,7 +35,7 @@
                     <pic:cNvPicPr/>
                   </pic:nvPicPr>
                   <pic:blipFill>
-                    <a:blip r:embed="rId8"/>
+                    <a:blip r:link="rId8"/>
                     <a:stretch>
                       <a:fillRect/>
                     </a:stretch>
@@ -196,7 +196,7 @@
                     <pic:cNvPicPr/>
                   </pic:nvPicPr>
                   <pic:blipFill>
-                    <a:blip r:embed="rId9"/>
+                    <a:blip r:link="rId9"/>
                     <a:srcRect l="14147" r="14147"/>
                     <a:stretch>
                       <a:fillRect/>
@@ -345,92 +345,6 @@
     </w:lvl>
   </w:abstractNum>
   <w:abstractNum w:abstractNumId="1" w15:restartNumberingAfterBreak="0">
-    <w:nsid w:val="1CF64BAE"/>
-    <w:multiLevelType w:val="hybridMultilevel"/>
-    <w:tmpl w:val="3E6C0900"/>
-    <w:lvl w:ilvl="0" w:tplc="0809000F">
-      <w:start w:val="1"/>
-      <w:numFmt w:val="decimal"/>
-      <w:lvlText w:val="%1."/>
-      <w:lvlJc w:val="left"/>
-      <w:pPr>
-        <w:ind w:left="720" w:hanging="360"/>
-      </w:pPr>
-    </w:lvl>
-    <w:lvl w:ilvl="1" w:tplc="08090019">
-      <w:start w:val="1"/>
-      <w:numFmt w:val="lowerLetter"/>
-      <w:lvlText w:val="%2."/>
-      <w:lvlJc w:val="left"/>
-      <w:pPr>
-        <w:ind w:left="1440" w:hanging="360"/>
-      </w:pPr>
-    </w:lvl>
-    <w:lvl w:ilvl="2" w:tplc="0809001B">
-      <w:start w:val="1"/>
-      <w:numFmt w:val="lowerRoman"/>
-      <w:lvlText w:val="%3."/>
-      <w:lvlJc w:val="right"/>
-      <w:pPr>
-        <w:ind w:left="2160" w:hanging="180"/>
-      </w:pPr>
-    </w:lvl>
-    <w:lvl w:ilvl="3" w:tplc="0809000F">
-      <w:start w:val="1"/>
-      <w:numFmt w:val="decimal"/>
-      <w:lvlText w:val="%4."/>
-      <w:lvlJc w:val="left"/>
-      <w:pPr>
-        <w:ind w:left="2880" w:hanging="360"/>
-      </w:pPr>
-    </w:lvl>
-    <w:lvl w:ilvl="4" w:tplc="08090019">
-      <w:start w:val="1"/>
-      <w:numFmt w:val="lowerLetter"/>
-      <w:lvlText w:val="%5."/>
-      <w:lvlJc w:val="left"/>
-      <w:pPr>
-        <w:ind w:left="3600" w:hanging="360"/>
-      </w:pPr>
-    </w:lvl>
-    <w:lvl w:ilvl="5" w:tplc="0809001B">
-      <w:start w:val="1"/>
-      <w:numFmt w:val="lowerRoman"/>
-      <w:lvlText w:val="%6."/>
-      <w:lvlJc w:val="right"/>
-      <w:pPr>
-        <w:ind w:left="4320" w:hanging="180"/>
-      </w:pPr>
-    </w:lvl>
-    <w:lvl w:ilvl="6" w:tplc="0809000F">
-      <w:start w:val="1"/>
-      <w:numFmt w:val="decimal"/>
-      <w:lvlText w:val="%7."/>
-      <w:lvlJc w:val="left"/>
-      <w:pPr>
-        <w:ind w:left="5040" w:hanging="360"/>
-      </w:pPr>
-    </w:lvl>
-    <w:lvl w:ilvl="7" w:tplc="08090019">
-      <w:start w:val="1"/>
-      <w:numFmt w:val="lowerLetter"/>
-      <w:lvlText w:val="%8."/>
-      <w:lvlJc w:val="left"/>
-      <w:pPr>
-        <w:ind w:left="5760" w:hanging="360"/>
-      </w:pPr>
-    </w:lvl>
-    <w:lvl w:ilvl="8" w:tplc="0809001B">
-      <w:start w:val="1"/>
-      <w:numFmt w:val="lowerRoman"/>
-      <w:lvlText w:val="%9."/>
-      <w:lvlJc w:val="right"/>
-      <w:pPr>
-        <w:ind w:left="6480" w:hanging="180"/>
-      </w:pPr>
-    </w:lvl>
-  </w:abstractNum>
-  <w:abstractNum w:abstractNumId="2" w15:restartNumberingAfterBreak="0">
     <w:nsid w:val="1EDE6A06"/>
     <w:multiLevelType w:val="hybridMultilevel"/>
     <w:tmpl w:val="107E292A"/>
@@ -570,7 +484,7 @@
       </w:rPr>
     </w:lvl>
   </w:abstractNum>
-  <w:abstractNum w:abstractNumId="3" w15:restartNumberingAfterBreak="0">
+  <w:abstractNum w:abstractNumId="2" w15:restartNumberingAfterBreak="0">
     <w:nsid w:val="27231DF8"/>
     <w:multiLevelType w:val="hybridMultilevel"/>
     <w:tmpl w:val="F1DE6CB2"/>
@@ -683,7 +597,7 @@
       </w:rPr>
     </w:lvl>
   </w:abstractNum>
-  <w:abstractNum w:abstractNumId="4" w15:restartNumberingAfterBreak="0">
+  <w:abstractNum w:abstractNumId="3" w15:restartNumberingAfterBreak="0">
     <w:nsid w:val="42CA77DD"/>
     <w:multiLevelType w:val="hybridMultilevel"/>
     <w:tmpl w:val="C180E7F8"/>
@@ -769,7 +683,7 @@
       </w:pPr>
     </w:lvl>
   </w:abstractNum>
-  <w:abstractNum w:abstractNumId="5" w15:restartNumberingAfterBreak="0">
+  <w:abstractNum w:abstractNumId="4" w15:restartNumberingAfterBreak="0">
     <w:nsid w:val="43BC4DEA"/>
     <w:multiLevelType w:val="hybridMultilevel"/>
     <w:tmpl w:val="C180E7F8"/>
@@ -855,7 +769,7 @@
       </w:pPr>
     </w:lvl>
   </w:abstractNum>
-  <w:abstractNum w:abstractNumId="6" w15:restartNumberingAfterBreak="0">
+  <w:abstractNum w:abstractNumId="5" w15:restartNumberingAfterBreak="0">
     <w:nsid w:val="461F5479"/>
     <w:multiLevelType w:val="hybridMultilevel"/>
     <w:tmpl w:val="E2687198"/>
@@ -941,7 +855,7 @@
       </w:pPr>
     </w:lvl>
   </w:abstractNum>
-  <w:abstractNum w:abstractNumId="7" w15:restartNumberingAfterBreak="0">
+  <w:abstractNum w:abstractNumId="6" w15:restartNumberingAfterBreak="0">
     <w:nsid w:val="510F0421"/>
     <w:multiLevelType w:val="hybridMultilevel"/>
     <w:tmpl w:val="FEC092D4"/>
@@ -1055,7 +969,7 @@
       </w:rPr>
     </w:lvl>
   </w:abstractNum>
-  <w:abstractNum w:abstractNumId="8" w15:restartNumberingAfterBreak="0">
+  <w:abstractNum w:abstractNumId="7" w15:restartNumberingAfterBreak="0">
     <w:nsid w:val="61930371"/>
     <w:multiLevelType w:val="hybridMultilevel"/>
     <w:tmpl w:val="C180E7F8"/>
@@ -1141,7 +1055,7 @@
       </w:pPr>
     </w:lvl>
   </w:abstractNum>
-  <w:abstractNum w:abstractNumId="9" w15:restartNumberingAfterBreak="0">
+  <w:abstractNum w:abstractNumId="8" w15:restartNumberingAfterBreak="0">
     <w:nsid w:val="691A4E7A"/>
     <w:multiLevelType w:val="hybridMultilevel"/>
     <w:tmpl w:val="30885F9E"/>
@@ -1228,7 +1142,7 @@
       </w:pPr>
     </w:lvl>
   </w:abstractNum>
-  <w:abstractNum w:abstractNumId="10" w15:restartNumberingAfterBreak="0">
+  <w:abstractNum w:abstractNumId="9" w15:restartNumberingAfterBreak="0">
     <w:nsid w:val="71690A50"/>
     <w:multiLevelType w:val="hybridMultilevel"/>
     <w:tmpl w:val="C180E7F8"/>
@@ -1315,136 +1229,106 @@
     </w:lvl>
   </w:abstractNum>
   <w:num w:numId="1" w16cid:durableId="697898980">
+    <w:abstractNumId w:val="5"/>
+  </w:num>
+  <w:num w:numId="2" w16cid:durableId="1205171970">
     <w:abstractNumId w:val="6"/>
   </w:num>
-  <w:num w:numId="2" w16cid:durableId="1205171970">
-    <w:abstractNumId w:val="7"/>
-  </w:num>
   <w:num w:numId="3" w16cid:durableId="1887140642">
-    <w:abstractNumId w:val="3"/>
+    <w:abstractNumId w:val="2"/>
   </w:num>
   <w:num w:numId="4" w16cid:durableId="777874118">
-    <w:abstractNumId w:val="9"/>
+    <w:abstractNumId w:val="8"/>
     <w:lvlOverride w:ilvl="0">
       <w:startOverride w:val="1"/>
     </w:lvlOverride>
   </w:num>
   <w:num w:numId="5" w16cid:durableId="1576433978">
-    <w:abstractNumId w:val="9"/>
+    <w:abstractNumId w:val="8"/>
     <w:lvlOverride w:ilvl="0">
       <w:startOverride w:val="1"/>
     </w:lvlOverride>
   </w:num>
   <w:num w:numId="6" w16cid:durableId="1272280314">
-    <w:abstractNumId w:val="9"/>
+    <w:abstractNumId w:val="8"/>
     <w:lvlOverride w:ilvl="0">
       <w:startOverride w:val="1"/>
     </w:lvlOverride>
   </w:num>
   <w:num w:numId="7" w16cid:durableId="303387530">
-    <w:abstractNumId w:val="9"/>
+    <w:abstractNumId w:val="8"/>
     <w:lvlOverride w:ilvl="0">
       <w:startOverride w:val="1"/>
     </w:lvlOverride>
   </w:num>
   <w:num w:numId="8" w16cid:durableId="971254738">
-    <w:abstractNumId w:val="9"/>
+    <w:abstractNumId w:val="8"/>
     <w:lvlOverride w:ilvl="0">
       <w:startOverride w:val="1"/>
     </w:lvlOverride>
   </w:num>
   <w:num w:numId="9" w16cid:durableId="399451382">
-    <w:abstractNumId w:val="9"/>
+    <w:abstractNumId w:val="8"/>
     <w:lvlOverride w:ilvl="0">
       <w:startOverride w:val="1"/>
     </w:lvlOverride>
   </w:num>
   <w:num w:numId="10" w16cid:durableId="1483422504">
-    <w:abstractNumId w:val="9"/>
+    <w:abstractNumId w:val="8"/>
     <w:lvlOverride w:ilvl="0">
       <w:startOverride w:val="1"/>
     </w:lvlOverride>
   </w:num>
   <w:num w:numId="11" w16cid:durableId="589194706">
-    <w:abstractNumId w:val="9"/>
+    <w:abstractNumId w:val="8"/>
     <w:lvlOverride w:ilvl="0">
       <w:startOverride w:val="1"/>
     </w:lvlOverride>
   </w:num>
   <w:num w:numId="12" w16cid:durableId="1860509229">
-    <w:abstractNumId w:val="9"/>
+    <w:abstractNumId w:val="8"/>
     <w:lvlOverride w:ilvl="0">
       <w:startOverride w:val="1"/>
     </w:lvlOverride>
   </w:num>
   <w:num w:numId="13" w16cid:durableId="2012020996">
-    <w:abstractNumId w:val="9"/>
+    <w:abstractNumId w:val="8"/>
   </w:num>
   <w:num w:numId="14" w16cid:durableId="524517018">
-    <w:abstractNumId w:val="9"/>
+    <w:abstractNumId w:val="8"/>
     <w:lvlOverride w:ilvl="0">
       <w:startOverride w:val="1"/>
     </w:lvlOverride>
   </w:num>
   <w:num w:numId="15" w16cid:durableId="91517163">
-    <w:abstractNumId w:val="9"/>
+    <w:abstractNumId w:val="8"/>
     <w:lvlOverride w:ilvl="0">
       <w:startOverride w:val="1"/>
     </w:lvlOverride>
   </w:num>
   <w:num w:numId="16" w16cid:durableId="1140920344">
-    <w:abstractNumId w:val="9"/>
+    <w:abstractNumId w:val="8"/>
     <w:lvlOverride w:ilvl="0">
       <w:startOverride w:val="1"/>
     </w:lvlOverride>
   </w:num>
   <w:num w:numId="17" w16cid:durableId="773134851">
-    <w:abstractNumId w:val="2"/>
+    <w:abstractNumId w:val="1"/>
   </w:num>
   <w:num w:numId="18" w16cid:durableId="1229609156">
     <w:abstractNumId w:val="0"/>
   </w:num>
   <w:num w:numId="19" w16cid:durableId="1170486823">
-    <w:abstractNumId w:val="8"/>
+    <w:abstractNumId w:val="7"/>
   </w:num>
   <w:num w:numId="20" w16cid:durableId="1216158072">
-    <w:abstractNumId w:val="10"/>
+    <w:abstractNumId w:val="9"/>
   </w:num>
   <w:num w:numId="21" w16cid:durableId="1476604239">
-    <w:abstractNumId w:val="5"/>
+    <w:abstractNumId w:val="4"/>
   </w:num>
   <w:num w:numId="22" w16cid:durableId="786462895">
-    <w:abstractNumId w:val="4"/>
-  </w:num>
-  <w:num w:numId="23" w16cid:durableId="1593200984">
-    <w:abstractNumId w:val="1"/>
-    <w:lvlOverride w:ilvl="0">
-      <w:startOverride w:val="1"/>
-    </w:lvlOverride>
-    <w:lvlOverride w:ilvl="1">
-      <w:startOverride w:val="1"/>
-    </w:lvlOverride>
-    <w:lvlOverride w:ilvl="2">
-      <w:startOverride w:val="1"/>
-    </w:lvlOverride>
-    <w:lvlOverride w:ilvl="3">
-      <w:startOverride w:val="1"/>
-    </w:lvlOverride>
-    <w:lvlOverride w:ilvl="4">
-      <w:startOverride w:val="1"/>
-    </w:lvlOverride>
-    <w:lvlOverride w:ilvl="5">
-      <w:startOverride w:val="1"/>
-    </w:lvlOverride>
-    <w:lvlOverride w:ilvl="6">
-      <w:startOverride w:val="1"/>
-    </w:lvlOverride>
-    <w:lvlOverride w:ilvl="7">
-      <w:startOverride w:val="1"/>
-    </w:lvlOverride>
-    <w:lvlOverride w:ilvl="8">
-      <w:startOverride w:val="1"/>
-    </w:lvlOverride>
+    <w:abstractNumId w:val="3"/>
   </w:num>
   <w:numIdMacAtCleanup w:val="15"/>
 </w:numbering>
@@ -1890,7 +1774,7 @@
     <w:uiPriority w:val="9"/>
     <w:unhideWhenUsed/>
     <w:qFormat/>
-    <w:rsid w:val="00A03169"/>
+    <w:rsid w:val="00327C47"/>
     <w:pPr>
       <w:keepNext/>
       <w:keepLines/>
@@ -1902,9 +1786,6 @@
       <w:b/>
       <w:bCs/>
       <w:color w:val="000000" w:themeColor="text1"/>
-      <w:sz w:val="24"/>
-      <w:szCs w:val="24"/>
-      <w:lang w:val="it-IT"/>
     </w:rPr>
   </w:style>
   <w:style w:type="paragraph" w:styleId="Heading3">
@@ -1915,7 +1796,7 @@
     <w:uiPriority w:val="9"/>
     <w:unhideWhenUsed/>
     <w:qFormat/>
-    <w:rsid w:val="00A03169"/>
+    <w:rsid w:val="0001096B"/>
     <w:pPr>
       <w:keepNext/>
       <w:keepLines/>
@@ -1924,11 +1805,9 @@
     </w:pPr>
     <w:rPr>
       <w:rFonts w:eastAsiaTheme="majorEastAsia" w:cstheme="majorBidi"/>
-      <w:b/>
-      <w:bCs/>
       <w:color w:val="000000" w:themeColor="text1"/>
-      <w:sz w:val="20"/>
-      <w:szCs w:val="20"/>
+      <w:sz w:val="28"/>
+      <w:szCs w:val="28"/>
     </w:rPr>
   </w:style>
   <w:style w:type="paragraph" w:styleId="Heading4">
@@ -2063,7 +1942,6 @@
   <w:style w:type="character" w:default="1" w:styleId="DefaultParagraphFont">
     <w:name w:val="Default Paragraph Font"/>
     <w:uiPriority w:val="1"/>
-    <w:semiHidden/>
     <w:unhideWhenUsed/>
   </w:style>
   <w:style w:type="table" w:default="1" w:styleId="TableNormal">
@@ -2107,15 +1985,12 @@
     <w:basedOn w:val="DefaultParagraphFont"/>
     <w:link w:val="Heading2"/>
     <w:uiPriority w:val="9"/>
-    <w:rsid w:val="00A03169"/>
+    <w:rsid w:val="00327C47"/>
     <w:rPr>
       <w:rFonts w:ascii="Arial" w:eastAsiaTheme="majorEastAsia" w:hAnsi="Arial" w:cs="Arial"/>
       <w:b/>
       <w:bCs/>
       <w:color w:val="000000" w:themeColor="text1"/>
-      <w:sz w:val="24"/>
-      <w:szCs w:val="24"/>
-      <w:lang w:val="it-IT"/>
       <w14:ligatures w14:val="none"/>
     </w:rPr>
   </w:style>
@@ -2124,15 +1999,12 @@
     <w:basedOn w:val="DefaultParagraphFont"/>
     <w:link w:val="Heading3"/>
     <w:uiPriority w:val="9"/>
-    <w:rsid w:val="00A03169"/>
-    <w:rPr>
-      <w:rFonts w:ascii="Arial" w:eastAsiaTheme="majorEastAsia" w:hAnsi="Arial" w:cstheme="majorBidi"/>
-      <w:b/>
-      <w:bCs/>
+    <w:rsid w:val="0001096B"/>
+    <w:rPr>
+      <w:rFonts w:eastAsiaTheme="majorEastAsia" w:cstheme="majorBidi"/>
       <w:color w:val="000000" w:themeColor="text1"/>
-      <w:sz w:val="20"/>
-      <w:szCs w:val="20"/>
-      <w14:ligatures w14:val="none"/>
+      <w:sz w:val="28"/>
+      <w:szCs w:val="28"/>
     </w:rPr>
   </w:style>
   <w:style w:type="character" w:customStyle="1" w:styleId="Heading4Char">
@@ -2577,10 +2449,10 @@
       <w14:ligatures w14:val="none"/>
     </w:rPr>
   </w:style>
-  <w:style w:type="paragraph" w:customStyle="1" w:styleId="AIinstructions">
-    <w:name w:val="AI instructions"/>
+  <w:style w:type="paragraph" w:customStyle="1" w:styleId="Wsreference">
+    <w:name w:val="Ws reference"/>
     <w:basedOn w:val="Normal"/>
-    <w:link w:val="AIinstructionsChar"/>
+    <w:link w:val="WsreferenceChar"/>
     <w:qFormat/>
     <w:rsid w:val="007F6ABB"/>
     <w:rPr>
@@ -2589,10 +2461,10 @@
       <w:szCs w:val="18"/>
     </w:rPr>
   </w:style>
-  <w:style w:type="character" w:customStyle="1" w:styleId="AIinstructionsChar">
-    <w:name w:val="AI instructions Char"/>
+  <w:style w:type="character" w:customStyle="1" w:styleId="WsreferenceChar">
+    <w:name w:val="Ws reference Char"/>
     <w:basedOn w:val="DefaultParagraphFont"/>
-    <w:link w:val="AIinstructions"/>
+    <w:link w:val="Wsreference"/>
     <w:rsid w:val="007F6ABB"/>
     <w:rPr>
       <w:rFonts w:ascii="Arial" w:hAnsi="Arial" w:cs="Arial"/>
@@ -2639,18 +2511,16 @@
   </w:style>
   <w:style w:type="character" w:styleId="BookTitle">
     <w:name w:val="Book Title"/>
-    <w:aliases w:val="Info for Humans"/>
     <w:basedOn w:val="DefaultParagraphFont"/>
     <w:uiPriority w:val="33"/>
     <w:qFormat/>
-    <w:rsid w:val="000971AF"/>
-    <w:rPr>
+    <w:rsid w:val="00780A02"/>
+    <w:rPr>
+      <w:b/>
+      <w:bCs/>
       <w:i/>
       <w:iCs/>
-      <w:color w:val="4C94D8" w:themeColor="text2" w:themeTint="80"/>
       <w:spacing w:val="5"/>
-      <w:sz w:val="18"/>
-      <w:szCs w:val="18"/>
     </w:rPr>
   </w:style>
   <w:style w:type="paragraph" w:customStyle="1" w:styleId="Wsnumber">
@@ -2821,35 +2691,6 @@
       <w:sz w:val="24"/>
       <w:szCs w:val="24"/>
       <w:lang w:eastAsia="en-GB"/>
-      <w14:ligatures w14:val="none"/>
-    </w:rPr>
-  </w:style>
-  <w:style w:type="paragraph" w:customStyle="1" w:styleId="Infoforhumans">
-    <w:name w:val="Info for humans"/>
-    <w:basedOn w:val="Normal"/>
-    <w:link w:val="InfoforhumansChar"/>
-    <w:qFormat/>
-    <w:rsid w:val="008020DA"/>
-    <w:pPr>
-      <w:widowControl/>
-    </w:pPr>
-    <w:rPr>
-      <w:color w:val="0070C0"/>
-      <w:sz w:val="18"/>
-    </w:rPr>
-  </w:style>
-  <w:style w:type="character" w:customStyle="1" w:styleId="InfoforhumansChar">
-    <w:name w:val="Info for humans Char"/>
-    <w:basedOn w:val="Heading1Char"/>
-    <w:link w:val="Infoforhumans"/>
-    <w:rsid w:val="008020DA"/>
-    <w:rPr>
-      <w:rFonts w:ascii="Arial" w:eastAsiaTheme="majorEastAsia" w:hAnsi="Arial" w:cs="Arial"/>
-      <w:b w:val="0"/>
-      <w:bCs w:val="0"/>
-      <w:color w:val="0070C0"/>
-      <w:sz w:val="18"/>
-      <w:szCs w:val="28"/>
       <w14:ligatures w14:val="none"/>
     </w:rPr>
   </w:style>

--- a/content/CP4807/CP4807-head.docx
+++ b/content/CP4807/CP4807-head.docx
@@ -3,25 +3,21 @@
 <w:document xmlns:wpc="http://schemas.microsoft.com/office/word/2010/wordprocessingCanvas" xmlns:cx="http://schemas.microsoft.com/office/drawing/2014/chartex" xmlns:cx1="http://schemas.microsoft.com/office/drawing/2015/9/8/chartex" xmlns:cx2="http://schemas.microsoft.com/office/drawing/2015/10/21/chartex" xmlns:cx3="http://schemas.microsoft.com/office/drawing/2016/5/9/chartex" xmlns:cx4="http://schemas.microsoft.com/office/drawing/2016/5/10/chartex" xmlns:cx5="http://schemas.microsoft.com/office/drawing/2016/5/11/chartex" xmlns:cx6="http://schemas.microsoft.com/office/drawing/2016/5/12/chartex" xmlns:cx7="http://schemas.microsoft.com/office/drawing/2016/5/13/chartex" xmlns:cx8="http://schemas.microsoft.com/office/drawing/2016/5/14/chartex" xmlns:mc="http://schemas.openxmlformats.org/markup-compatibility/2006" xmlns:aink="http://schemas.microsoft.com/office/drawing/2016/ink" xmlns:am3d="http://schemas.microsoft.com/office/drawing/2017/model3d" xmlns:o="urn:schemas-microsoft-com:office:office" xmlns:oel="http://schemas.microsoft.com/office/2019/extlst" xmlns:r="http://schemas.openxmlformats.org/officeDocument/2006/relationships" xmlns:m="http://schemas.openxmlformats.org/officeDocument/2006/math" xmlns:v="urn:schemas-microsoft-com:vml" xmlns:wp14="http://schemas.microsoft.com/office/word/2010/wordprocessingDrawing" xmlns:wp="http://schemas.openxmlformats.org/drawingml/2006/wordprocessingDrawing" xmlns:w10="urn:schemas-microsoft-com:office:word" xmlns:w="http://schemas.openxmlformats.org/wordprocessingml/2006/main" xmlns:w14="http://schemas.microsoft.com/office/word/2010/wordml" xmlns:w15="http://schemas.microsoft.com/office/word/2012/wordml" xmlns:w16cex="http://schemas.microsoft.com/office/word/2018/wordml/cex" xmlns:w16cid="http://schemas.microsoft.com/office/word/2016/wordml/cid" xmlns:w16="http://schemas.microsoft.com/office/word/2018/wordml" xmlns:w16du="http://schemas.microsoft.com/office/word/2023/wordml/word16du" xmlns:w16sdtdh="http://schemas.microsoft.com/office/word/2020/wordml/sdtdatahash" xmlns:w16sdtfl="http://schemas.microsoft.com/office/word/2024/wordml/sdtformatlock" xmlns:w16se="http://schemas.microsoft.com/office/word/2015/wordml/symex" xmlns:wpg="http://schemas.microsoft.com/office/word/2010/wordprocessingGroup" xmlns:wpi="http://schemas.microsoft.com/office/word/2010/wordprocessingInk" xmlns:wne="http://schemas.microsoft.com/office/word/2006/wordml" xmlns:wps="http://schemas.microsoft.com/office/word/2010/wordprocessingShape" mc:Ignorable="w14 w15 w16se w16cid w16 w16cex w16sdtdh w16sdtfl w16du wp14">
   <w:body>
     <w:p>
-      <w:pPr>
-        <w:widowControl/>
-        <w:spacing w:after="160" w:line="259" w:lineRule="auto"/>
-      </w:pPr>
       <w:r>
         <w:rPr>
           <w:noProof/>
         </w:rPr>
         <w:drawing>
-          <wp:anchor distT="0" distB="0" distL="114300" distR="114300" simplePos="0" relativeHeight="251667456" behindDoc="0" locked="0" layoutInCell="1" allowOverlap="1" wp14:anchorId="4289980A" wp14:editId="03C1605F">
+          <wp:anchor distT="0" distB="0" distL="114300" distR="114300" simplePos="0" relativeHeight="251661312" behindDoc="0" locked="0" layoutInCell="1" allowOverlap="1" wp14:anchorId="250BDE04" wp14:editId="5CE62AA3">
             <wp:simplePos x="0" y="0"/>
             <wp:positionH relativeFrom="column">
-              <wp:posOffset>750570</wp:posOffset>
+              <wp:posOffset>799465</wp:posOffset>
             </wp:positionH>
             <wp:positionV relativeFrom="paragraph">
-              <wp:posOffset>78105</wp:posOffset>
+              <wp:posOffset>1118870</wp:posOffset>
             </wp:positionV>
-            <wp:extent cx="5299075" cy="766445"/>
-            <wp:effectExtent l="0" t="0" r="0" b="0"/>
+            <wp:extent cx="5296535" cy="551180"/>
+            <wp:effectExtent l="0" t="0" r="0" b="1270"/>
             <wp:wrapSquare wrapText="bothSides"/>
             <wp:docPr id="2096953061" name="Matrix e-blocks logo.png"/>
             <wp:cNvGraphicFramePr>
@@ -35,7 +31,7 @@
                     <pic:cNvPicPr/>
                   </pic:nvPicPr>
                   <pic:blipFill>
-                    <a:blip r:link="rId8"/>
+                    <a:blip r:link="rId6"/>
                     <a:stretch>
                       <a:fillRect/>
                     </a:stretch>
@@ -43,7 +39,7 @@
                   <pic:spPr>
                     <a:xfrm>
                       <a:off x="0" y="0"/>
-                      <a:ext cx="5299075" cy="766445"/>
+                      <a:ext cx="5296535" cy="551180"/>
                     </a:xfrm>
                     <a:prstGeom prst="rect">
                       <a:avLst/>
@@ -61,12 +57,161 @@
           </wp:anchor>
         </w:drawing>
       </w:r>
-    </w:p>
-    <w:p>
-      <w:pPr>
-        <w:widowControl/>
-        <w:spacing w:after="160" w:line="259" w:lineRule="auto"/>
-      </w:pPr>
+      <w:r>
+        <w:rPr>
+          <w:noProof/>
+          <w:sz w:val="10"/>
+          <w:szCs w:val="10"/>
+        </w:rPr>
+        <mc:AlternateContent>
+          <mc:Choice Requires="wps">
+            <w:drawing>
+              <wp:anchor distT="45720" distB="45720" distL="114300" distR="114300" simplePos="0" relativeHeight="251665408" behindDoc="0" locked="0" layoutInCell="1" allowOverlap="1" wp14:anchorId="5BC0CA97" wp14:editId="35FD53E3">
+                <wp:simplePos x="0" y="0"/>
+                <wp:positionH relativeFrom="column">
+                  <wp:posOffset>2777564</wp:posOffset>
+                </wp:positionH>
+                <wp:positionV relativeFrom="paragraph">
+                  <wp:posOffset>9357995</wp:posOffset>
+                </wp:positionV>
+                <wp:extent cx="1141538" cy="342000"/>
+                <wp:effectExtent l="0" t="0" r="20955" b="20320"/>
+                <wp:wrapNone/>
+                <wp:docPr id="505871529" name="Text Box 2"/>
+                <wp:cNvGraphicFramePr>
+                  <a:graphicFrameLocks xmlns:a="http://schemas.openxmlformats.org/drawingml/2006/main"/>
+                </wp:cNvGraphicFramePr>
+                <a:graphic xmlns:a="http://schemas.openxmlformats.org/drawingml/2006/main">
+                  <a:graphicData uri="http://schemas.microsoft.com/office/word/2010/wordprocessingShape">
+                    <wps:wsp>
+                      <wps:cNvSpPr txBox="1">
+                        <a:spLocks noChangeArrowheads="1"/>
+                      </wps:cNvSpPr>
+                      <wps:spPr bwMode="auto">
+                        <a:xfrm>
+                          <a:off x="0" y="0"/>
+                          <a:ext cx="1141538" cy="342000"/>
+                        </a:xfrm>
+                        <a:prstGeom prst="rect">
+                          <a:avLst/>
+                        </a:prstGeom>
+                        <a:solidFill>
+                          <a:schemeClr val="tx1"/>
+                        </a:solidFill>
+                        <a:ln w="9525">
+                          <a:solidFill>
+                            <a:srgbClr val="000000"/>
+                          </a:solidFill>
+                          <a:miter lim="800000"/>
+                          <a:headEnd/>
+                          <a:tailEnd/>
+                        </a:ln>
+                      </wps:spPr>
+                      <wps:txbx>
+                        <w:txbxContent>
+                          <w:p>
+                            <w:pPr>
+                              <w:jc w:val="center"/>
+                              <w:rPr>
+                                <w:rFonts w:ascii="Calibri" w:hAnsi="Calibri" w:cs="Calibri"/>
+                                <w:b/>
+                                <w:bCs/>
+                                <w:color w:val="FFFFFF" w:themeColor="background1"/>
+                                <w:sz w:val="32"/>
+                                <w:szCs w:val="32"/>
+                              </w:rPr>
+                            </w:pPr>
+                            <w:r>
+                              <w:rPr>
+                                <w:rFonts w:ascii="Calibri" w:hAnsi="Calibri" w:cs="Calibri"/>
+                                <w:b/>
+                                <w:bCs/>
+                                <w:color w:val="FFFFFF" w:themeColor="background1"/>
+                                <w:sz w:val="32"/>
+                                <w:szCs w:val="32"/>
+                              </w:rPr>
+                              <w:t>CP</w:t>
+                            </w:r>
+                            <w:r>
+                              <w:rPr>
+                                <w:rFonts w:ascii="Calibri" w:hAnsi="Calibri" w:cs="Calibri"/>
+                                <w:b/>
+                                <w:bCs/>
+                                <w:color w:val="FFFFFF" w:themeColor="background1"/>
+                                <w:sz w:val="32"/>
+                                <w:szCs w:val="32"/>
+                              </w:rPr>
+                              <w:t>4807</w:t>
+                            </w:r>
+                          </w:p>
+                        </w:txbxContent>
+                      </wps:txbx>
+                      <wps:bodyPr rot="0" vert="horz" wrap="square" lIns="91440" tIns="45720" rIns="91440" bIns="45720" anchor="t" anchorCtr="0">
+                        <a:noAutofit/>
+                      </wps:bodyPr>
+                    </wps:wsp>
+                  </a:graphicData>
+                </a:graphic>
+                <wp14:sizeRelH relativeFrom="margin">
+                  <wp14:pctWidth>0</wp14:pctWidth>
+                </wp14:sizeRelH>
+                <wp14:sizeRelV relativeFrom="margin">
+                  <wp14:pctHeight>0</wp14:pctHeight>
+                </wp14:sizeRelV>
+              </wp:anchor>
+            </w:drawing>
+          </mc:Choice>
+          <mc:Fallback>
+            <w:pict>
+              <v:shapetype w14:anchorId="5BC0CA97" id="_x0000_t202" coordsize="21600,21600" o:spt="202" path="m,l,21600r21600,l21600,xe">
+                <v:stroke joinstyle="miter"/>
+                <v:path gradientshapeok="t" o:connecttype="rect"/>
+              </v:shapetype>
+              <v:shape id="Text Box 2" o:spid="_x0000_s1026" type="#_x0000_t202" style="position:absolute;margin-left:218.7pt;margin-top:736.85pt;width:89.9pt;height:26.95pt;z-index:251665408;visibility:visible;mso-wrap-style:square;mso-width-percent:0;mso-height-percent:0;mso-wrap-distance-left:9pt;mso-wrap-distance-top:3.6pt;mso-wrap-distance-right:9pt;mso-wrap-distance-bottom:3.6pt;mso-position-horizontal:absolute;mso-position-horizontal-relative:text;mso-position-vertical:absolute;mso-position-vertical-relative:text;mso-width-percent:0;mso-height-percent:0;mso-width-relative:margin;mso-height-relative:margin;v-text-anchor:top" o:gfxdata="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" fillcolor="black [3213]">
+                <v:textbox>
+                  <w:txbxContent>
+                    <w:p>
+                      <w:pPr>
+                        <w:jc w:val="center"/>
+                        <w:rPr>
+                          <w:rFonts w:ascii="Calibri" w:hAnsi="Calibri" w:cs="Calibri"/>
+                          <w:b/>
+                          <w:bCs/>
+                          <w:color w:val="FFFFFF" w:themeColor="background1"/>
+                          <w:sz w:val="32"/>
+                          <w:szCs w:val="32"/>
+                        </w:rPr>
+                      </w:pPr>
+                      <w:r>
+                        <w:rPr>
+                          <w:rFonts w:ascii="Calibri" w:hAnsi="Calibri" w:cs="Calibri"/>
+                          <w:b/>
+                          <w:bCs/>
+                          <w:color w:val="FFFFFF" w:themeColor="background1"/>
+                          <w:sz w:val="32"/>
+                          <w:szCs w:val="32"/>
+                        </w:rPr>
+                        <w:t>CP</w:t>
+                      </w:r>
+                      <w:r>
+                        <w:rPr>
+                          <w:rFonts w:ascii="Calibri" w:hAnsi="Calibri" w:cs="Calibri"/>
+                          <w:b/>
+                          <w:bCs/>
+                          <w:color w:val="FFFFFF" w:themeColor="background1"/>
+                          <w:sz w:val="32"/>
+                          <w:szCs w:val="32"/>
+                        </w:rPr>
+                        <w:t>4807</w:t>
+                      </w:r>
+                    </w:p>
+                  </w:txbxContent>
+                </v:textbox>
+              </v:shape>
+            </w:pict>
+          </mc:Fallback>
+        </mc:AlternateContent>
+      </w:r>
       <w:r>
         <w:rPr>
           <w:noProof/>
@@ -74,13 +219,13 @@
         <mc:AlternateContent>
           <mc:Choice Requires="wps">
             <w:drawing>
-              <wp:anchor distT="45720" distB="45720" distL="114300" distR="114300" simplePos="0" relativeHeight="251669504" behindDoc="0" locked="0" layoutInCell="1" allowOverlap="1" wp14:anchorId="1E15AAD4" wp14:editId="40474236">
+              <wp:anchor distT="45720" distB="45720" distL="114300" distR="114300" simplePos="0" relativeHeight="251663360" behindDoc="0" locked="0" layoutInCell="1" allowOverlap="1" wp14:anchorId="55D84354" wp14:editId="5B392086">
                 <wp:simplePos x="0" y="0"/>
                 <wp:positionH relativeFrom="column">
-                  <wp:posOffset>0</wp:posOffset>
+                  <wp:posOffset>1270</wp:posOffset>
                 </wp:positionH>
                 <wp:positionV relativeFrom="paragraph">
-                  <wp:posOffset>318770</wp:posOffset>
+                  <wp:posOffset>2861310</wp:posOffset>
                 </wp:positionV>
                 <wp:extent cx="6856095" cy="452755"/>
                 <wp:effectExtent l="0" t="0" r="20955" b="23495"/>
@@ -122,10 +267,37 @@
                         <w:txbxContent>
                           <w:p>
                             <w:pPr>
-                              <w:pStyle w:val="Packtitle"/>
+                              <w:jc w:val="center"/>
+                              <w:rPr>
+                                <w:rFonts w:ascii="Calibri" w:hAnsi="Calibri" w:cs="Calibri"/>
+                                <w:b/>
+                                <w:bCs/>
+                                <w:color w:val="FFFFFF" w:themeColor="background1"/>
+                                <w:sz w:val="40"/>
+                                <w:szCs w:val="40"/>
+                              </w:rPr>
                             </w:pPr>
                             <w:r>
-                              <w:t>Introduction to microcontrollers</w:t>
+                              <w:rPr>
+                                <w:rFonts w:ascii="Calibri" w:hAnsi="Calibri" w:cs="Calibri"/>
+                                <w:b/>
+                                <w:bCs/>
+                                <w:color w:val="FFFFFF" w:themeColor="background1"/>
+                                <w:sz w:val="40"/>
+                                <w:szCs w:val="40"/>
+                              </w:rPr>
+                              <w:t>Introduction to</w:t>
+                            </w:r>
+                            <w:r>
+                              <w:rPr>
+                                <w:rFonts w:ascii="Calibri" w:hAnsi="Calibri" w:cs="Calibri"/>
+                                <w:b/>
+                                <w:bCs/>
+                                <w:color w:val="FFFFFF" w:themeColor="background1"/>
+                                <w:sz w:val="40"/>
+                                <w:szCs w:val="40"/>
+                              </w:rPr>
+                              <w:t xml:space="preserve"> microcontrollers</w:t>
                             </w:r>
                           </w:p>
                         </w:txbxContent>
@@ -147,19 +319,42 @@
           </mc:Choice>
           <mc:Fallback>
             <w:pict>
-              <v:shapetype w14:anchorId="1E15AAD4" id="_x0000_t202" coordsize="21600,21600" o:spt="202" path="m,l,21600r21600,l21600,xe">
-                <v:stroke joinstyle="miter"/>
-                <v:path gradientshapeok="t" o:connecttype="rect"/>
-              </v:shapetype>
-              <v:shape id="Text Box 2" o:spid="_x0000_s1026" type="#_x0000_t202" style="position:absolute;margin-left:0;margin-top:25.1pt;width:539.85pt;height:35.65pt;z-index:251669504;visibility:visible;mso-wrap-style:square;mso-width-percent:0;mso-height-percent:0;mso-wrap-distance-left:9pt;mso-wrap-distance-top:3.6pt;mso-wrap-distance-right:9pt;mso-wrap-distance-bottom:3.6pt;mso-position-horizontal:absolute;mso-position-horizontal-relative:text;mso-position-vertical:absolute;mso-position-vertical-relative:text;mso-width-percent:0;mso-height-percent:0;mso-width-relative:margin;mso-height-relative:margin;v-text-anchor:top" o:gfxdata="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" fillcolor="#0d0d0d [3069]">
+              <v:shape w14:anchorId="55D84354" id="_x0000_s1027" type="#_x0000_t202" style="position:absolute;margin-left:.1pt;margin-top:225.3pt;width:539.85pt;height:35.65pt;z-index:251663360;visibility:visible;mso-wrap-style:square;mso-width-percent:0;mso-height-percent:0;mso-wrap-distance-left:9pt;mso-wrap-distance-top:3.6pt;mso-wrap-distance-right:9pt;mso-wrap-distance-bottom:3.6pt;mso-position-horizontal:absolute;mso-position-horizontal-relative:text;mso-position-vertical:absolute;mso-position-vertical-relative:text;mso-width-percent:0;mso-height-percent:0;mso-width-relative:margin;mso-height-relative:margin;v-text-anchor:top" o:gfxdata="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" fillcolor="#0d0d0d [3069]">
                 <v:textbox>
                   <w:txbxContent>
                     <w:p>
                       <w:pPr>
-                        <w:pStyle w:val="Packtitle"/>
+                        <w:jc w:val="center"/>
+                        <w:rPr>
+                          <w:rFonts w:ascii="Calibri" w:hAnsi="Calibri" w:cs="Calibri"/>
+                          <w:b/>
+                          <w:bCs/>
+                          <w:color w:val="FFFFFF" w:themeColor="background1"/>
+                          <w:sz w:val="40"/>
+                          <w:szCs w:val="40"/>
+                        </w:rPr>
                       </w:pPr>
                       <w:r>
-                        <w:t>Introduction to microcontrollers</w:t>
+                        <w:rPr>
+                          <w:rFonts w:ascii="Calibri" w:hAnsi="Calibri" w:cs="Calibri"/>
+                          <w:b/>
+                          <w:bCs/>
+                          <w:color w:val="FFFFFF" w:themeColor="background1"/>
+                          <w:sz w:val="40"/>
+                          <w:szCs w:val="40"/>
+                        </w:rPr>
+                        <w:t>Introduction to</w:t>
+                      </w:r>
+                      <w:r>
+                        <w:rPr>
+                          <w:rFonts w:ascii="Calibri" w:hAnsi="Calibri" w:cs="Calibri"/>
+                          <w:b/>
+                          <w:bCs/>
+                          <w:color w:val="FFFFFF" w:themeColor="background1"/>
+                          <w:sz w:val="40"/>
+                          <w:szCs w:val="40"/>
+                        </w:rPr>
+                        <w:t xml:space="preserve"> microcontrollers</w:t>
                       </w:r>
                     </w:p>
                   </w:txbxContent>
@@ -170,20 +365,14 @@
           </mc:Fallback>
         </mc:AlternateContent>
       </w:r>
-    </w:p>
-    <w:p>
-      <w:pPr>
-        <w:widowControl/>
-        <w:spacing w:after="160" w:line="259" w:lineRule="auto"/>
-      </w:pPr>
       <w:r>
         <w:rPr>
           <w:noProof/>
         </w:rPr>
         <w:drawing>
-          <wp:inline distT="0" distB="0" distL="0" distR="0" wp14:anchorId="3DCC9ACF" wp14:editId="6D5BC280">
-            <wp:extent cx="6530771" cy="6080167"/>
-            <wp:effectExtent l="0" t="0" r="3810" b="0"/>
+          <wp:inline distT="0" distB="0" distL="0" distR="0" wp14:anchorId="2839A568" wp14:editId="24257C1D">
+            <wp:extent cx="6901239" cy="6425073"/>
+            <wp:effectExtent l="0" t="0" r="0" b="0"/>
             <wp:docPr id="117827744" name="cover.png"/>
             <wp:cNvGraphicFramePr>
               <a:graphicFrameLocks xmlns:a="http://schemas.openxmlformats.org/drawingml/2006/main" noChangeAspect="1"/>
@@ -196,7 +385,7 @@
                     <pic:cNvPicPr/>
                   </pic:nvPicPr>
                   <pic:blipFill>
-                    <a:blip r:link="rId9"/>
+                    <a:blip r:link="rId7"/>
                     <a:srcRect l="14147" r="14147"/>
                     <a:stretch>
                       <a:fillRect/>
@@ -205,7 +394,7 @@
                   <pic:spPr bwMode="auto">
                     <a:xfrm>
                       <a:off x="0" y="0"/>
-                      <a:ext cx="6535255" cy="6084342"/>
+                      <a:ext cx="6901239" cy="6425073"/>
                     </a:xfrm>
                     <a:prstGeom prst="rect">
                       <a:avLst/>
@@ -226,32 +415,14 @@
         </w:drawing>
       </w:r>
     </w:p>
-    <w:p>
-      <w:pPr>
-        <w:widowControl/>
-        <w:spacing w:after="160" w:line="259" w:lineRule="auto"/>
-        <w:jc w:val="center"/>
-        <w:rPr>
-          <w:b/>
-          <w:bCs/>
-          <w:color w:val="FFFFFF" w:themeColor="background1"/>
-          <w:sz w:val="40"/>
-          <w:szCs w:val="40"/>
-        </w:rPr>
-      </w:pPr>
-      <w:r>
-        <w:rPr>
-          <w:b/>
-          <w:bCs/>
-          <w:color w:val="FFFFFF" w:themeColor="background1"/>
-          <w:sz w:val="40"/>
-          <w:szCs w:val="40"/>
-          <w:highlight w:val="black"/>
-        </w:rPr>
-        <w:t>CP4807</w:t>
-      </w:r>
-    </w:p>
-    <w:sectPr/>
+    <w:sectPr>
+      <w:pgSz w:w="11906" w:h="16838"/>
+      <w:pgMar w:top="567" w:right="567" w:bottom="567" w:left="567" w:header="709" w:footer="709" w:gutter="0"/>
+      <w:pgNumType w:start="0"/>
+      <w:cols w:space="708"/>
+      <w:titlePg/>
+      <w:docGrid w:linePitch="360"/>
+    </w:sectPr>
   </w:body>
 </w:document>
 </file>
@@ -259,224 +430,224 @@
 <file path=word/numbering.xml><?xml version="1.0" encoding="utf-8"?>
 <w:numbering xmlns:wpc="http://schemas.microsoft.com/office/word/2010/wordprocessingCanvas" xmlns:cx="http://schemas.microsoft.com/office/drawing/2014/chartex" xmlns:cx1="http://schemas.microsoft.com/office/drawing/2015/9/8/chartex" xmlns:cx2="http://schemas.microsoft.com/office/drawing/2015/10/21/chartex" xmlns:cx3="http://schemas.microsoft.com/office/drawing/2016/5/9/chartex" xmlns:cx4="http://schemas.microsoft.com/office/drawing/2016/5/10/chartex" xmlns:cx5="http://schemas.microsoft.com/office/drawing/2016/5/11/chartex" xmlns:cx6="http://schemas.microsoft.com/office/drawing/2016/5/12/chartex" xmlns:cx7="http://schemas.microsoft.com/office/drawing/2016/5/13/chartex" xmlns:cx8="http://schemas.microsoft.com/office/drawing/2016/5/14/chartex" xmlns:mc="http://schemas.openxmlformats.org/markup-compatibility/2006" xmlns:aink="http://schemas.microsoft.com/office/drawing/2016/ink" xmlns:am3d="http://schemas.microsoft.com/office/drawing/2017/model3d" xmlns:o="urn:schemas-microsoft-com:office:office" xmlns:oel="http://schemas.microsoft.com/office/2019/extlst" xmlns:r="http://schemas.openxmlformats.org/officeDocument/2006/relationships" xmlns:m="http://schemas.openxmlformats.org/officeDocument/2006/math" xmlns:v="urn:schemas-microsoft-com:vml" xmlns:wp14="http://schemas.microsoft.com/office/word/2010/wordprocessingDrawing" xmlns:wp="http://schemas.openxmlformats.org/drawingml/2006/wordprocessingDrawing" xmlns:w10="urn:schemas-microsoft-com:office:word" xmlns:w="http://schemas.openxmlformats.org/wordprocessingml/2006/main" xmlns:w14="http://schemas.microsoft.com/office/word/2010/wordml" xmlns:w15="http://schemas.microsoft.com/office/word/2012/wordml" xmlns:w16cex="http://schemas.microsoft.com/office/word/2018/wordml/cex" xmlns:w16cid="http://schemas.microsoft.com/office/word/2016/wordml/cid" xmlns:w16="http://schemas.microsoft.com/office/word/2018/wordml" xmlns:w16du="http://schemas.microsoft.com/office/word/2023/wordml/word16du" xmlns:w16sdtdh="http://schemas.microsoft.com/office/word/2020/wordml/sdtdatahash" xmlns:w16sdtfl="http://schemas.microsoft.com/office/word/2024/wordml/sdtformatlock" xmlns:w16se="http://schemas.microsoft.com/office/word/2015/wordml/symex" xmlns:wpg="http://schemas.microsoft.com/office/word/2010/wordprocessingGroup" xmlns:wpi="http://schemas.microsoft.com/office/word/2010/wordprocessingInk" xmlns:wne="http://schemas.microsoft.com/office/word/2006/wordml" xmlns:wps="http://schemas.microsoft.com/office/word/2010/wordprocessingShape" mc:Ignorable="w14 w15 w16se w16cid w16 w16cex w16sdtdh w16sdtfl w16du wp14">
   <w:abstractNum w:abstractNumId="0" w15:restartNumberingAfterBreak="0">
-    <w:nsid w:val="146928D6"/>
+    <w:nsid w:val="195519E5"/>
     <w:multiLevelType w:val="hybridMultilevel"/>
-    <w:tmpl w:val="C180E7F8"/>
-    <w:lvl w:ilvl="0" w:tplc="0809000F">
-      <w:start w:val="1"/>
-      <w:numFmt w:val="decimal"/>
-      <w:lvlText w:val="%1."/>
-      <w:lvlJc w:val="left"/>
-      <w:pPr>
-        <w:ind w:left="720" w:hanging="360"/>
-      </w:pPr>
-    </w:lvl>
-    <w:lvl w:ilvl="1" w:tplc="08090019" w:tentative="1">
-      <w:start w:val="1"/>
-      <w:numFmt w:val="lowerLetter"/>
-      <w:lvlText w:val="%2."/>
-      <w:lvlJc w:val="left"/>
-      <w:pPr>
-        <w:ind w:left="1440" w:hanging="360"/>
-      </w:pPr>
-    </w:lvl>
-    <w:lvl w:ilvl="2" w:tplc="0809001B" w:tentative="1">
-      <w:start w:val="1"/>
-      <w:numFmt w:val="lowerRoman"/>
-      <w:lvlText w:val="%3."/>
-      <w:lvlJc w:val="right"/>
-      <w:pPr>
-        <w:ind w:left="2160" w:hanging="180"/>
-      </w:pPr>
-    </w:lvl>
-    <w:lvl w:ilvl="3" w:tplc="0809000F" w:tentative="1">
-      <w:start w:val="1"/>
-      <w:numFmt w:val="decimal"/>
-      <w:lvlText w:val="%4."/>
-      <w:lvlJc w:val="left"/>
-      <w:pPr>
-        <w:ind w:left="2880" w:hanging="360"/>
-      </w:pPr>
-    </w:lvl>
-    <w:lvl w:ilvl="4" w:tplc="08090019" w:tentative="1">
-      <w:start w:val="1"/>
-      <w:numFmt w:val="lowerLetter"/>
-      <w:lvlText w:val="%5."/>
-      <w:lvlJc w:val="left"/>
-      <w:pPr>
-        <w:ind w:left="3600" w:hanging="360"/>
-      </w:pPr>
-    </w:lvl>
-    <w:lvl w:ilvl="5" w:tplc="0809001B" w:tentative="1">
-      <w:start w:val="1"/>
-      <w:numFmt w:val="lowerRoman"/>
-      <w:lvlText w:val="%6."/>
-      <w:lvlJc w:val="right"/>
-      <w:pPr>
-        <w:ind w:left="4320" w:hanging="180"/>
-      </w:pPr>
-    </w:lvl>
-    <w:lvl w:ilvl="6" w:tplc="0809000F" w:tentative="1">
-      <w:start w:val="1"/>
-      <w:numFmt w:val="decimal"/>
-      <w:lvlText w:val="%7."/>
-      <w:lvlJc w:val="left"/>
-      <w:pPr>
-        <w:ind w:left="5040" w:hanging="360"/>
-      </w:pPr>
-    </w:lvl>
-    <w:lvl w:ilvl="7" w:tplc="08090019" w:tentative="1">
-      <w:start w:val="1"/>
-      <w:numFmt w:val="lowerLetter"/>
-      <w:lvlText w:val="%8."/>
-      <w:lvlJc w:val="left"/>
-      <w:pPr>
-        <w:ind w:left="5760" w:hanging="360"/>
-      </w:pPr>
-    </w:lvl>
-    <w:lvl w:ilvl="8" w:tplc="0809001B" w:tentative="1">
-      <w:start w:val="1"/>
-      <w:numFmt w:val="lowerRoman"/>
-      <w:lvlText w:val="%9."/>
-      <w:lvlJc w:val="right"/>
-      <w:pPr>
-        <w:ind w:left="6480" w:hanging="180"/>
-      </w:pPr>
+    <w:tmpl w:val="5C4EAB70"/>
+    <w:lvl w:ilvl="0" w:tplc="08090001">
+      <w:start w:val="1"/>
+      <w:numFmt w:val="bullet"/>
+      <w:lvlText w:val=""/>
+      <w:lvlJc w:val="left"/>
+      <w:pPr>
+        <w:ind w:left="825" w:hanging="360"/>
+      </w:pPr>
+      <w:rPr>
+        <w:rFonts w:ascii="Symbol" w:hAnsi="Symbol" w:hint="default"/>
+      </w:rPr>
+    </w:lvl>
+    <w:lvl w:ilvl="1" w:tplc="08090003" w:tentative="1">
+      <w:start w:val="1"/>
+      <w:numFmt w:val="bullet"/>
+      <w:lvlText w:val="o"/>
+      <w:lvlJc w:val="left"/>
+      <w:pPr>
+        <w:ind w:left="1545" w:hanging="360"/>
+      </w:pPr>
+      <w:rPr>
+        <w:rFonts w:ascii="Courier New" w:hAnsi="Courier New" w:cs="Courier New" w:hint="default"/>
+      </w:rPr>
+    </w:lvl>
+    <w:lvl w:ilvl="2" w:tplc="08090005" w:tentative="1">
+      <w:start w:val="1"/>
+      <w:numFmt w:val="bullet"/>
+      <w:lvlText w:val=""/>
+      <w:lvlJc w:val="left"/>
+      <w:pPr>
+        <w:ind w:left="2265" w:hanging="360"/>
+      </w:pPr>
+      <w:rPr>
+        <w:rFonts w:ascii="Wingdings" w:hAnsi="Wingdings" w:hint="default"/>
+      </w:rPr>
+    </w:lvl>
+    <w:lvl w:ilvl="3" w:tplc="08090001" w:tentative="1">
+      <w:start w:val="1"/>
+      <w:numFmt w:val="bullet"/>
+      <w:lvlText w:val=""/>
+      <w:lvlJc w:val="left"/>
+      <w:pPr>
+        <w:ind w:left="2985" w:hanging="360"/>
+      </w:pPr>
+      <w:rPr>
+        <w:rFonts w:ascii="Symbol" w:hAnsi="Symbol" w:hint="default"/>
+      </w:rPr>
+    </w:lvl>
+    <w:lvl w:ilvl="4" w:tplc="08090003" w:tentative="1">
+      <w:start w:val="1"/>
+      <w:numFmt w:val="bullet"/>
+      <w:lvlText w:val="o"/>
+      <w:lvlJc w:val="left"/>
+      <w:pPr>
+        <w:ind w:left="3705" w:hanging="360"/>
+      </w:pPr>
+      <w:rPr>
+        <w:rFonts w:ascii="Courier New" w:hAnsi="Courier New" w:cs="Courier New" w:hint="default"/>
+      </w:rPr>
+    </w:lvl>
+    <w:lvl w:ilvl="5" w:tplc="08090005" w:tentative="1">
+      <w:start w:val="1"/>
+      <w:numFmt w:val="bullet"/>
+      <w:lvlText w:val=""/>
+      <w:lvlJc w:val="left"/>
+      <w:pPr>
+        <w:ind w:left="4425" w:hanging="360"/>
+      </w:pPr>
+      <w:rPr>
+        <w:rFonts w:ascii="Wingdings" w:hAnsi="Wingdings" w:hint="default"/>
+      </w:rPr>
+    </w:lvl>
+    <w:lvl w:ilvl="6" w:tplc="08090001" w:tentative="1">
+      <w:start w:val="1"/>
+      <w:numFmt w:val="bullet"/>
+      <w:lvlText w:val=""/>
+      <w:lvlJc w:val="left"/>
+      <w:pPr>
+        <w:ind w:left="5145" w:hanging="360"/>
+      </w:pPr>
+      <w:rPr>
+        <w:rFonts w:ascii="Symbol" w:hAnsi="Symbol" w:hint="default"/>
+      </w:rPr>
+    </w:lvl>
+    <w:lvl w:ilvl="7" w:tplc="08090003" w:tentative="1">
+      <w:start w:val="1"/>
+      <w:numFmt w:val="bullet"/>
+      <w:lvlText w:val="o"/>
+      <w:lvlJc w:val="left"/>
+      <w:pPr>
+        <w:ind w:left="5865" w:hanging="360"/>
+      </w:pPr>
+      <w:rPr>
+        <w:rFonts w:ascii="Courier New" w:hAnsi="Courier New" w:cs="Courier New" w:hint="default"/>
+      </w:rPr>
+    </w:lvl>
+    <w:lvl w:ilvl="8" w:tplc="08090005" w:tentative="1">
+      <w:start w:val="1"/>
+      <w:numFmt w:val="bullet"/>
+      <w:lvlText w:val=""/>
+      <w:lvlJc w:val="left"/>
+      <w:pPr>
+        <w:ind w:left="6585" w:hanging="360"/>
+      </w:pPr>
+      <w:rPr>
+        <w:rFonts w:ascii="Wingdings" w:hAnsi="Wingdings" w:hint="default"/>
+      </w:rPr>
     </w:lvl>
   </w:abstractNum>
   <w:abstractNum w:abstractNumId="1" w15:restartNumberingAfterBreak="0">
-    <w:nsid w:val="1EDE6A06"/>
+    <w:nsid w:val="1DAA3ACD"/>
     <w:multiLevelType w:val="hybridMultilevel"/>
-    <w:tmpl w:val="107E292A"/>
-    <w:lvl w:ilvl="0" w:tplc="08090001">
-      <w:start w:val="1"/>
+    <w:tmpl w:val="813EA9B8"/>
+    <w:lvl w:ilvl="0" w:tplc="33BAF48E">
       <w:numFmt w:val="bullet"/>
       <w:lvlText w:val=""/>
       <w:lvlJc w:val="left"/>
       <w:pPr>
-        <w:tabs>
-          <w:tab w:val="num" w:pos="720"/>
-        </w:tabs>
         <w:ind w:left="720" w:hanging="360"/>
       </w:pPr>
       <w:rPr>
+        <w:rFonts w:ascii="Symbol" w:eastAsiaTheme="minorHAnsi" w:hAnsi="Symbol" w:cstheme="minorBidi" w:hint="default"/>
+        <w:sz w:val="20"/>
+      </w:rPr>
+    </w:lvl>
+    <w:lvl w:ilvl="1" w:tplc="08090003" w:tentative="1">
+      <w:start w:val="1"/>
+      <w:numFmt w:val="bullet"/>
+      <w:lvlText w:val="o"/>
+      <w:lvlJc w:val="left"/>
+      <w:pPr>
+        <w:ind w:left="1440" w:hanging="360"/>
+      </w:pPr>
+      <w:rPr>
+        <w:rFonts w:ascii="Courier New" w:hAnsi="Courier New" w:cs="Courier New" w:hint="default"/>
+      </w:rPr>
+    </w:lvl>
+    <w:lvl w:ilvl="2" w:tplc="08090005" w:tentative="1">
+      <w:start w:val="1"/>
+      <w:numFmt w:val="bullet"/>
+      <w:lvlText w:val=""/>
+      <w:lvlJc w:val="left"/>
+      <w:pPr>
+        <w:ind w:left="2160" w:hanging="360"/>
+      </w:pPr>
+      <w:rPr>
+        <w:rFonts w:ascii="Wingdings" w:hAnsi="Wingdings" w:hint="default"/>
+      </w:rPr>
+    </w:lvl>
+    <w:lvl w:ilvl="3" w:tplc="08090001" w:tentative="1">
+      <w:start w:val="1"/>
+      <w:numFmt w:val="bullet"/>
+      <w:lvlText w:val=""/>
+      <w:lvlJc w:val="left"/>
+      <w:pPr>
+        <w:ind w:left="2880" w:hanging="360"/>
+      </w:pPr>
+      <w:rPr>
         <w:rFonts w:ascii="Symbol" w:hAnsi="Symbol" w:hint="default"/>
       </w:rPr>
     </w:lvl>
-    <w:lvl w:ilvl="1" w:tplc="04090001">
+    <w:lvl w:ilvl="4" w:tplc="08090003" w:tentative="1">
+      <w:start w:val="1"/>
+      <w:numFmt w:val="bullet"/>
+      <w:lvlText w:val="o"/>
+      <w:lvlJc w:val="left"/>
+      <w:pPr>
+        <w:ind w:left="3600" w:hanging="360"/>
+      </w:pPr>
+      <w:rPr>
+        <w:rFonts w:ascii="Courier New" w:hAnsi="Courier New" w:cs="Courier New" w:hint="default"/>
+      </w:rPr>
+    </w:lvl>
+    <w:lvl w:ilvl="5" w:tplc="08090005" w:tentative="1">
+      <w:start w:val="1"/>
+      <w:numFmt w:val="bullet"/>
+      <w:lvlText w:val=""/>
+      <w:lvlJc w:val="left"/>
+      <w:pPr>
+        <w:ind w:left="4320" w:hanging="360"/>
+      </w:pPr>
+      <w:rPr>
+        <w:rFonts w:ascii="Wingdings" w:hAnsi="Wingdings" w:hint="default"/>
+      </w:rPr>
+    </w:lvl>
+    <w:lvl w:ilvl="6" w:tplc="08090001" w:tentative="1">
       <w:start w:val="1"/>
       <w:numFmt w:val="bullet"/>
       <w:lvlText w:val=""/>
       <w:lvlJc w:val="left"/>
       <w:pPr>
-        <w:tabs>
-          <w:tab w:val="num" w:pos="1440"/>
-        </w:tabs>
-        <w:ind w:left="1440" w:hanging="360"/>
+        <w:ind w:left="5040" w:hanging="360"/>
       </w:pPr>
       <w:rPr>
         <w:rFonts w:ascii="Symbol" w:hAnsi="Symbol" w:hint="default"/>
       </w:rPr>
     </w:lvl>
-    <w:lvl w:ilvl="2" w:tplc="08090005" w:tentative="1">
+    <w:lvl w:ilvl="7" w:tplc="08090003" w:tentative="1">
+      <w:start w:val="1"/>
+      <w:numFmt w:val="bullet"/>
+      <w:lvlText w:val="o"/>
+      <w:lvlJc w:val="left"/>
+      <w:pPr>
+        <w:ind w:left="5760" w:hanging="360"/>
+      </w:pPr>
+      <w:rPr>
+        <w:rFonts w:ascii="Courier New" w:hAnsi="Courier New" w:cs="Courier New" w:hint="default"/>
+      </w:rPr>
+    </w:lvl>
+    <w:lvl w:ilvl="8" w:tplc="08090005" w:tentative="1">
       <w:start w:val="1"/>
       <w:numFmt w:val="bullet"/>
       <w:lvlText w:val=""/>
       <w:lvlJc w:val="left"/>
       <w:pPr>
-        <w:tabs>
-          <w:tab w:val="num" w:pos="2160"/>
-        </w:tabs>
-        <w:ind w:left="2160" w:hanging="360"/>
-      </w:pPr>
-      <w:rPr>
-        <w:rFonts w:ascii="Wingdings" w:hAnsi="Wingdings" w:hint="default"/>
-      </w:rPr>
-    </w:lvl>
-    <w:lvl w:ilvl="3" w:tplc="08090001" w:tentative="1">
-      <w:start w:val="1"/>
-      <w:numFmt w:val="bullet"/>
-      <w:lvlText w:val=""/>
-      <w:lvlJc w:val="left"/>
-      <w:pPr>
-        <w:tabs>
-          <w:tab w:val="num" w:pos="2880"/>
-        </w:tabs>
-        <w:ind w:left="2880" w:hanging="360"/>
-      </w:pPr>
-      <w:rPr>
-        <w:rFonts w:ascii="Symbol" w:hAnsi="Symbol" w:hint="default"/>
-      </w:rPr>
-    </w:lvl>
-    <w:lvl w:ilvl="4" w:tplc="08090003" w:tentative="1">
-      <w:start w:val="1"/>
-      <w:numFmt w:val="bullet"/>
-      <w:lvlText w:val="o"/>
-      <w:lvlJc w:val="left"/>
-      <w:pPr>
-        <w:tabs>
-          <w:tab w:val="num" w:pos="3600"/>
-        </w:tabs>
-        <w:ind w:left="3600" w:hanging="360"/>
-      </w:pPr>
-      <w:rPr>
-        <w:rFonts w:ascii="Courier New" w:hAnsi="Courier New" w:cs="Tahoma" w:hint="default"/>
-      </w:rPr>
-    </w:lvl>
-    <w:lvl w:ilvl="5" w:tplc="08090005" w:tentative="1">
-      <w:start w:val="1"/>
-      <w:numFmt w:val="bullet"/>
-      <w:lvlText w:val=""/>
-      <w:lvlJc w:val="left"/>
-      <w:pPr>
-        <w:tabs>
-          <w:tab w:val="num" w:pos="4320"/>
-        </w:tabs>
-        <w:ind w:left="4320" w:hanging="360"/>
-      </w:pPr>
-      <w:rPr>
-        <w:rFonts w:ascii="Wingdings" w:hAnsi="Wingdings" w:hint="default"/>
-      </w:rPr>
-    </w:lvl>
-    <w:lvl w:ilvl="6" w:tplc="08090001" w:tentative="1">
-      <w:start w:val="1"/>
-      <w:numFmt w:val="bullet"/>
-      <w:lvlText w:val=""/>
-      <w:lvlJc w:val="left"/>
-      <w:pPr>
-        <w:tabs>
-          <w:tab w:val="num" w:pos="5040"/>
-        </w:tabs>
-        <w:ind w:left="5040" w:hanging="360"/>
-      </w:pPr>
-      <w:rPr>
-        <w:rFonts w:ascii="Symbol" w:hAnsi="Symbol" w:hint="default"/>
-      </w:rPr>
-    </w:lvl>
-    <w:lvl w:ilvl="7" w:tplc="08090003" w:tentative="1">
-      <w:start w:val="1"/>
-      <w:numFmt w:val="bullet"/>
-      <w:lvlText w:val="o"/>
-      <w:lvlJc w:val="left"/>
-      <w:pPr>
-        <w:tabs>
-          <w:tab w:val="num" w:pos="5760"/>
-        </w:tabs>
-        <w:ind w:left="5760" w:hanging="360"/>
-      </w:pPr>
-      <w:rPr>
-        <w:rFonts w:ascii="Courier New" w:hAnsi="Courier New" w:cs="Tahoma" w:hint="default"/>
-      </w:rPr>
-    </w:lvl>
-    <w:lvl w:ilvl="8" w:tplc="08090005" w:tentative="1">
-      <w:start w:val="1"/>
-      <w:numFmt w:val="bullet"/>
-      <w:lvlText w:val=""/>
-      <w:lvlJc w:val="left"/>
-      <w:pPr>
-        <w:tabs>
-          <w:tab w:val="num" w:pos="6480"/>
-        </w:tabs>
         <w:ind w:left="6480" w:hanging="360"/>
       </w:pPr>
       <w:rPr>
@@ -598,9 +769,234 @@
     </w:lvl>
   </w:abstractNum>
   <w:abstractNum w:abstractNumId="3" w15:restartNumberingAfterBreak="0">
-    <w:nsid w:val="42CA77DD"/>
+    <w:nsid w:val="2EC151C8"/>
     <w:multiLevelType w:val="hybridMultilevel"/>
-    <w:tmpl w:val="C180E7F8"/>
+    <w:tmpl w:val="4D842E7E"/>
+    <w:lvl w:ilvl="0" w:tplc="33BAF48E">
+      <w:numFmt w:val="bullet"/>
+      <w:lvlText w:val=""/>
+      <w:lvlJc w:val="left"/>
+      <w:pPr>
+        <w:ind w:left="465" w:hanging="360"/>
+      </w:pPr>
+      <w:rPr>
+        <w:rFonts w:ascii="Symbol" w:eastAsiaTheme="minorHAnsi" w:hAnsi="Symbol" w:cstheme="minorBidi" w:hint="default"/>
+        <w:sz w:val="20"/>
+      </w:rPr>
+    </w:lvl>
+    <w:lvl w:ilvl="1" w:tplc="08090003" w:tentative="1">
+      <w:start w:val="1"/>
+      <w:numFmt w:val="bullet"/>
+      <w:lvlText w:val="o"/>
+      <w:lvlJc w:val="left"/>
+      <w:pPr>
+        <w:ind w:left="1185" w:hanging="360"/>
+      </w:pPr>
+      <w:rPr>
+        <w:rFonts w:ascii="Courier New" w:hAnsi="Courier New" w:cs="Courier New" w:hint="default"/>
+      </w:rPr>
+    </w:lvl>
+    <w:lvl w:ilvl="2" w:tplc="08090005" w:tentative="1">
+      <w:start w:val="1"/>
+      <w:numFmt w:val="bullet"/>
+      <w:lvlText w:val=""/>
+      <w:lvlJc w:val="left"/>
+      <w:pPr>
+        <w:ind w:left="1905" w:hanging="360"/>
+      </w:pPr>
+      <w:rPr>
+        <w:rFonts w:ascii="Wingdings" w:hAnsi="Wingdings" w:hint="default"/>
+      </w:rPr>
+    </w:lvl>
+    <w:lvl w:ilvl="3" w:tplc="08090001" w:tentative="1">
+      <w:start w:val="1"/>
+      <w:numFmt w:val="bullet"/>
+      <w:lvlText w:val=""/>
+      <w:lvlJc w:val="left"/>
+      <w:pPr>
+        <w:ind w:left="2625" w:hanging="360"/>
+      </w:pPr>
+      <w:rPr>
+        <w:rFonts w:ascii="Symbol" w:hAnsi="Symbol" w:hint="default"/>
+      </w:rPr>
+    </w:lvl>
+    <w:lvl w:ilvl="4" w:tplc="08090003" w:tentative="1">
+      <w:start w:val="1"/>
+      <w:numFmt w:val="bullet"/>
+      <w:lvlText w:val="o"/>
+      <w:lvlJc w:val="left"/>
+      <w:pPr>
+        <w:ind w:left="3345" w:hanging="360"/>
+      </w:pPr>
+      <w:rPr>
+        <w:rFonts w:ascii="Courier New" w:hAnsi="Courier New" w:cs="Courier New" w:hint="default"/>
+      </w:rPr>
+    </w:lvl>
+    <w:lvl w:ilvl="5" w:tplc="08090005" w:tentative="1">
+      <w:start w:val="1"/>
+      <w:numFmt w:val="bullet"/>
+      <w:lvlText w:val=""/>
+      <w:lvlJc w:val="left"/>
+      <w:pPr>
+        <w:ind w:left="4065" w:hanging="360"/>
+      </w:pPr>
+      <w:rPr>
+        <w:rFonts w:ascii="Wingdings" w:hAnsi="Wingdings" w:hint="default"/>
+      </w:rPr>
+    </w:lvl>
+    <w:lvl w:ilvl="6" w:tplc="08090001" w:tentative="1">
+      <w:start w:val="1"/>
+      <w:numFmt w:val="bullet"/>
+      <w:lvlText w:val=""/>
+      <w:lvlJc w:val="left"/>
+      <w:pPr>
+        <w:ind w:left="4785" w:hanging="360"/>
+      </w:pPr>
+      <w:rPr>
+        <w:rFonts w:ascii="Symbol" w:hAnsi="Symbol" w:hint="default"/>
+      </w:rPr>
+    </w:lvl>
+    <w:lvl w:ilvl="7" w:tplc="08090003" w:tentative="1">
+      <w:start w:val="1"/>
+      <w:numFmt w:val="bullet"/>
+      <w:lvlText w:val="o"/>
+      <w:lvlJc w:val="left"/>
+      <w:pPr>
+        <w:ind w:left="5505" w:hanging="360"/>
+      </w:pPr>
+      <w:rPr>
+        <w:rFonts w:ascii="Courier New" w:hAnsi="Courier New" w:cs="Courier New" w:hint="default"/>
+      </w:rPr>
+    </w:lvl>
+    <w:lvl w:ilvl="8" w:tplc="08090005" w:tentative="1">
+      <w:start w:val="1"/>
+      <w:numFmt w:val="bullet"/>
+      <w:lvlText w:val=""/>
+      <w:lvlJc w:val="left"/>
+      <w:pPr>
+        <w:ind w:left="6225" w:hanging="360"/>
+      </w:pPr>
+      <w:rPr>
+        <w:rFonts w:ascii="Wingdings" w:hAnsi="Wingdings" w:hint="default"/>
+      </w:rPr>
+    </w:lvl>
+  </w:abstractNum>
+  <w:abstractNum w:abstractNumId="4" w15:restartNumberingAfterBreak="0">
+    <w:nsid w:val="30AE4CED"/>
+    <w:multiLevelType w:val="hybridMultilevel"/>
+    <w:tmpl w:val="94086526"/>
+    <w:lvl w:ilvl="0" w:tplc="E89073C4">
+      <w:numFmt w:val="bullet"/>
+      <w:lvlText w:val=""/>
+      <w:lvlJc w:val="left"/>
+      <w:pPr>
+        <w:ind w:left="720" w:hanging="360"/>
+      </w:pPr>
+      <w:rPr>
+        <w:rFonts w:ascii="Symbol" w:eastAsia="Aptos" w:hAnsi="Symbol" w:cs="Times New Roman" w:hint="default"/>
+      </w:rPr>
+    </w:lvl>
+    <w:lvl w:ilvl="1" w:tplc="08090003">
+      <w:start w:val="1"/>
+      <w:numFmt w:val="bullet"/>
+      <w:lvlText w:val="o"/>
+      <w:lvlJc w:val="left"/>
+      <w:pPr>
+        <w:ind w:left="1440" w:hanging="360"/>
+      </w:pPr>
+      <w:rPr>
+        <w:rFonts w:ascii="Courier New" w:hAnsi="Courier New" w:cs="Courier New" w:hint="default"/>
+      </w:rPr>
+    </w:lvl>
+    <w:lvl w:ilvl="2" w:tplc="08090005">
+      <w:start w:val="1"/>
+      <w:numFmt w:val="bullet"/>
+      <w:lvlText w:val=""/>
+      <w:lvlJc w:val="left"/>
+      <w:pPr>
+        <w:ind w:left="2160" w:hanging="360"/>
+      </w:pPr>
+      <w:rPr>
+        <w:rFonts w:ascii="Wingdings" w:hAnsi="Wingdings" w:hint="default"/>
+      </w:rPr>
+    </w:lvl>
+    <w:lvl w:ilvl="3" w:tplc="08090001">
+      <w:start w:val="1"/>
+      <w:numFmt w:val="bullet"/>
+      <w:lvlText w:val=""/>
+      <w:lvlJc w:val="left"/>
+      <w:pPr>
+        <w:ind w:left="2880" w:hanging="360"/>
+      </w:pPr>
+      <w:rPr>
+        <w:rFonts w:ascii="Symbol" w:hAnsi="Symbol" w:hint="default"/>
+      </w:rPr>
+    </w:lvl>
+    <w:lvl w:ilvl="4" w:tplc="08090003">
+      <w:start w:val="1"/>
+      <w:numFmt w:val="bullet"/>
+      <w:lvlText w:val="o"/>
+      <w:lvlJc w:val="left"/>
+      <w:pPr>
+        <w:ind w:left="3600" w:hanging="360"/>
+      </w:pPr>
+      <w:rPr>
+        <w:rFonts w:ascii="Courier New" w:hAnsi="Courier New" w:cs="Courier New" w:hint="default"/>
+      </w:rPr>
+    </w:lvl>
+    <w:lvl w:ilvl="5" w:tplc="08090005">
+      <w:start w:val="1"/>
+      <w:numFmt w:val="bullet"/>
+      <w:lvlText w:val=""/>
+      <w:lvlJc w:val="left"/>
+      <w:pPr>
+        <w:ind w:left="4320" w:hanging="360"/>
+      </w:pPr>
+      <w:rPr>
+        <w:rFonts w:ascii="Wingdings" w:hAnsi="Wingdings" w:hint="default"/>
+      </w:rPr>
+    </w:lvl>
+    <w:lvl w:ilvl="6" w:tplc="08090001">
+      <w:start w:val="1"/>
+      <w:numFmt w:val="bullet"/>
+      <w:lvlText w:val=""/>
+      <w:lvlJc w:val="left"/>
+      <w:pPr>
+        <w:ind w:left="5040" w:hanging="360"/>
+      </w:pPr>
+      <w:rPr>
+        <w:rFonts w:ascii="Symbol" w:hAnsi="Symbol" w:hint="default"/>
+      </w:rPr>
+    </w:lvl>
+    <w:lvl w:ilvl="7" w:tplc="08090003">
+      <w:start w:val="1"/>
+      <w:numFmt w:val="bullet"/>
+      <w:lvlText w:val="o"/>
+      <w:lvlJc w:val="left"/>
+      <w:pPr>
+        <w:ind w:left="5760" w:hanging="360"/>
+      </w:pPr>
+      <w:rPr>
+        <w:rFonts w:ascii="Courier New" w:hAnsi="Courier New" w:cs="Courier New" w:hint="default"/>
+      </w:rPr>
+    </w:lvl>
+    <w:lvl w:ilvl="8" w:tplc="08090005">
+      <w:start w:val="1"/>
+      <w:numFmt w:val="bullet"/>
+      <w:lvlText w:val=""/>
+      <w:lvlJc w:val="left"/>
+      <w:pPr>
+        <w:ind w:left="6480" w:hanging="360"/>
+      </w:pPr>
+      <w:rPr>
+        <w:rFonts w:ascii="Wingdings" w:hAnsi="Wingdings" w:hint="default"/>
+      </w:rPr>
+    </w:lvl>
+  </w:abstractNum>
+  <w:abstractNum w:abstractNumId="5" w15:restartNumberingAfterBreak="0">
+    <w:nsid w:val="338F3524"/>
+    <w:multiLevelType w:val="hybridMultilevel"/>
+    <w:tmpl w:val="F684E322"/>
     <w:lvl w:ilvl="0" w:tplc="FFFFFFFF">
       <w:start w:val="1"/>
       <w:numFmt w:val="decimal"/>
@@ -683,11 +1079,11 @@
       </w:pPr>
     </w:lvl>
   </w:abstractNum>
-  <w:abstractNum w:abstractNumId="4" w15:restartNumberingAfterBreak="0">
-    <w:nsid w:val="43BC4DEA"/>
+  <w:abstractNum w:abstractNumId="6" w15:restartNumberingAfterBreak="0">
+    <w:nsid w:val="3A84135A"/>
     <w:multiLevelType w:val="hybridMultilevel"/>
-    <w:tmpl w:val="C180E7F8"/>
-    <w:lvl w:ilvl="0" w:tplc="FFFFFFFF">
+    <w:tmpl w:val="29F270AC"/>
+    <w:lvl w:ilvl="0" w:tplc="0809000F">
       <w:start w:val="1"/>
       <w:numFmt w:val="decimal"/>
       <w:lvlText w:val="%1."/>
@@ -696,7 +1092,7 @@
         <w:ind w:left="720" w:hanging="360"/>
       </w:pPr>
     </w:lvl>
-    <w:lvl w:ilvl="1" w:tplc="FFFFFFFF" w:tentative="1">
+    <w:lvl w:ilvl="1" w:tplc="08090019" w:tentative="1">
       <w:start w:val="1"/>
       <w:numFmt w:val="lowerLetter"/>
       <w:lvlText w:val="%2."/>
@@ -705,7 +1101,7 @@
         <w:ind w:left="1440" w:hanging="360"/>
       </w:pPr>
     </w:lvl>
-    <w:lvl w:ilvl="2" w:tplc="FFFFFFFF" w:tentative="1">
+    <w:lvl w:ilvl="2" w:tplc="0809001B" w:tentative="1">
       <w:start w:val="1"/>
       <w:numFmt w:val="lowerRoman"/>
       <w:lvlText w:val="%3."/>
@@ -714,7 +1110,7 @@
         <w:ind w:left="2160" w:hanging="180"/>
       </w:pPr>
     </w:lvl>
-    <w:lvl w:ilvl="3" w:tplc="FFFFFFFF" w:tentative="1">
+    <w:lvl w:ilvl="3" w:tplc="0809000F" w:tentative="1">
       <w:start w:val="1"/>
       <w:numFmt w:val="decimal"/>
       <w:lvlText w:val="%4."/>
@@ -723,7 +1119,7 @@
         <w:ind w:left="2880" w:hanging="360"/>
       </w:pPr>
     </w:lvl>
-    <w:lvl w:ilvl="4" w:tplc="FFFFFFFF" w:tentative="1">
+    <w:lvl w:ilvl="4" w:tplc="08090019" w:tentative="1">
       <w:start w:val="1"/>
       <w:numFmt w:val="lowerLetter"/>
       <w:lvlText w:val="%5."/>
@@ -732,7 +1128,7 @@
         <w:ind w:left="3600" w:hanging="360"/>
       </w:pPr>
     </w:lvl>
-    <w:lvl w:ilvl="5" w:tplc="FFFFFFFF" w:tentative="1">
+    <w:lvl w:ilvl="5" w:tplc="0809001B" w:tentative="1">
       <w:start w:val="1"/>
       <w:numFmt w:val="lowerRoman"/>
       <w:lvlText w:val="%6."/>
@@ -741,7 +1137,7 @@
         <w:ind w:left="4320" w:hanging="180"/>
       </w:pPr>
     </w:lvl>
-    <w:lvl w:ilvl="6" w:tplc="FFFFFFFF" w:tentative="1">
+    <w:lvl w:ilvl="6" w:tplc="0809000F" w:tentative="1">
       <w:start w:val="1"/>
       <w:numFmt w:val="decimal"/>
       <w:lvlText w:val="%7."/>
@@ -750,7 +1146,7 @@
         <w:ind w:left="5040" w:hanging="360"/>
       </w:pPr>
     </w:lvl>
-    <w:lvl w:ilvl="7" w:tplc="FFFFFFFF" w:tentative="1">
+    <w:lvl w:ilvl="7" w:tplc="08090019" w:tentative="1">
       <w:start w:val="1"/>
       <w:numFmt w:val="lowerLetter"/>
       <w:lvlText w:val="%8."/>
@@ -759,7 +1155,7 @@
         <w:ind w:left="5760" w:hanging="360"/>
       </w:pPr>
     </w:lvl>
-    <w:lvl w:ilvl="8" w:tplc="FFFFFFFF" w:tentative="1">
+    <w:lvl w:ilvl="8" w:tplc="0809001B" w:tentative="1">
       <w:start w:val="1"/>
       <w:numFmt w:val="lowerRoman"/>
       <w:lvlText w:val="%9."/>
@@ -769,7 +1165,274 @@
       </w:pPr>
     </w:lvl>
   </w:abstractNum>
-  <w:abstractNum w:abstractNumId="5" w15:restartNumberingAfterBreak="0">
+  <w:abstractNum w:abstractNumId="7" w15:restartNumberingAfterBreak="0">
+    <w:nsid w:val="3F6122D0"/>
+    <w:multiLevelType w:val="hybridMultilevel"/>
+    <w:tmpl w:val="3FCE54D0"/>
+    <w:lvl w:ilvl="0" w:tplc="08090001">
+      <w:start w:val="1"/>
+      <w:numFmt w:val="bullet"/>
+      <w:lvlText w:val=""/>
+      <w:lvlJc w:val="left"/>
+      <w:pPr>
+        <w:ind w:left="1185" w:hanging="360"/>
+      </w:pPr>
+      <w:rPr>
+        <w:rFonts w:ascii="Symbol" w:hAnsi="Symbol" w:hint="default"/>
+      </w:rPr>
+    </w:lvl>
+    <w:lvl w:ilvl="1" w:tplc="FFFFFFFF" w:tentative="1">
+      <w:start w:val="1"/>
+      <w:numFmt w:val="lowerLetter"/>
+      <w:lvlText w:val="%2."/>
+      <w:lvlJc w:val="left"/>
+      <w:pPr>
+        <w:ind w:left="1905" w:hanging="360"/>
+      </w:pPr>
+    </w:lvl>
+    <w:lvl w:ilvl="2" w:tplc="FFFFFFFF" w:tentative="1">
+      <w:start w:val="1"/>
+      <w:numFmt w:val="lowerRoman"/>
+      <w:lvlText w:val="%3."/>
+      <w:lvlJc w:val="right"/>
+      <w:pPr>
+        <w:ind w:left="2625" w:hanging="180"/>
+      </w:pPr>
+    </w:lvl>
+    <w:lvl w:ilvl="3" w:tplc="FFFFFFFF" w:tentative="1">
+      <w:start w:val="1"/>
+      <w:numFmt w:val="decimal"/>
+      <w:lvlText w:val="%4."/>
+      <w:lvlJc w:val="left"/>
+      <w:pPr>
+        <w:ind w:left="3345" w:hanging="360"/>
+      </w:pPr>
+    </w:lvl>
+    <w:lvl w:ilvl="4" w:tplc="FFFFFFFF" w:tentative="1">
+      <w:start w:val="1"/>
+      <w:numFmt w:val="lowerLetter"/>
+      <w:lvlText w:val="%5."/>
+      <w:lvlJc w:val="left"/>
+      <w:pPr>
+        <w:ind w:left="4065" w:hanging="360"/>
+      </w:pPr>
+    </w:lvl>
+    <w:lvl w:ilvl="5" w:tplc="FFFFFFFF" w:tentative="1">
+      <w:start w:val="1"/>
+      <w:numFmt w:val="lowerRoman"/>
+      <w:lvlText w:val="%6."/>
+      <w:lvlJc w:val="right"/>
+      <w:pPr>
+        <w:ind w:left="4785" w:hanging="180"/>
+      </w:pPr>
+    </w:lvl>
+    <w:lvl w:ilvl="6" w:tplc="FFFFFFFF" w:tentative="1">
+      <w:start w:val="1"/>
+      <w:numFmt w:val="decimal"/>
+      <w:lvlText w:val="%7."/>
+      <w:lvlJc w:val="left"/>
+      <w:pPr>
+        <w:ind w:left="5505" w:hanging="360"/>
+      </w:pPr>
+    </w:lvl>
+    <w:lvl w:ilvl="7" w:tplc="FFFFFFFF" w:tentative="1">
+      <w:start w:val="1"/>
+      <w:numFmt w:val="lowerLetter"/>
+      <w:lvlText w:val="%8."/>
+      <w:lvlJc w:val="left"/>
+      <w:pPr>
+        <w:ind w:left="6225" w:hanging="360"/>
+      </w:pPr>
+    </w:lvl>
+    <w:lvl w:ilvl="8" w:tplc="FFFFFFFF" w:tentative="1">
+      <w:start w:val="1"/>
+      <w:numFmt w:val="lowerRoman"/>
+      <w:lvlText w:val="%9."/>
+      <w:lvlJc w:val="right"/>
+      <w:pPr>
+        <w:ind w:left="6945" w:hanging="180"/>
+      </w:pPr>
+    </w:lvl>
+  </w:abstractNum>
+  <w:abstractNum w:abstractNumId="8" w15:restartNumberingAfterBreak="0">
+    <w:nsid w:val="41907B7B"/>
+    <w:multiLevelType w:val="hybridMultilevel"/>
+    <w:tmpl w:val="8EC6A760"/>
+    <w:lvl w:ilvl="0" w:tplc="1584A8DC">
+      <w:start w:val="1"/>
+      <w:numFmt w:val="decimal"/>
+      <w:lvlText w:val="%1"/>
+      <w:lvlJc w:val="left"/>
+      <w:pPr>
+        <w:ind w:left="1800" w:hanging="1440"/>
+      </w:pPr>
+      <w:rPr>
+        <w:rFonts w:hint="default"/>
+      </w:rPr>
+    </w:lvl>
+    <w:lvl w:ilvl="1" w:tplc="08090019" w:tentative="1">
+      <w:start w:val="1"/>
+      <w:numFmt w:val="lowerLetter"/>
+      <w:lvlText w:val="%2."/>
+      <w:lvlJc w:val="left"/>
+      <w:pPr>
+        <w:ind w:left="1440" w:hanging="360"/>
+      </w:pPr>
+    </w:lvl>
+    <w:lvl w:ilvl="2" w:tplc="0809001B" w:tentative="1">
+      <w:start w:val="1"/>
+      <w:numFmt w:val="lowerRoman"/>
+      <w:lvlText w:val="%3."/>
+      <w:lvlJc w:val="right"/>
+      <w:pPr>
+        <w:ind w:left="2160" w:hanging="180"/>
+      </w:pPr>
+    </w:lvl>
+    <w:lvl w:ilvl="3" w:tplc="0809000F" w:tentative="1">
+      <w:start w:val="1"/>
+      <w:numFmt w:val="decimal"/>
+      <w:lvlText w:val="%4."/>
+      <w:lvlJc w:val="left"/>
+      <w:pPr>
+        <w:ind w:left="2880" w:hanging="360"/>
+      </w:pPr>
+    </w:lvl>
+    <w:lvl w:ilvl="4" w:tplc="08090019" w:tentative="1">
+      <w:start w:val="1"/>
+      <w:numFmt w:val="lowerLetter"/>
+      <w:lvlText w:val="%5."/>
+      <w:lvlJc w:val="left"/>
+      <w:pPr>
+        <w:ind w:left="3600" w:hanging="360"/>
+      </w:pPr>
+    </w:lvl>
+    <w:lvl w:ilvl="5" w:tplc="0809001B" w:tentative="1">
+      <w:start w:val="1"/>
+      <w:numFmt w:val="lowerRoman"/>
+      <w:lvlText w:val="%6."/>
+      <w:lvlJc w:val="right"/>
+      <w:pPr>
+        <w:ind w:left="4320" w:hanging="180"/>
+      </w:pPr>
+    </w:lvl>
+    <w:lvl w:ilvl="6" w:tplc="0809000F" w:tentative="1">
+      <w:start w:val="1"/>
+      <w:numFmt w:val="decimal"/>
+      <w:lvlText w:val="%7."/>
+      <w:lvlJc w:val="left"/>
+      <w:pPr>
+        <w:ind w:left="5040" w:hanging="360"/>
+      </w:pPr>
+    </w:lvl>
+    <w:lvl w:ilvl="7" w:tplc="08090019" w:tentative="1">
+      <w:start w:val="1"/>
+      <w:numFmt w:val="lowerLetter"/>
+      <w:lvlText w:val="%8."/>
+      <w:lvlJc w:val="left"/>
+      <w:pPr>
+        <w:ind w:left="5760" w:hanging="360"/>
+      </w:pPr>
+    </w:lvl>
+    <w:lvl w:ilvl="8" w:tplc="0809001B" w:tentative="1">
+      <w:start w:val="1"/>
+      <w:numFmt w:val="lowerRoman"/>
+      <w:lvlText w:val="%9."/>
+      <w:lvlJc w:val="right"/>
+      <w:pPr>
+        <w:ind w:left="6480" w:hanging="180"/>
+      </w:pPr>
+    </w:lvl>
+  </w:abstractNum>
+  <w:abstractNum w:abstractNumId="9" w15:restartNumberingAfterBreak="0">
+    <w:nsid w:val="46172D48"/>
+    <w:multiLevelType w:val="hybridMultilevel"/>
+    <w:tmpl w:val="D3865CCC"/>
+    <w:lvl w:ilvl="0" w:tplc="1584A8DC">
+      <w:start w:val="1"/>
+      <w:numFmt w:val="decimal"/>
+      <w:lvlText w:val="%1"/>
+      <w:lvlJc w:val="left"/>
+      <w:pPr>
+        <w:ind w:left="1800" w:hanging="1440"/>
+      </w:pPr>
+      <w:rPr>
+        <w:rFonts w:hint="default"/>
+      </w:rPr>
+    </w:lvl>
+    <w:lvl w:ilvl="1" w:tplc="08090019" w:tentative="1">
+      <w:start w:val="1"/>
+      <w:numFmt w:val="lowerLetter"/>
+      <w:lvlText w:val="%2."/>
+      <w:lvlJc w:val="left"/>
+      <w:pPr>
+        <w:ind w:left="1440" w:hanging="360"/>
+      </w:pPr>
+    </w:lvl>
+    <w:lvl w:ilvl="2" w:tplc="0809001B" w:tentative="1">
+      <w:start w:val="1"/>
+      <w:numFmt w:val="lowerRoman"/>
+      <w:lvlText w:val="%3."/>
+      <w:lvlJc w:val="right"/>
+      <w:pPr>
+        <w:ind w:left="2160" w:hanging="180"/>
+      </w:pPr>
+    </w:lvl>
+    <w:lvl w:ilvl="3" w:tplc="0809000F" w:tentative="1">
+      <w:start w:val="1"/>
+      <w:numFmt w:val="decimal"/>
+      <w:lvlText w:val="%4."/>
+      <w:lvlJc w:val="left"/>
+      <w:pPr>
+        <w:ind w:left="2880" w:hanging="360"/>
+      </w:pPr>
+    </w:lvl>
+    <w:lvl w:ilvl="4" w:tplc="08090019" w:tentative="1">
+      <w:start w:val="1"/>
+      <w:numFmt w:val="lowerLetter"/>
+      <w:lvlText w:val="%5."/>
+      <w:lvlJc w:val="left"/>
+      <w:pPr>
+        <w:ind w:left="3600" w:hanging="360"/>
+      </w:pPr>
+    </w:lvl>
+    <w:lvl w:ilvl="5" w:tplc="0809001B" w:tentative="1">
+      <w:start w:val="1"/>
+      <w:numFmt w:val="lowerRoman"/>
+      <w:lvlText w:val="%6."/>
+      <w:lvlJc w:val="right"/>
+      <w:pPr>
+        <w:ind w:left="4320" w:hanging="180"/>
+      </w:pPr>
+    </w:lvl>
+    <w:lvl w:ilvl="6" w:tplc="0809000F" w:tentative="1">
+      <w:start w:val="1"/>
+      <w:numFmt w:val="decimal"/>
+      <w:lvlText w:val="%7."/>
+      <w:lvlJc w:val="left"/>
+      <w:pPr>
+        <w:ind w:left="5040" w:hanging="360"/>
+      </w:pPr>
+    </w:lvl>
+    <w:lvl w:ilvl="7" w:tplc="08090019" w:tentative="1">
+      <w:start w:val="1"/>
+      <w:numFmt w:val="lowerLetter"/>
+      <w:lvlText w:val="%8."/>
+      <w:lvlJc w:val="left"/>
+      <w:pPr>
+        <w:ind w:left="5760" w:hanging="360"/>
+      </w:pPr>
+    </w:lvl>
+    <w:lvl w:ilvl="8" w:tplc="0809001B" w:tentative="1">
+      <w:start w:val="1"/>
+      <w:numFmt w:val="lowerRoman"/>
+      <w:lvlText w:val="%9."/>
+      <w:lvlJc w:val="right"/>
+      <w:pPr>
+        <w:ind w:left="6480" w:hanging="180"/>
+      </w:pPr>
+    </w:lvl>
+  </w:abstractNum>
+  <w:abstractNum w:abstractNumId="10" w15:restartNumberingAfterBreak="0">
     <w:nsid w:val="461F5479"/>
     <w:multiLevelType w:val="hybridMultilevel"/>
     <w:tmpl w:val="E2687198"/>
@@ -855,125 +1518,11 @@
       </w:pPr>
     </w:lvl>
   </w:abstractNum>
-  <w:abstractNum w:abstractNumId="6" w15:restartNumberingAfterBreak="0">
-    <w:nsid w:val="510F0421"/>
+  <w:abstractNum w:abstractNumId="11" w15:restartNumberingAfterBreak="0">
+    <w:nsid w:val="4F0121C0"/>
     <w:multiLevelType w:val="hybridMultilevel"/>
-    <w:tmpl w:val="FEC092D4"/>
-    <w:lvl w:ilvl="0" w:tplc="7C900536">
-      <w:start w:val="1"/>
-      <w:numFmt w:val="bullet"/>
-      <w:pStyle w:val="Bullet"/>
-      <w:lvlText w:val=""/>
-      <w:lvlJc w:val="left"/>
-      <w:pPr>
-        <w:ind w:left="720" w:hanging="360"/>
-      </w:pPr>
-      <w:rPr>
-        <w:rFonts w:ascii="Symbol" w:hAnsi="Symbol" w:hint="default"/>
-      </w:rPr>
-    </w:lvl>
-    <w:lvl w:ilvl="1" w:tplc="08090003">
-      <w:start w:val="1"/>
-      <w:numFmt w:val="bullet"/>
-      <w:lvlText w:val="o"/>
-      <w:lvlJc w:val="left"/>
-      <w:pPr>
-        <w:ind w:left="1440" w:hanging="360"/>
-      </w:pPr>
-      <w:rPr>
-        <w:rFonts w:ascii="Courier New" w:hAnsi="Courier New" w:cs="Courier New" w:hint="default"/>
-      </w:rPr>
-    </w:lvl>
-    <w:lvl w:ilvl="2" w:tplc="08090005" w:tentative="1">
-      <w:start w:val="1"/>
-      <w:numFmt w:val="bullet"/>
-      <w:lvlText w:val=""/>
-      <w:lvlJc w:val="left"/>
-      <w:pPr>
-        <w:ind w:left="2160" w:hanging="360"/>
-      </w:pPr>
-      <w:rPr>
-        <w:rFonts w:ascii="Wingdings" w:hAnsi="Wingdings" w:hint="default"/>
-      </w:rPr>
-    </w:lvl>
-    <w:lvl w:ilvl="3" w:tplc="08090001" w:tentative="1">
-      <w:start w:val="1"/>
-      <w:numFmt w:val="bullet"/>
-      <w:lvlText w:val=""/>
-      <w:lvlJc w:val="left"/>
-      <w:pPr>
-        <w:ind w:left="2880" w:hanging="360"/>
-      </w:pPr>
-      <w:rPr>
-        <w:rFonts w:ascii="Symbol" w:hAnsi="Symbol" w:hint="default"/>
-      </w:rPr>
-    </w:lvl>
-    <w:lvl w:ilvl="4" w:tplc="08090003" w:tentative="1">
-      <w:start w:val="1"/>
-      <w:numFmt w:val="bullet"/>
-      <w:lvlText w:val="o"/>
-      <w:lvlJc w:val="left"/>
-      <w:pPr>
-        <w:ind w:left="3600" w:hanging="360"/>
-      </w:pPr>
-      <w:rPr>
-        <w:rFonts w:ascii="Courier New" w:hAnsi="Courier New" w:cs="Courier New" w:hint="default"/>
-      </w:rPr>
-    </w:lvl>
-    <w:lvl w:ilvl="5" w:tplc="08090005" w:tentative="1">
-      <w:start w:val="1"/>
-      <w:numFmt w:val="bullet"/>
-      <w:lvlText w:val=""/>
-      <w:lvlJc w:val="left"/>
-      <w:pPr>
-        <w:ind w:left="4320" w:hanging="360"/>
-      </w:pPr>
-      <w:rPr>
-        <w:rFonts w:ascii="Wingdings" w:hAnsi="Wingdings" w:hint="default"/>
-      </w:rPr>
-    </w:lvl>
-    <w:lvl w:ilvl="6" w:tplc="08090001" w:tentative="1">
-      <w:start w:val="1"/>
-      <w:numFmt w:val="bullet"/>
-      <w:lvlText w:val=""/>
-      <w:lvlJc w:val="left"/>
-      <w:pPr>
-        <w:ind w:left="5040" w:hanging="360"/>
-      </w:pPr>
-      <w:rPr>
-        <w:rFonts w:ascii="Symbol" w:hAnsi="Symbol" w:hint="default"/>
-      </w:rPr>
-    </w:lvl>
-    <w:lvl w:ilvl="7" w:tplc="08090003" w:tentative="1">
-      <w:start w:val="1"/>
-      <w:numFmt w:val="bullet"/>
-      <w:lvlText w:val="o"/>
-      <w:lvlJc w:val="left"/>
-      <w:pPr>
-        <w:ind w:left="5760" w:hanging="360"/>
-      </w:pPr>
-      <w:rPr>
-        <w:rFonts w:ascii="Courier New" w:hAnsi="Courier New" w:cs="Courier New" w:hint="default"/>
-      </w:rPr>
-    </w:lvl>
-    <w:lvl w:ilvl="8" w:tplc="08090005" w:tentative="1">
-      <w:start w:val="1"/>
-      <w:numFmt w:val="bullet"/>
-      <w:lvlText w:val=""/>
-      <w:lvlJc w:val="left"/>
-      <w:pPr>
-        <w:ind w:left="6480" w:hanging="360"/>
-      </w:pPr>
-      <w:rPr>
-        <w:rFonts w:ascii="Wingdings" w:hAnsi="Wingdings" w:hint="default"/>
-      </w:rPr>
-    </w:lvl>
-  </w:abstractNum>
-  <w:abstractNum w:abstractNumId="7" w15:restartNumberingAfterBreak="0">
-    <w:nsid w:val="61930371"/>
-    <w:multiLevelType w:val="hybridMultilevel"/>
-    <w:tmpl w:val="C180E7F8"/>
-    <w:lvl w:ilvl="0" w:tplc="FFFFFFFF">
+    <w:tmpl w:val="F684E322"/>
+    <w:lvl w:ilvl="0" w:tplc="0809000F">
       <w:start w:val="1"/>
       <w:numFmt w:val="decimal"/>
       <w:lvlText w:val="%1."/>
@@ -982,7 +1531,7 @@
         <w:ind w:left="720" w:hanging="360"/>
       </w:pPr>
     </w:lvl>
-    <w:lvl w:ilvl="1" w:tplc="FFFFFFFF" w:tentative="1">
+    <w:lvl w:ilvl="1" w:tplc="08090019" w:tentative="1">
       <w:start w:val="1"/>
       <w:numFmt w:val="lowerLetter"/>
       <w:lvlText w:val="%2."/>
@@ -991,7 +1540,7 @@
         <w:ind w:left="1440" w:hanging="360"/>
       </w:pPr>
     </w:lvl>
-    <w:lvl w:ilvl="2" w:tplc="FFFFFFFF" w:tentative="1">
+    <w:lvl w:ilvl="2" w:tplc="0809001B" w:tentative="1">
       <w:start w:val="1"/>
       <w:numFmt w:val="lowerRoman"/>
       <w:lvlText w:val="%3."/>
@@ -1000,7 +1549,7 @@
         <w:ind w:left="2160" w:hanging="180"/>
       </w:pPr>
     </w:lvl>
-    <w:lvl w:ilvl="3" w:tplc="FFFFFFFF" w:tentative="1">
+    <w:lvl w:ilvl="3" w:tplc="0809000F" w:tentative="1">
       <w:start w:val="1"/>
       <w:numFmt w:val="decimal"/>
       <w:lvlText w:val="%4."/>
@@ -1009,7 +1558,7 @@
         <w:ind w:left="2880" w:hanging="360"/>
       </w:pPr>
     </w:lvl>
-    <w:lvl w:ilvl="4" w:tplc="FFFFFFFF" w:tentative="1">
+    <w:lvl w:ilvl="4" w:tplc="08090019" w:tentative="1">
       <w:start w:val="1"/>
       <w:numFmt w:val="lowerLetter"/>
       <w:lvlText w:val="%5."/>
@@ -1018,7 +1567,7 @@
         <w:ind w:left="3600" w:hanging="360"/>
       </w:pPr>
     </w:lvl>
-    <w:lvl w:ilvl="5" w:tplc="FFFFFFFF" w:tentative="1">
+    <w:lvl w:ilvl="5" w:tplc="0809001B" w:tentative="1">
       <w:start w:val="1"/>
       <w:numFmt w:val="lowerRoman"/>
       <w:lvlText w:val="%6."/>
@@ -1027,7 +1576,7 @@
         <w:ind w:left="4320" w:hanging="180"/>
       </w:pPr>
     </w:lvl>
-    <w:lvl w:ilvl="6" w:tplc="FFFFFFFF" w:tentative="1">
+    <w:lvl w:ilvl="6" w:tplc="0809000F" w:tentative="1">
       <w:start w:val="1"/>
       <w:numFmt w:val="decimal"/>
       <w:lvlText w:val="%7."/>
@@ -1036,7 +1585,7 @@
         <w:ind w:left="5040" w:hanging="360"/>
       </w:pPr>
     </w:lvl>
-    <w:lvl w:ilvl="7" w:tplc="FFFFFFFF" w:tentative="1">
+    <w:lvl w:ilvl="7" w:tplc="08090019" w:tentative="1">
       <w:start w:val="1"/>
       <w:numFmt w:val="lowerLetter"/>
       <w:lvlText w:val="%8."/>
@@ -1045,7 +1594,7 @@
         <w:ind w:left="5760" w:hanging="360"/>
       </w:pPr>
     </w:lvl>
-    <w:lvl w:ilvl="8" w:tplc="FFFFFFFF" w:tentative="1">
+    <w:lvl w:ilvl="8" w:tplc="0809001B" w:tentative="1">
       <w:start w:val="1"/>
       <w:numFmt w:val="lowerRoman"/>
       <w:lvlText w:val="%9."/>
@@ -1055,18 +1604,330 @@
       </w:pPr>
     </w:lvl>
   </w:abstractNum>
-  <w:abstractNum w:abstractNumId="8" w15:restartNumberingAfterBreak="0">
-    <w:nsid w:val="691A4E7A"/>
+  <w:abstractNum w:abstractNumId="12" w15:restartNumberingAfterBreak="0">
+    <w:nsid w:val="510F0421"/>
     <w:multiLevelType w:val="hybridMultilevel"/>
-    <w:tmpl w:val="30885F9E"/>
-    <w:lvl w:ilvl="0" w:tplc="E82A5A4C">
+    <w:tmpl w:val="2BBAC80C"/>
+    <w:lvl w:ilvl="0" w:tplc="08090001">
+      <w:start w:val="1"/>
+      <w:numFmt w:val="bullet"/>
+      <w:lvlText w:val=""/>
+      <w:lvlJc w:val="left"/>
+      <w:pPr>
+        <w:ind w:left="720" w:hanging="360"/>
+      </w:pPr>
+      <w:rPr>
+        <w:rFonts w:ascii="Symbol" w:hAnsi="Symbol" w:hint="default"/>
+      </w:rPr>
+    </w:lvl>
+    <w:lvl w:ilvl="1" w:tplc="08090003" w:tentative="1">
+      <w:start w:val="1"/>
+      <w:numFmt w:val="bullet"/>
+      <w:lvlText w:val="o"/>
+      <w:lvlJc w:val="left"/>
+      <w:pPr>
+        <w:ind w:left="1440" w:hanging="360"/>
+      </w:pPr>
+      <w:rPr>
+        <w:rFonts w:ascii="Courier New" w:hAnsi="Courier New" w:cs="Courier New" w:hint="default"/>
+      </w:rPr>
+    </w:lvl>
+    <w:lvl w:ilvl="2" w:tplc="08090005" w:tentative="1">
+      <w:start w:val="1"/>
+      <w:numFmt w:val="bullet"/>
+      <w:lvlText w:val=""/>
+      <w:lvlJc w:val="left"/>
+      <w:pPr>
+        <w:ind w:left="2160" w:hanging="360"/>
+      </w:pPr>
+      <w:rPr>
+        <w:rFonts w:ascii="Wingdings" w:hAnsi="Wingdings" w:hint="default"/>
+      </w:rPr>
+    </w:lvl>
+    <w:lvl w:ilvl="3" w:tplc="08090001" w:tentative="1">
+      <w:start w:val="1"/>
+      <w:numFmt w:val="bullet"/>
+      <w:lvlText w:val=""/>
+      <w:lvlJc w:val="left"/>
+      <w:pPr>
+        <w:ind w:left="2880" w:hanging="360"/>
+      </w:pPr>
+      <w:rPr>
+        <w:rFonts w:ascii="Symbol" w:hAnsi="Symbol" w:hint="default"/>
+      </w:rPr>
+    </w:lvl>
+    <w:lvl w:ilvl="4" w:tplc="08090003" w:tentative="1">
+      <w:start w:val="1"/>
+      <w:numFmt w:val="bullet"/>
+      <w:lvlText w:val="o"/>
+      <w:lvlJc w:val="left"/>
+      <w:pPr>
+        <w:ind w:left="3600" w:hanging="360"/>
+      </w:pPr>
+      <w:rPr>
+        <w:rFonts w:ascii="Courier New" w:hAnsi="Courier New" w:cs="Courier New" w:hint="default"/>
+      </w:rPr>
+    </w:lvl>
+    <w:lvl w:ilvl="5" w:tplc="08090005" w:tentative="1">
+      <w:start w:val="1"/>
+      <w:numFmt w:val="bullet"/>
+      <w:lvlText w:val=""/>
+      <w:lvlJc w:val="left"/>
+      <w:pPr>
+        <w:ind w:left="4320" w:hanging="360"/>
+      </w:pPr>
+      <w:rPr>
+        <w:rFonts w:ascii="Wingdings" w:hAnsi="Wingdings" w:hint="default"/>
+      </w:rPr>
+    </w:lvl>
+    <w:lvl w:ilvl="6" w:tplc="08090001" w:tentative="1">
+      <w:start w:val="1"/>
+      <w:numFmt w:val="bullet"/>
+      <w:lvlText w:val=""/>
+      <w:lvlJc w:val="left"/>
+      <w:pPr>
+        <w:ind w:left="5040" w:hanging="360"/>
+      </w:pPr>
+      <w:rPr>
+        <w:rFonts w:ascii="Symbol" w:hAnsi="Symbol" w:hint="default"/>
+      </w:rPr>
+    </w:lvl>
+    <w:lvl w:ilvl="7" w:tplc="08090003" w:tentative="1">
+      <w:start w:val="1"/>
+      <w:numFmt w:val="bullet"/>
+      <w:lvlText w:val="o"/>
+      <w:lvlJc w:val="left"/>
+      <w:pPr>
+        <w:ind w:left="5760" w:hanging="360"/>
+      </w:pPr>
+      <w:rPr>
+        <w:rFonts w:ascii="Courier New" w:hAnsi="Courier New" w:cs="Courier New" w:hint="default"/>
+      </w:rPr>
+    </w:lvl>
+    <w:lvl w:ilvl="8" w:tplc="08090005" w:tentative="1">
+      <w:start w:val="1"/>
+      <w:numFmt w:val="bullet"/>
+      <w:lvlText w:val=""/>
+      <w:lvlJc w:val="left"/>
+      <w:pPr>
+        <w:ind w:left="6480" w:hanging="360"/>
+      </w:pPr>
+      <w:rPr>
+        <w:rFonts w:ascii="Wingdings" w:hAnsi="Wingdings" w:hint="default"/>
+      </w:rPr>
+    </w:lvl>
+  </w:abstractNum>
+  <w:abstractNum w:abstractNumId="13" w15:restartNumberingAfterBreak="0">
+    <w:nsid w:val="54B43A75"/>
+    <w:multiLevelType w:val="hybridMultilevel"/>
+    <w:tmpl w:val="6136BD0E"/>
+    <w:lvl w:ilvl="0" w:tplc="FFFFFFFF">
+      <w:start w:val="1"/>
+      <w:numFmt w:val="decimal"/>
+      <w:lvlText w:val="%1."/>
+      <w:lvlJc w:val="left"/>
+      <w:pPr>
+        <w:ind w:left="720" w:hanging="360"/>
+      </w:pPr>
+    </w:lvl>
+    <w:lvl w:ilvl="1" w:tplc="FFFFFFFF">
+      <w:start w:val="1"/>
+      <w:numFmt w:val="lowerLetter"/>
+      <w:lvlText w:val="%2."/>
+      <w:lvlJc w:val="left"/>
+      <w:pPr>
+        <w:ind w:left="1440" w:hanging="360"/>
+      </w:pPr>
+    </w:lvl>
+    <w:lvl w:ilvl="2" w:tplc="FFFFFFFF" w:tentative="1">
+      <w:start w:val="1"/>
+      <w:numFmt w:val="lowerRoman"/>
+      <w:lvlText w:val="%3."/>
+      <w:lvlJc w:val="right"/>
+      <w:pPr>
+        <w:ind w:left="2160" w:hanging="180"/>
+      </w:pPr>
+    </w:lvl>
+    <w:lvl w:ilvl="3" w:tplc="FFFFFFFF" w:tentative="1">
+      <w:start w:val="1"/>
+      <w:numFmt w:val="decimal"/>
+      <w:lvlText w:val="%4."/>
+      <w:lvlJc w:val="left"/>
+      <w:pPr>
+        <w:ind w:left="2880" w:hanging="360"/>
+      </w:pPr>
+    </w:lvl>
+    <w:lvl w:ilvl="4" w:tplc="FFFFFFFF" w:tentative="1">
+      <w:start w:val="1"/>
+      <w:numFmt w:val="lowerLetter"/>
+      <w:lvlText w:val="%5."/>
+      <w:lvlJc w:val="left"/>
+      <w:pPr>
+        <w:ind w:left="3600" w:hanging="360"/>
+      </w:pPr>
+    </w:lvl>
+    <w:lvl w:ilvl="5" w:tplc="FFFFFFFF" w:tentative="1">
+      <w:start w:val="1"/>
+      <w:numFmt w:val="lowerRoman"/>
+      <w:lvlText w:val="%6."/>
+      <w:lvlJc w:val="right"/>
+      <w:pPr>
+        <w:ind w:left="4320" w:hanging="180"/>
+      </w:pPr>
+    </w:lvl>
+    <w:lvl w:ilvl="6" w:tplc="FFFFFFFF" w:tentative="1">
+      <w:start w:val="1"/>
+      <w:numFmt w:val="decimal"/>
+      <w:lvlText w:val="%7."/>
+      <w:lvlJc w:val="left"/>
+      <w:pPr>
+        <w:ind w:left="5040" w:hanging="360"/>
+      </w:pPr>
+    </w:lvl>
+    <w:lvl w:ilvl="7" w:tplc="FFFFFFFF" w:tentative="1">
+      <w:start w:val="1"/>
+      <w:numFmt w:val="lowerLetter"/>
+      <w:lvlText w:val="%8."/>
+      <w:lvlJc w:val="left"/>
+      <w:pPr>
+        <w:ind w:left="5760" w:hanging="360"/>
+      </w:pPr>
+    </w:lvl>
+    <w:lvl w:ilvl="8" w:tplc="FFFFFFFF" w:tentative="1">
+      <w:start w:val="1"/>
+      <w:numFmt w:val="lowerRoman"/>
+      <w:lvlText w:val="%9."/>
+      <w:lvlJc w:val="right"/>
+      <w:pPr>
+        <w:ind w:left="6480" w:hanging="180"/>
+      </w:pPr>
+    </w:lvl>
+  </w:abstractNum>
+  <w:abstractNum w:abstractNumId="14" w15:restartNumberingAfterBreak="0">
+    <w:nsid w:val="59C51190"/>
+    <w:multiLevelType w:val="hybridMultilevel"/>
+    <w:tmpl w:val="FF78649A"/>
+    <w:lvl w:ilvl="0" w:tplc="08090001">
+      <w:start w:val="1"/>
+      <w:numFmt w:val="bullet"/>
+      <w:lvlText w:val=""/>
+      <w:lvlJc w:val="left"/>
+      <w:pPr>
+        <w:ind w:left="720" w:hanging="360"/>
+      </w:pPr>
+      <w:rPr>
+        <w:rFonts w:ascii="Symbol" w:hAnsi="Symbol" w:hint="default"/>
+      </w:rPr>
+    </w:lvl>
+    <w:lvl w:ilvl="1" w:tplc="08090003">
+      <w:start w:val="1"/>
+      <w:numFmt w:val="bullet"/>
+      <w:lvlText w:val="o"/>
+      <w:lvlJc w:val="left"/>
+      <w:pPr>
+        <w:ind w:left="1440" w:hanging="360"/>
+      </w:pPr>
+      <w:rPr>
+        <w:rFonts w:ascii="Courier New" w:hAnsi="Courier New" w:cs="Courier New" w:hint="default"/>
+      </w:rPr>
+    </w:lvl>
+    <w:lvl w:ilvl="2" w:tplc="08090005">
+      <w:start w:val="1"/>
+      <w:numFmt w:val="bullet"/>
+      <w:lvlText w:val=""/>
+      <w:lvlJc w:val="left"/>
+      <w:pPr>
+        <w:ind w:left="2160" w:hanging="360"/>
+      </w:pPr>
+      <w:rPr>
+        <w:rFonts w:ascii="Wingdings" w:hAnsi="Wingdings" w:hint="default"/>
+      </w:rPr>
+    </w:lvl>
+    <w:lvl w:ilvl="3" w:tplc="08090001">
+      <w:start w:val="1"/>
+      <w:numFmt w:val="bullet"/>
+      <w:lvlText w:val=""/>
+      <w:lvlJc w:val="left"/>
+      <w:pPr>
+        <w:ind w:left="2880" w:hanging="360"/>
+      </w:pPr>
+      <w:rPr>
+        <w:rFonts w:ascii="Symbol" w:hAnsi="Symbol" w:hint="default"/>
+      </w:rPr>
+    </w:lvl>
+    <w:lvl w:ilvl="4" w:tplc="08090003">
+      <w:start w:val="1"/>
+      <w:numFmt w:val="bullet"/>
+      <w:lvlText w:val="o"/>
+      <w:lvlJc w:val="left"/>
+      <w:pPr>
+        <w:ind w:left="3600" w:hanging="360"/>
+      </w:pPr>
+      <w:rPr>
+        <w:rFonts w:ascii="Courier New" w:hAnsi="Courier New" w:cs="Courier New" w:hint="default"/>
+      </w:rPr>
+    </w:lvl>
+    <w:lvl w:ilvl="5" w:tplc="08090005">
+      <w:start w:val="1"/>
+      <w:numFmt w:val="bullet"/>
+      <w:lvlText w:val=""/>
+      <w:lvlJc w:val="left"/>
+      <w:pPr>
+        <w:ind w:left="4320" w:hanging="360"/>
+      </w:pPr>
+      <w:rPr>
+        <w:rFonts w:ascii="Wingdings" w:hAnsi="Wingdings" w:hint="default"/>
+      </w:rPr>
+    </w:lvl>
+    <w:lvl w:ilvl="6" w:tplc="08090001">
+      <w:start w:val="1"/>
+      <w:numFmt w:val="bullet"/>
+      <w:lvlText w:val=""/>
+      <w:lvlJc w:val="left"/>
+      <w:pPr>
+        <w:ind w:left="5040" w:hanging="360"/>
+      </w:pPr>
+      <w:rPr>
+        <w:rFonts w:ascii="Symbol" w:hAnsi="Symbol" w:hint="default"/>
+      </w:rPr>
+    </w:lvl>
+    <w:lvl w:ilvl="7" w:tplc="08090003">
+      <w:start w:val="1"/>
+      <w:numFmt w:val="bullet"/>
+      <w:lvlText w:val="o"/>
+      <w:lvlJc w:val="left"/>
+      <w:pPr>
+        <w:ind w:left="5760" w:hanging="360"/>
+      </w:pPr>
+      <w:rPr>
+        <w:rFonts w:ascii="Courier New" w:hAnsi="Courier New" w:cs="Courier New" w:hint="default"/>
+      </w:rPr>
+    </w:lvl>
+    <w:lvl w:ilvl="8" w:tplc="08090005">
+      <w:start w:val="1"/>
+      <w:numFmt w:val="bullet"/>
+      <w:lvlText w:val=""/>
+      <w:lvlJc w:val="left"/>
+      <w:pPr>
+        <w:ind w:left="6480" w:hanging="360"/>
+      </w:pPr>
+      <w:rPr>
+        <w:rFonts w:ascii="Wingdings" w:hAnsi="Wingdings" w:hint="default"/>
+      </w:rPr>
+    </w:lvl>
+  </w:abstractNum>
+  <w:abstractNum w:abstractNumId="15" w15:restartNumberingAfterBreak="0">
+    <w:nsid w:val="67684420"/>
+    <w:multiLevelType w:val="hybridMultilevel"/>
+    <w:tmpl w:val="2858325E"/>
+    <w:lvl w:ilvl="0" w:tplc="2F0AFC86">
       <w:start w:val="1"/>
       <w:numFmt w:val="decimal"/>
       <w:pStyle w:val="Numberedbullet"/>
       <w:lvlText w:val="%1."/>
       <w:lvlJc w:val="left"/>
       <w:pPr>
-        <w:ind w:left="720" w:hanging="360"/>
+        <w:ind w:left="1185" w:hanging="360"/>
       </w:pPr>
     </w:lvl>
     <w:lvl w:ilvl="1" w:tplc="08090019" w:tentative="1">
@@ -1075,7 +1936,7 @@
       <w:lvlText w:val="%2."/>
       <w:lvlJc w:val="left"/>
       <w:pPr>
-        <w:ind w:left="1440" w:hanging="360"/>
+        <w:ind w:left="1905" w:hanging="360"/>
       </w:pPr>
     </w:lvl>
     <w:lvl w:ilvl="2" w:tplc="0809001B" w:tentative="1">
@@ -1084,7 +1945,7 @@
       <w:lvlText w:val="%3."/>
       <w:lvlJc w:val="right"/>
       <w:pPr>
-        <w:ind w:left="2160" w:hanging="180"/>
+        <w:ind w:left="2625" w:hanging="180"/>
       </w:pPr>
     </w:lvl>
     <w:lvl w:ilvl="3" w:tplc="0809000F" w:tentative="1">
@@ -1093,7 +1954,7 @@
       <w:lvlText w:val="%4."/>
       <w:lvlJc w:val="left"/>
       <w:pPr>
-        <w:ind w:left="2880" w:hanging="360"/>
+        <w:ind w:left="3345" w:hanging="360"/>
       </w:pPr>
     </w:lvl>
     <w:lvl w:ilvl="4" w:tplc="08090019" w:tentative="1">
@@ -1102,7 +1963,7 @@
       <w:lvlText w:val="%5."/>
       <w:lvlJc w:val="left"/>
       <w:pPr>
-        <w:ind w:left="3600" w:hanging="360"/>
+        <w:ind w:left="4065" w:hanging="360"/>
       </w:pPr>
     </w:lvl>
     <w:lvl w:ilvl="5" w:tplc="0809001B" w:tentative="1">
@@ -1111,7 +1972,7 @@
       <w:lvlText w:val="%6."/>
       <w:lvlJc w:val="right"/>
       <w:pPr>
-        <w:ind w:left="4320" w:hanging="180"/>
+        <w:ind w:left="4785" w:hanging="180"/>
       </w:pPr>
     </w:lvl>
     <w:lvl w:ilvl="6" w:tplc="0809000F" w:tentative="1">
@@ -1120,7 +1981,7 @@
       <w:lvlText w:val="%7."/>
       <w:lvlJc w:val="left"/>
       <w:pPr>
-        <w:ind w:left="5040" w:hanging="360"/>
+        <w:ind w:left="5505" w:hanging="360"/>
       </w:pPr>
     </w:lvl>
     <w:lvl w:ilvl="7" w:tplc="08090019" w:tentative="1">
@@ -1129,7 +1990,7 @@
       <w:lvlText w:val="%8."/>
       <w:lvlJc w:val="left"/>
       <w:pPr>
-        <w:ind w:left="5760" w:hanging="360"/>
+        <w:ind w:left="6225" w:hanging="360"/>
       </w:pPr>
     </w:lvl>
     <w:lvl w:ilvl="8" w:tplc="0809001B" w:tentative="1">
@@ -1138,14 +1999,127 @@
       <w:lvlText w:val="%9."/>
       <w:lvlJc w:val="right"/>
       <w:pPr>
-        <w:ind w:left="6480" w:hanging="180"/>
+        <w:ind w:left="6945" w:hanging="180"/>
       </w:pPr>
     </w:lvl>
   </w:abstractNum>
-  <w:abstractNum w:abstractNumId="9" w15:restartNumberingAfterBreak="0">
-    <w:nsid w:val="71690A50"/>
+  <w:abstractNum w:abstractNumId="16" w15:restartNumberingAfterBreak="0">
+    <w:nsid w:val="67D75F8B"/>
     <w:multiLevelType w:val="hybridMultilevel"/>
-    <w:tmpl w:val="C180E7F8"/>
+    <w:tmpl w:val="64B875EC"/>
+    <w:lvl w:ilvl="0" w:tplc="08090001">
+      <w:start w:val="1"/>
+      <w:numFmt w:val="bullet"/>
+      <w:lvlText w:val=""/>
+      <w:lvlJc w:val="left"/>
+      <w:pPr>
+        <w:ind w:left="720" w:hanging="360"/>
+      </w:pPr>
+      <w:rPr>
+        <w:rFonts w:ascii="Symbol" w:hAnsi="Symbol" w:hint="default"/>
+      </w:rPr>
+    </w:lvl>
+    <w:lvl w:ilvl="1" w:tplc="08090003" w:tentative="1">
+      <w:start w:val="1"/>
+      <w:numFmt w:val="bullet"/>
+      <w:lvlText w:val="o"/>
+      <w:lvlJc w:val="left"/>
+      <w:pPr>
+        <w:ind w:left="1440" w:hanging="360"/>
+      </w:pPr>
+      <w:rPr>
+        <w:rFonts w:ascii="Courier New" w:hAnsi="Courier New" w:cs="Courier New" w:hint="default"/>
+      </w:rPr>
+    </w:lvl>
+    <w:lvl w:ilvl="2" w:tplc="08090005" w:tentative="1">
+      <w:start w:val="1"/>
+      <w:numFmt w:val="bullet"/>
+      <w:lvlText w:val=""/>
+      <w:lvlJc w:val="left"/>
+      <w:pPr>
+        <w:ind w:left="2160" w:hanging="360"/>
+      </w:pPr>
+      <w:rPr>
+        <w:rFonts w:ascii="Wingdings" w:hAnsi="Wingdings" w:hint="default"/>
+      </w:rPr>
+    </w:lvl>
+    <w:lvl w:ilvl="3" w:tplc="08090001" w:tentative="1">
+      <w:start w:val="1"/>
+      <w:numFmt w:val="bullet"/>
+      <w:lvlText w:val=""/>
+      <w:lvlJc w:val="left"/>
+      <w:pPr>
+        <w:ind w:left="2880" w:hanging="360"/>
+      </w:pPr>
+      <w:rPr>
+        <w:rFonts w:ascii="Symbol" w:hAnsi="Symbol" w:hint="default"/>
+      </w:rPr>
+    </w:lvl>
+    <w:lvl w:ilvl="4" w:tplc="08090003" w:tentative="1">
+      <w:start w:val="1"/>
+      <w:numFmt w:val="bullet"/>
+      <w:lvlText w:val="o"/>
+      <w:lvlJc w:val="left"/>
+      <w:pPr>
+        <w:ind w:left="3600" w:hanging="360"/>
+      </w:pPr>
+      <w:rPr>
+        <w:rFonts w:ascii="Courier New" w:hAnsi="Courier New" w:cs="Courier New" w:hint="default"/>
+      </w:rPr>
+    </w:lvl>
+    <w:lvl w:ilvl="5" w:tplc="08090005" w:tentative="1">
+      <w:start w:val="1"/>
+      <w:numFmt w:val="bullet"/>
+      <w:lvlText w:val=""/>
+      <w:lvlJc w:val="left"/>
+      <w:pPr>
+        <w:ind w:left="4320" w:hanging="360"/>
+      </w:pPr>
+      <w:rPr>
+        <w:rFonts w:ascii="Wingdings" w:hAnsi="Wingdings" w:hint="default"/>
+      </w:rPr>
+    </w:lvl>
+    <w:lvl w:ilvl="6" w:tplc="08090001" w:tentative="1">
+      <w:start w:val="1"/>
+      <w:numFmt w:val="bullet"/>
+      <w:lvlText w:val=""/>
+      <w:lvlJc w:val="left"/>
+      <w:pPr>
+        <w:ind w:left="5040" w:hanging="360"/>
+      </w:pPr>
+      <w:rPr>
+        <w:rFonts w:ascii="Symbol" w:hAnsi="Symbol" w:hint="default"/>
+      </w:rPr>
+    </w:lvl>
+    <w:lvl w:ilvl="7" w:tplc="08090003" w:tentative="1">
+      <w:start w:val="1"/>
+      <w:numFmt w:val="bullet"/>
+      <w:lvlText w:val="o"/>
+      <w:lvlJc w:val="left"/>
+      <w:pPr>
+        <w:ind w:left="5760" w:hanging="360"/>
+      </w:pPr>
+      <w:rPr>
+        <w:rFonts w:ascii="Courier New" w:hAnsi="Courier New" w:cs="Courier New" w:hint="default"/>
+      </w:rPr>
+    </w:lvl>
+    <w:lvl w:ilvl="8" w:tplc="08090005" w:tentative="1">
+      <w:start w:val="1"/>
+      <w:numFmt w:val="bullet"/>
+      <w:lvlText w:val=""/>
+      <w:lvlJc w:val="left"/>
+      <w:pPr>
+        <w:ind w:left="6480" w:hanging="360"/>
+      </w:pPr>
+      <w:rPr>
+        <w:rFonts w:ascii="Wingdings" w:hAnsi="Wingdings" w:hint="default"/>
+      </w:rPr>
+    </w:lvl>
+  </w:abstractNum>
+  <w:abstractNum w:abstractNumId="17" w15:restartNumberingAfterBreak="0">
+    <w:nsid w:val="6B36427D"/>
+    <w:multiLevelType w:val="hybridMultilevel"/>
+    <w:tmpl w:val="DA64CA86"/>
     <w:lvl w:ilvl="0" w:tplc="FFFFFFFF">
       <w:start w:val="1"/>
       <w:numFmt w:val="decimal"/>
@@ -1155,7 +2129,7 @@
         <w:ind w:left="720" w:hanging="360"/>
       </w:pPr>
     </w:lvl>
-    <w:lvl w:ilvl="1" w:tplc="FFFFFFFF" w:tentative="1">
+    <w:lvl w:ilvl="1" w:tplc="08090019" w:tentative="1">
       <w:start w:val="1"/>
       <w:numFmt w:val="lowerLetter"/>
       <w:lvlText w:val="%2."/>
@@ -1164,7 +2138,7 @@
         <w:ind w:left="1440" w:hanging="360"/>
       </w:pPr>
     </w:lvl>
-    <w:lvl w:ilvl="2" w:tplc="FFFFFFFF" w:tentative="1">
+    <w:lvl w:ilvl="2" w:tplc="0809001B" w:tentative="1">
       <w:start w:val="1"/>
       <w:numFmt w:val="lowerRoman"/>
       <w:lvlText w:val="%3."/>
@@ -1173,7 +2147,7 @@
         <w:ind w:left="2160" w:hanging="180"/>
       </w:pPr>
     </w:lvl>
-    <w:lvl w:ilvl="3" w:tplc="FFFFFFFF" w:tentative="1">
+    <w:lvl w:ilvl="3" w:tplc="0809000F" w:tentative="1">
       <w:start w:val="1"/>
       <w:numFmt w:val="decimal"/>
       <w:lvlText w:val="%4."/>
@@ -1182,7 +2156,7 @@
         <w:ind w:left="2880" w:hanging="360"/>
       </w:pPr>
     </w:lvl>
-    <w:lvl w:ilvl="4" w:tplc="FFFFFFFF" w:tentative="1">
+    <w:lvl w:ilvl="4" w:tplc="08090019" w:tentative="1">
       <w:start w:val="1"/>
       <w:numFmt w:val="lowerLetter"/>
       <w:lvlText w:val="%5."/>
@@ -1191,7 +2165,7 @@
         <w:ind w:left="3600" w:hanging="360"/>
       </w:pPr>
     </w:lvl>
-    <w:lvl w:ilvl="5" w:tplc="FFFFFFFF" w:tentative="1">
+    <w:lvl w:ilvl="5" w:tplc="0809001B" w:tentative="1">
       <w:start w:val="1"/>
       <w:numFmt w:val="lowerRoman"/>
       <w:lvlText w:val="%6."/>
@@ -1200,7 +2174,7 @@
         <w:ind w:left="4320" w:hanging="180"/>
       </w:pPr>
     </w:lvl>
-    <w:lvl w:ilvl="6" w:tplc="FFFFFFFF" w:tentative="1">
+    <w:lvl w:ilvl="6" w:tplc="0809000F" w:tentative="1">
       <w:start w:val="1"/>
       <w:numFmt w:val="decimal"/>
       <w:lvlText w:val="%7."/>
@@ -1209,7 +2183,7 @@
         <w:ind w:left="5040" w:hanging="360"/>
       </w:pPr>
     </w:lvl>
-    <w:lvl w:ilvl="7" w:tplc="FFFFFFFF" w:tentative="1">
+    <w:lvl w:ilvl="7" w:tplc="08090019" w:tentative="1">
       <w:start w:val="1"/>
       <w:numFmt w:val="lowerLetter"/>
       <w:lvlText w:val="%8."/>
@@ -1218,7 +2192,7 @@
         <w:ind w:left="5760" w:hanging="360"/>
       </w:pPr>
     </w:lvl>
-    <w:lvl w:ilvl="8" w:tplc="FFFFFFFF" w:tentative="1">
+    <w:lvl w:ilvl="8" w:tplc="0809001B" w:tentative="1">
       <w:start w:val="1"/>
       <w:numFmt w:val="lowerRoman"/>
       <w:lvlText w:val="%9."/>
@@ -1228,109 +2202,447 @@
       </w:pPr>
     </w:lvl>
   </w:abstractNum>
-  <w:num w:numId="1" w16cid:durableId="697898980">
-    <w:abstractNumId w:val="5"/>
+  <w:abstractNum w:abstractNumId="18" w15:restartNumberingAfterBreak="0">
+    <w:nsid w:val="72521617"/>
+    <w:multiLevelType w:val="hybridMultilevel"/>
+    <w:tmpl w:val="605E9514"/>
+    <w:lvl w:ilvl="0" w:tplc="1584A8DC">
+      <w:start w:val="1"/>
+      <w:numFmt w:val="decimal"/>
+      <w:lvlText w:val="%1"/>
+      <w:lvlJc w:val="left"/>
+      <w:pPr>
+        <w:ind w:left="1800" w:hanging="1440"/>
+      </w:pPr>
+      <w:rPr>
+        <w:rFonts w:hint="default"/>
+      </w:rPr>
+    </w:lvl>
+    <w:lvl w:ilvl="1" w:tplc="08090019" w:tentative="1">
+      <w:start w:val="1"/>
+      <w:numFmt w:val="lowerLetter"/>
+      <w:lvlText w:val="%2."/>
+      <w:lvlJc w:val="left"/>
+      <w:pPr>
+        <w:ind w:left="1440" w:hanging="360"/>
+      </w:pPr>
+    </w:lvl>
+    <w:lvl w:ilvl="2" w:tplc="0809001B" w:tentative="1">
+      <w:start w:val="1"/>
+      <w:numFmt w:val="lowerRoman"/>
+      <w:lvlText w:val="%3."/>
+      <w:lvlJc w:val="right"/>
+      <w:pPr>
+        <w:ind w:left="2160" w:hanging="180"/>
+      </w:pPr>
+    </w:lvl>
+    <w:lvl w:ilvl="3" w:tplc="0809000F" w:tentative="1">
+      <w:start w:val="1"/>
+      <w:numFmt w:val="decimal"/>
+      <w:lvlText w:val="%4."/>
+      <w:lvlJc w:val="left"/>
+      <w:pPr>
+        <w:ind w:left="2880" w:hanging="360"/>
+      </w:pPr>
+    </w:lvl>
+    <w:lvl w:ilvl="4" w:tplc="08090019" w:tentative="1">
+      <w:start w:val="1"/>
+      <w:numFmt w:val="lowerLetter"/>
+      <w:lvlText w:val="%5."/>
+      <w:lvlJc w:val="left"/>
+      <w:pPr>
+        <w:ind w:left="3600" w:hanging="360"/>
+      </w:pPr>
+    </w:lvl>
+    <w:lvl w:ilvl="5" w:tplc="0809001B" w:tentative="1">
+      <w:start w:val="1"/>
+      <w:numFmt w:val="lowerRoman"/>
+      <w:lvlText w:val="%6."/>
+      <w:lvlJc w:val="right"/>
+      <w:pPr>
+        <w:ind w:left="4320" w:hanging="180"/>
+      </w:pPr>
+    </w:lvl>
+    <w:lvl w:ilvl="6" w:tplc="0809000F" w:tentative="1">
+      <w:start w:val="1"/>
+      <w:numFmt w:val="decimal"/>
+      <w:lvlText w:val="%7."/>
+      <w:lvlJc w:val="left"/>
+      <w:pPr>
+        <w:ind w:left="5040" w:hanging="360"/>
+      </w:pPr>
+    </w:lvl>
+    <w:lvl w:ilvl="7" w:tplc="08090019" w:tentative="1">
+      <w:start w:val="1"/>
+      <w:numFmt w:val="lowerLetter"/>
+      <w:lvlText w:val="%8."/>
+      <w:lvlJc w:val="left"/>
+      <w:pPr>
+        <w:ind w:left="5760" w:hanging="360"/>
+      </w:pPr>
+    </w:lvl>
+    <w:lvl w:ilvl="8" w:tplc="0809001B" w:tentative="1">
+      <w:start w:val="1"/>
+      <w:numFmt w:val="lowerRoman"/>
+      <w:lvlText w:val="%9."/>
+      <w:lvlJc w:val="right"/>
+      <w:pPr>
+        <w:ind w:left="6480" w:hanging="180"/>
+      </w:pPr>
+    </w:lvl>
+  </w:abstractNum>
+  <w:abstractNum w:abstractNumId="19" w15:restartNumberingAfterBreak="0">
+    <w:nsid w:val="738E608C"/>
+    <w:multiLevelType w:val="hybridMultilevel"/>
+    <w:tmpl w:val="6136BD0E"/>
+    <w:lvl w:ilvl="0" w:tplc="0809000F">
+      <w:start w:val="1"/>
+      <w:numFmt w:val="decimal"/>
+      <w:lvlText w:val="%1."/>
+      <w:lvlJc w:val="left"/>
+      <w:pPr>
+        <w:ind w:left="720" w:hanging="360"/>
+      </w:pPr>
+    </w:lvl>
+    <w:lvl w:ilvl="1" w:tplc="08090019">
+      <w:start w:val="1"/>
+      <w:numFmt w:val="lowerLetter"/>
+      <w:lvlText w:val="%2."/>
+      <w:lvlJc w:val="left"/>
+      <w:pPr>
+        <w:ind w:left="1440" w:hanging="360"/>
+      </w:pPr>
+    </w:lvl>
+    <w:lvl w:ilvl="2" w:tplc="0809001B" w:tentative="1">
+      <w:start w:val="1"/>
+      <w:numFmt w:val="lowerRoman"/>
+      <w:lvlText w:val="%3."/>
+      <w:lvlJc w:val="right"/>
+      <w:pPr>
+        <w:ind w:left="2160" w:hanging="180"/>
+      </w:pPr>
+    </w:lvl>
+    <w:lvl w:ilvl="3" w:tplc="0809000F" w:tentative="1">
+      <w:start w:val="1"/>
+      <w:numFmt w:val="decimal"/>
+      <w:lvlText w:val="%4."/>
+      <w:lvlJc w:val="left"/>
+      <w:pPr>
+        <w:ind w:left="2880" w:hanging="360"/>
+      </w:pPr>
+    </w:lvl>
+    <w:lvl w:ilvl="4" w:tplc="08090019" w:tentative="1">
+      <w:start w:val="1"/>
+      <w:numFmt w:val="lowerLetter"/>
+      <w:lvlText w:val="%5."/>
+      <w:lvlJc w:val="left"/>
+      <w:pPr>
+        <w:ind w:left="3600" w:hanging="360"/>
+      </w:pPr>
+    </w:lvl>
+    <w:lvl w:ilvl="5" w:tplc="0809001B" w:tentative="1">
+      <w:start w:val="1"/>
+      <w:numFmt w:val="lowerRoman"/>
+      <w:lvlText w:val="%6."/>
+      <w:lvlJc w:val="right"/>
+      <w:pPr>
+        <w:ind w:left="4320" w:hanging="180"/>
+      </w:pPr>
+    </w:lvl>
+    <w:lvl w:ilvl="6" w:tplc="0809000F" w:tentative="1">
+      <w:start w:val="1"/>
+      <w:numFmt w:val="decimal"/>
+      <w:lvlText w:val="%7."/>
+      <w:lvlJc w:val="left"/>
+      <w:pPr>
+        <w:ind w:left="5040" w:hanging="360"/>
+      </w:pPr>
+    </w:lvl>
+    <w:lvl w:ilvl="7" w:tplc="08090019" w:tentative="1">
+      <w:start w:val="1"/>
+      <w:numFmt w:val="lowerLetter"/>
+      <w:lvlText w:val="%8."/>
+      <w:lvlJc w:val="left"/>
+      <w:pPr>
+        <w:ind w:left="5760" w:hanging="360"/>
+      </w:pPr>
+    </w:lvl>
+    <w:lvl w:ilvl="8" w:tplc="0809001B" w:tentative="1">
+      <w:start w:val="1"/>
+      <w:numFmt w:val="lowerRoman"/>
+      <w:lvlText w:val="%9."/>
+      <w:lvlJc w:val="right"/>
+      <w:pPr>
+        <w:ind w:left="6480" w:hanging="180"/>
+      </w:pPr>
+    </w:lvl>
+  </w:abstractNum>
+  <w:abstractNum w:abstractNumId="20" w15:restartNumberingAfterBreak="0">
+    <w:nsid w:val="7C837253"/>
+    <w:multiLevelType w:val="hybridMultilevel"/>
+    <w:tmpl w:val="0C70632A"/>
+    <w:lvl w:ilvl="0" w:tplc="2F0AFC86">
+      <w:start w:val="1"/>
+      <w:numFmt w:val="decimal"/>
+      <w:lvlText w:val="%1."/>
+      <w:lvlJc w:val="left"/>
+      <w:pPr>
+        <w:ind w:left="825" w:hanging="360"/>
+      </w:pPr>
+      <w:rPr>
+        <w:rFonts w:hint="default"/>
+      </w:rPr>
+    </w:lvl>
+    <w:lvl w:ilvl="1" w:tplc="FFFFFFFF" w:tentative="1">
+      <w:start w:val="1"/>
+      <w:numFmt w:val="bullet"/>
+      <w:lvlText w:val="o"/>
+      <w:lvlJc w:val="left"/>
+      <w:pPr>
+        <w:ind w:left="1545" w:hanging="360"/>
+      </w:pPr>
+      <w:rPr>
+        <w:rFonts w:ascii="Courier New" w:hAnsi="Courier New" w:cs="Courier New" w:hint="default"/>
+      </w:rPr>
+    </w:lvl>
+    <w:lvl w:ilvl="2" w:tplc="FFFFFFFF" w:tentative="1">
+      <w:start w:val="1"/>
+      <w:numFmt w:val="bullet"/>
+      <w:lvlText w:val=""/>
+      <w:lvlJc w:val="left"/>
+      <w:pPr>
+        <w:ind w:left="2265" w:hanging="360"/>
+      </w:pPr>
+      <w:rPr>
+        <w:rFonts w:ascii="Wingdings" w:hAnsi="Wingdings" w:hint="default"/>
+      </w:rPr>
+    </w:lvl>
+    <w:lvl w:ilvl="3" w:tplc="FFFFFFFF" w:tentative="1">
+      <w:start w:val="1"/>
+      <w:numFmt w:val="bullet"/>
+      <w:lvlText w:val=""/>
+      <w:lvlJc w:val="left"/>
+      <w:pPr>
+        <w:ind w:left="2985" w:hanging="360"/>
+      </w:pPr>
+      <w:rPr>
+        <w:rFonts w:ascii="Symbol" w:hAnsi="Symbol" w:hint="default"/>
+      </w:rPr>
+    </w:lvl>
+    <w:lvl w:ilvl="4" w:tplc="FFFFFFFF" w:tentative="1">
+      <w:start w:val="1"/>
+      <w:numFmt w:val="bullet"/>
+      <w:lvlText w:val="o"/>
+      <w:lvlJc w:val="left"/>
+      <w:pPr>
+        <w:ind w:left="3705" w:hanging="360"/>
+      </w:pPr>
+      <w:rPr>
+        <w:rFonts w:ascii="Courier New" w:hAnsi="Courier New" w:cs="Courier New" w:hint="default"/>
+      </w:rPr>
+    </w:lvl>
+    <w:lvl w:ilvl="5" w:tplc="FFFFFFFF" w:tentative="1">
+      <w:start w:val="1"/>
+      <w:numFmt w:val="bullet"/>
+      <w:lvlText w:val=""/>
+      <w:lvlJc w:val="left"/>
+      <w:pPr>
+        <w:ind w:left="4425" w:hanging="360"/>
+      </w:pPr>
+      <w:rPr>
+        <w:rFonts w:ascii="Wingdings" w:hAnsi="Wingdings" w:hint="default"/>
+      </w:rPr>
+    </w:lvl>
+    <w:lvl w:ilvl="6" w:tplc="FFFFFFFF" w:tentative="1">
+      <w:start w:val="1"/>
+      <w:numFmt w:val="bullet"/>
+      <w:lvlText w:val=""/>
+      <w:lvlJc w:val="left"/>
+      <w:pPr>
+        <w:ind w:left="5145" w:hanging="360"/>
+      </w:pPr>
+      <w:rPr>
+        <w:rFonts w:ascii="Symbol" w:hAnsi="Symbol" w:hint="default"/>
+      </w:rPr>
+    </w:lvl>
+    <w:lvl w:ilvl="7" w:tplc="FFFFFFFF" w:tentative="1">
+      <w:start w:val="1"/>
+      <w:numFmt w:val="bullet"/>
+      <w:lvlText w:val="o"/>
+      <w:lvlJc w:val="left"/>
+      <w:pPr>
+        <w:ind w:left="5865" w:hanging="360"/>
+      </w:pPr>
+      <w:rPr>
+        <w:rFonts w:ascii="Courier New" w:hAnsi="Courier New" w:cs="Courier New" w:hint="default"/>
+      </w:rPr>
+    </w:lvl>
+    <w:lvl w:ilvl="8" w:tplc="FFFFFFFF" w:tentative="1">
+      <w:start w:val="1"/>
+      <w:numFmt w:val="bullet"/>
+      <w:lvlText w:val=""/>
+      <w:lvlJc w:val="left"/>
+      <w:pPr>
+        <w:ind w:left="6585" w:hanging="360"/>
+      </w:pPr>
+      <w:rPr>
+        <w:rFonts w:ascii="Wingdings" w:hAnsi="Wingdings" w:hint="default"/>
+      </w:rPr>
+    </w:lvl>
+  </w:abstractNum>
+  <w:num w:numId="1" w16cid:durableId="1113672874">
+    <w:abstractNumId w:val="16"/>
   </w:num>
-  <w:num w:numId="2" w16cid:durableId="1205171970">
-    <w:abstractNumId w:val="6"/>
+  <w:num w:numId="2" w16cid:durableId="1349870685">
+    <w:abstractNumId w:val="1"/>
   </w:num>
-  <w:num w:numId="3" w16cid:durableId="1887140642">
-    <w:abstractNumId w:val="2"/>
+  <w:num w:numId="3" w16cid:durableId="11879719">
+    <w:abstractNumId w:val="3"/>
   </w:num>
-  <w:num w:numId="4" w16cid:durableId="777874118">
-    <w:abstractNumId w:val="8"/>
+  <w:num w:numId="4" w16cid:durableId="1679849733">
+    <w:abstractNumId w:val="0"/>
+  </w:num>
+  <w:num w:numId="5" w16cid:durableId="1205674955">
+    <w:abstractNumId w:val="15"/>
+  </w:num>
+  <w:num w:numId="6" w16cid:durableId="903878661">
+    <w:abstractNumId w:val="15"/>
     <w:lvlOverride w:ilvl="0">
       <w:startOverride w:val="1"/>
     </w:lvlOverride>
   </w:num>
-  <w:num w:numId="5" w16cid:durableId="1576433978">
-    <w:abstractNumId w:val="8"/>
+  <w:num w:numId="7" w16cid:durableId="1576092503">
+    <w:abstractNumId w:val="15"/>
     <w:lvlOverride w:ilvl="0">
       <w:startOverride w:val="1"/>
     </w:lvlOverride>
   </w:num>
-  <w:num w:numId="6" w16cid:durableId="1272280314">
-    <w:abstractNumId w:val="8"/>
+  <w:num w:numId="8" w16cid:durableId="397170292">
+    <w:abstractNumId w:val="15"/>
     <w:lvlOverride w:ilvl="0">
       <w:startOverride w:val="1"/>
     </w:lvlOverride>
   </w:num>
-  <w:num w:numId="7" w16cid:durableId="303387530">
-    <w:abstractNumId w:val="8"/>
+  <w:num w:numId="9" w16cid:durableId="971907763">
+    <w:abstractNumId w:val="15"/>
     <w:lvlOverride w:ilvl="0">
       <w:startOverride w:val="1"/>
     </w:lvlOverride>
   </w:num>
-  <w:num w:numId="8" w16cid:durableId="971254738">
-    <w:abstractNumId w:val="8"/>
+  <w:num w:numId="10" w16cid:durableId="869562443">
+    <w:abstractNumId w:val="15"/>
     <w:lvlOverride w:ilvl="0">
       <w:startOverride w:val="1"/>
     </w:lvlOverride>
   </w:num>
-  <w:num w:numId="9" w16cid:durableId="399451382">
-    <w:abstractNumId w:val="8"/>
+  <w:num w:numId="11" w16cid:durableId="1267157887">
+    <w:abstractNumId w:val="15"/>
     <w:lvlOverride w:ilvl="0">
       <w:startOverride w:val="1"/>
     </w:lvlOverride>
   </w:num>
-  <w:num w:numId="10" w16cid:durableId="1483422504">
+  <w:num w:numId="12" w16cid:durableId="1609845886">
+    <w:abstractNumId w:val="11"/>
+  </w:num>
+  <w:num w:numId="13" w16cid:durableId="1930653022">
+    <w:abstractNumId w:val="19"/>
+  </w:num>
+  <w:num w:numId="14" w16cid:durableId="1561549167">
+    <w:abstractNumId w:val="13"/>
+  </w:num>
+  <w:num w:numId="15" w16cid:durableId="1435591675">
+    <w:abstractNumId w:val="5"/>
+  </w:num>
+  <w:num w:numId="16" w16cid:durableId="423766047">
+    <w:abstractNumId w:val="17"/>
+  </w:num>
+  <w:num w:numId="17" w16cid:durableId="2093039376">
     <w:abstractNumId w:val="8"/>
+  </w:num>
+  <w:num w:numId="18" w16cid:durableId="22098859">
+    <w:abstractNumId w:val="18"/>
+  </w:num>
+  <w:num w:numId="19" w16cid:durableId="2074770989">
+    <w:abstractNumId w:val="9"/>
+  </w:num>
+  <w:num w:numId="20" w16cid:durableId="697898980">
+    <w:abstractNumId w:val="10"/>
+  </w:num>
+  <w:num w:numId="21" w16cid:durableId="1205171970">
+    <w:abstractNumId w:val="12"/>
+  </w:num>
+  <w:num w:numId="22" w16cid:durableId="358045578">
+    <w:abstractNumId w:val="15"/>
     <w:lvlOverride w:ilvl="0">
       <w:startOverride w:val="1"/>
     </w:lvlOverride>
   </w:num>
-  <w:num w:numId="11" w16cid:durableId="589194706">
-    <w:abstractNumId w:val="8"/>
+  <w:num w:numId="23" w16cid:durableId="827864867">
+    <w:abstractNumId w:val="20"/>
+  </w:num>
+  <w:num w:numId="24" w16cid:durableId="651640748">
+    <w:abstractNumId w:val="15"/>
     <w:lvlOverride w:ilvl="0">
       <w:startOverride w:val="1"/>
     </w:lvlOverride>
   </w:num>
-  <w:num w:numId="12" w16cid:durableId="1860509229">
-    <w:abstractNumId w:val="8"/>
+  <w:num w:numId="25" w16cid:durableId="1848908869">
+    <w:abstractNumId w:val="20"/>
     <w:lvlOverride w:ilvl="0">
       <w:startOverride w:val="1"/>
     </w:lvlOverride>
   </w:num>
-  <w:num w:numId="13" w16cid:durableId="2012020996">
-    <w:abstractNumId w:val="8"/>
-  </w:num>
-  <w:num w:numId="14" w16cid:durableId="524517018">
-    <w:abstractNumId w:val="8"/>
+  <w:num w:numId="26" w16cid:durableId="1013075431">
+    <w:abstractNumId w:val="15"/>
     <w:lvlOverride w:ilvl="0">
       <w:startOverride w:val="1"/>
     </w:lvlOverride>
   </w:num>
-  <w:num w:numId="15" w16cid:durableId="91517163">
-    <w:abstractNumId w:val="8"/>
+  <w:num w:numId="27" w16cid:durableId="1283269869">
+    <w:abstractNumId w:val="15"/>
     <w:lvlOverride w:ilvl="0">
       <w:startOverride w:val="1"/>
     </w:lvlOverride>
   </w:num>
-  <w:num w:numId="16" w16cid:durableId="1140920344">
-    <w:abstractNumId w:val="8"/>
+  <w:num w:numId="28" w16cid:durableId="1916016269">
+    <w:abstractNumId w:val="14"/>
+  </w:num>
+  <w:num w:numId="29" w16cid:durableId="1716006437">
+    <w:abstractNumId w:val="4"/>
+  </w:num>
+  <w:num w:numId="30" w16cid:durableId="811755405">
+    <w:abstractNumId w:val="15"/>
     <w:lvlOverride w:ilvl="0">
       <w:startOverride w:val="1"/>
     </w:lvlOverride>
   </w:num>
-  <w:num w:numId="17" w16cid:durableId="773134851">
-    <w:abstractNumId w:val="1"/>
+  <w:num w:numId="31" w16cid:durableId="1095203773">
+    <w:abstractNumId w:val="15"/>
+    <w:lvlOverride w:ilvl="0">
+      <w:startOverride w:val="1"/>
+    </w:lvlOverride>
   </w:num>
-  <w:num w:numId="18" w16cid:durableId="1229609156">
-    <w:abstractNumId w:val="0"/>
+  <w:num w:numId="32" w16cid:durableId="967779907">
+    <w:abstractNumId w:val="15"/>
+    <w:lvlOverride w:ilvl="0">
+      <w:startOverride w:val="1"/>
+    </w:lvlOverride>
   </w:num>
-  <w:num w:numId="19" w16cid:durableId="1170486823">
+  <w:num w:numId="33" w16cid:durableId="1070734227">
     <w:abstractNumId w:val="7"/>
   </w:num>
-  <w:num w:numId="20" w16cid:durableId="1216158072">
-    <w:abstractNumId w:val="9"/>
+  <w:num w:numId="34" w16cid:durableId="1217206841">
+    <w:abstractNumId w:val="15"/>
+    <w:lvlOverride w:ilvl="0">
+      <w:startOverride w:val="1"/>
+    </w:lvlOverride>
   </w:num>
-  <w:num w:numId="21" w16cid:durableId="1476604239">
-    <w:abstractNumId w:val="4"/>
+  <w:num w:numId="35" w16cid:durableId="1887140642">
+    <w:abstractNumId w:val="2"/>
   </w:num>
-  <w:num w:numId="22" w16cid:durableId="786462895">
-    <w:abstractNumId w:val="3"/>
+  <w:num w:numId="36" w16cid:durableId="1496528767">
+    <w:abstractNumId w:val="6"/>
   </w:num>
-  <w:numIdMacAtCleanup w:val="15"/>
 </w:numbering>
 </file>
 
@@ -1358,7 +2670,7 @@
     <w:lsdException w:name="heading 1" w:uiPriority="9" w:qFormat="1"/>
     <w:lsdException w:name="heading 2" w:semiHidden="1" w:uiPriority="9" w:unhideWhenUsed="1" w:qFormat="1"/>
     <w:lsdException w:name="heading 3" w:semiHidden="1" w:uiPriority="9" w:unhideWhenUsed="1" w:qFormat="1"/>
-    <w:lsdException w:name="heading 4" w:semiHidden="1" w:uiPriority="9" w:unhideWhenUsed="1"/>
+    <w:lsdException w:name="heading 4" w:semiHidden="1" w:uiPriority="9" w:unhideWhenUsed="1" w:qFormat="1"/>
     <w:lsdException w:name="heading 5" w:semiHidden="1" w:uiPriority="9" w:unhideWhenUsed="1" w:qFormat="1"/>
     <w:lsdException w:name="heading 6" w:semiHidden="1" w:uiPriority="9" w:unhideWhenUsed="1" w:qFormat="1"/>
     <w:lsdException w:name="heading 7" w:semiHidden="1" w:uiPriority="9" w:unhideWhenUsed="1" w:qFormat="1"/>
@@ -1386,7 +2698,7 @@
     <w:lsdException w:name="footnote text" w:semiHidden="1" w:unhideWhenUsed="1"/>
     <w:lsdException w:name="annotation text" w:semiHidden="1" w:unhideWhenUsed="1"/>
     <w:lsdException w:name="header" w:semiHidden="1" w:unhideWhenUsed="1"/>
-    <w:lsdException w:name="footer" w:semiHidden="1" w:uiPriority="0" w:unhideWhenUsed="1"/>
+    <w:lsdException w:name="footer" w:semiHidden="1" w:unhideWhenUsed="1"/>
     <w:lsdException w:name="index heading" w:semiHidden="1" w:unhideWhenUsed="1"/>
     <w:lsdException w:name="caption" w:semiHidden="1" w:uiPriority="35" w:unhideWhenUsed="1" w:qFormat="1"/>
     <w:lsdException w:name="table of figures" w:semiHidden="1" w:unhideWhenUsed="1"/>
@@ -1416,7 +2728,7 @@
     <w:lsdException w:name="List Number 3" w:semiHidden="1" w:unhideWhenUsed="1"/>
     <w:lsdException w:name="List Number 4" w:semiHidden="1" w:unhideWhenUsed="1"/>
     <w:lsdException w:name="List Number 5" w:semiHidden="1" w:unhideWhenUsed="1"/>
-    <w:lsdException w:name="Title" w:uiPriority="10"/>
+    <w:lsdException w:name="Title" w:uiPriority="10" w:qFormat="1"/>
     <w:lsdException w:name="Closing" w:semiHidden="1" w:unhideWhenUsed="1"/>
     <w:lsdException w:name="Signature" w:semiHidden="1" w:unhideWhenUsed="1"/>
     <w:lsdException w:name="Default Paragraph Font" w:semiHidden="1" w:uiPriority="1" w:unhideWhenUsed="1"/>
@@ -1441,8 +2753,8 @@
     <w:lsdException w:name="Block Text" w:semiHidden="1" w:unhideWhenUsed="1"/>
     <w:lsdException w:name="Hyperlink" w:semiHidden="1" w:unhideWhenUsed="1"/>
     <w:lsdException w:name="FollowedHyperlink" w:semiHidden="1" w:unhideWhenUsed="1"/>
-    <w:lsdException w:name="Strong" w:uiPriority="22"/>
-    <w:lsdException w:name="Emphasis" w:uiPriority="20"/>
+    <w:lsdException w:name="Strong" w:uiPriority="22" w:qFormat="1"/>
+    <w:lsdException w:name="Emphasis" w:uiPriority="20" w:qFormat="1"/>
     <w:lsdException w:name="Document Map" w:semiHidden="1" w:unhideWhenUsed="1"/>
     <w:lsdException w:name="Plain Text" w:semiHidden="1" w:unhideWhenUsed="1"/>
     <w:lsdException w:name="E-mail Signature" w:semiHidden="1" w:unhideWhenUsed="1"/>
@@ -1534,8 +2846,8 @@
     <w:lsdException w:name="Medium List 1 Accent 1" w:uiPriority="65"/>
     <w:lsdException w:name="Revision" w:semiHidden="1"/>
     <w:lsdException w:name="List Paragraph" w:uiPriority="34" w:qFormat="1"/>
-    <w:lsdException w:name="Quote" w:uiPriority="29"/>
-    <w:lsdException w:name="Intense Quote" w:uiPriority="30"/>
+    <w:lsdException w:name="Quote" w:uiPriority="29" w:qFormat="1"/>
+    <w:lsdException w:name="Intense Quote" w:uiPriority="30" w:qFormat="1"/>
     <w:lsdException w:name="Medium List 2 Accent 1" w:uiPriority="66"/>
     <w:lsdException w:name="Medium Grid 1 Accent 1" w:uiPriority="67"/>
     <w:lsdException w:name="Medium Grid 2 Accent 1" w:uiPriority="68"/>
@@ -1614,10 +2926,10 @@
     <w:lsdException w:name="Colorful Shading Accent 6" w:uiPriority="71"/>
     <w:lsdException w:name="Colorful List Accent 6" w:uiPriority="72"/>
     <w:lsdException w:name="Colorful Grid Accent 6" w:uiPriority="73"/>
-    <w:lsdException w:name="Subtle Emphasis" w:uiPriority="19"/>
-    <w:lsdException w:name="Intense Emphasis" w:uiPriority="21"/>
-    <w:lsdException w:name="Subtle Reference" w:uiPriority="31"/>
-    <w:lsdException w:name="Intense Reference" w:uiPriority="32"/>
+    <w:lsdException w:name="Subtle Emphasis" w:uiPriority="19" w:qFormat="1"/>
+    <w:lsdException w:name="Intense Emphasis" w:uiPriority="21" w:qFormat="1"/>
+    <w:lsdException w:name="Subtle Reference" w:uiPriority="31" w:qFormat="1"/>
+    <w:lsdException w:name="Intense Reference" w:uiPriority="32" w:qFormat="1"/>
     <w:lsdException w:name="Book Title" w:uiPriority="33" w:qFormat="1"/>
     <w:lsdException w:name="Bibliography" w:semiHidden="1" w:uiPriority="37" w:unhideWhenUsed="1"/>
     <w:lsdException w:name="TOC Heading" w:semiHidden="1" w:uiPriority="39" w:unhideWhenUsed="1" w:qFormat="1"/>
@@ -1734,15 +3046,6 @@
   <w:style w:type="paragraph" w:default="1" w:styleId="Normal">
     <w:name w:val="Normal"/>
     <w:qFormat/>
-    <w:rsid w:val="00327C47"/>
-    <w:pPr>
-      <w:widowControl w:val="0"/>
-      <w:spacing w:after="0" w:line="240" w:lineRule="auto"/>
-    </w:pPr>
-    <w:rPr>
-      <w:rFonts w:ascii="Arial" w:hAnsi="Arial" w:cs="Arial"/>
-      <w14:ligatures w14:val="none"/>
-    </w:rPr>
   </w:style>
   <w:style w:type="paragraph" w:styleId="Heading1">
     <w:name w:val="heading 1"/>
@@ -1751,7 +3054,7 @@
     <w:link w:val="Heading1Char"/>
     <w:uiPriority w:val="9"/>
     <w:qFormat/>
-    <w:rsid w:val="00EE73EF"/>
+    <w:rsid w:val="00142591"/>
     <w:pPr>
       <w:keepNext/>
       <w:keepLines/>
@@ -1759,11 +3062,10 @@
       <w:outlineLvl w:val="0"/>
     </w:pPr>
     <w:rPr>
-      <w:rFonts w:eastAsiaTheme="majorEastAsia"/>
-      <w:b/>
-      <w:bCs/>
-      <w:sz w:val="28"/>
-      <w:szCs w:val="28"/>
+      <w:rFonts w:asciiTheme="majorHAnsi" w:eastAsiaTheme="majorEastAsia" w:hAnsiTheme="majorHAnsi" w:cstheme="majorBidi"/>
+      <w:color w:val="0F4761" w:themeColor="accent1" w:themeShade="BF"/>
+      <w:sz w:val="40"/>
+      <w:szCs w:val="40"/>
     </w:rPr>
   </w:style>
   <w:style w:type="paragraph" w:styleId="Heading2">
@@ -1774,7 +3076,7 @@
     <w:uiPriority w:val="9"/>
     <w:unhideWhenUsed/>
     <w:qFormat/>
-    <w:rsid w:val="00327C47"/>
+    <w:rsid w:val="009521BE"/>
     <w:pPr>
       <w:keepNext/>
       <w:keepLines/>
@@ -1782,10 +3084,10 @@
       <w:outlineLvl w:val="1"/>
     </w:pPr>
     <w:rPr>
-      <w:rFonts w:eastAsiaTheme="majorEastAsia"/>
-      <w:b/>
-      <w:bCs/>
+      <w:rFonts w:asciiTheme="majorHAnsi" w:eastAsiaTheme="majorEastAsia" w:hAnsiTheme="majorHAnsi" w:cstheme="majorBidi"/>
       <w:color w:val="000000" w:themeColor="text1"/>
+      <w:sz w:val="32"/>
+      <w:szCs w:val="32"/>
     </w:rPr>
   </w:style>
   <w:style w:type="paragraph" w:styleId="Heading3">
@@ -1818,6 +3120,7 @@
     <w:uiPriority w:val="9"/>
     <w:semiHidden/>
     <w:unhideWhenUsed/>
+    <w:qFormat/>
     <w:rsid w:val="00142591"/>
     <w:pPr>
       <w:keepNext/>
@@ -1866,7 +3169,7 @@
     <w:pPr>
       <w:keepNext/>
       <w:keepLines/>
-      <w:spacing w:before="40"/>
+      <w:spacing w:before="40" w:after="0"/>
       <w:outlineLvl w:val="5"/>
     </w:pPr>
     <w:rPr>
@@ -1889,7 +3192,7 @@
     <w:pPr>
       <w:keepNext/>
       <w:keepLines/>
-      <w:spacing w:before="40"/>
+      <w:spacing w:before="40" w:after="0"/>
       <w:outlineLvl w:val="6"/>
     </w:pPr>
     <w:rPr>
@@ -1910,6 +3213,7 @@
     <w:pPr>
       <w:keepNext/>
       <w:keepLines/>
+      <w:spacing w:after="0"/>
       <w:outlineLvl w:val="7"/>
     </w:pPr>
     <w:rPr>
@@ -1932,6 +3236,7 @@
     <w:pPr>
       <w:keepNext/>
       <w:keepLines/>
+      <w:spacing w:after="0"/>
       <w:outlineLvl w:val="8"/>
     </w:pPr>
     <w:rPr>
@@ -1942,6 +3247,7 @@
   <w:style w:type="character" w:default="1" w:styleId="DefaultParagraphFont">
     <w:name w:val="Default Paragraph Font"/>
     <w:uiPriority w:val="1"/>
+    <w:semiHidden/>
     <w:unhideWhenUsed/>
   </w:style>
   <w:style w:type="table" w:default="1" w:styleId="TableNormal">
@@ -1970,14 +3276,12 @@
     <w:basedOn w:val="DefaultParagraphFont"/>
     <w:link w:val="Heading1"/>
     <w:uiPriority w:val="9"/>
-    <w:rsid w:val="00EE73EF"/>
+    <w:rsid w:val="00142591"/>
     <w:rPr>
-      <w:rFonts w:ascii="Arial" w:eastAsiaTheme="majorEastAsia" w:hAnsi="Arial" w:cs="Arial"/>
-      <w:b/>
-      <w:bCs/>
-      <w:sz w:val="28"/>
-      <w:szCs w:val="28"/>
-      <w14:ligatures w14:val="none"/>
+      <w:rFonts w:asciiTheme="majorHAnsi" w:eastAsiaTheme="majorEastAsia" w:hAnsiTheme="majorHAnsi" w:cstheme="majorBidi"/>
+      <w:color w:val="0F4761" w:themeColor="accent1" w:themeShade="BF"/>
+      <w:sz w:val="40"/>
+      <w:szCs w:val="40"/>
     </w:rPr>
   </w:style>
   <w:style w:type="character" w:customStyle="1" w:styleId="Heading2Char">
@@ -1985,13 +3289,12 @@
     <w:basedOn w:val="DefaultParagraphFont"/>
     <w:link w:val="Heading2"/>
     <w:uiPriority w:val="9"/>
-    <w:rsid w:val="00327C47"/>
+    <w:rsid w:val="009521BE"/>
     <w:rPr>
-      <w:rFonts w:ascii="Arial" w:eastAsiaTheme="majorEastAsia" w:hAnsi="Arial" w:cs="Arial"/>
-      <w:b/>
-      <w:bCs/>
+      <w:rFonts w:asciiTheme="majorHAnsi" w:eastAsiaTheme="majorEastAsia" w:hAnsiTheme="majorHAnsi" w:cstheme="majorBidi"/>
       <w:color w:val="000000" w:themeColor="text1"/>
-      <w14:ligatures w14:val="none"/>
+      <w:sz w:val="32"/>
+      <w:szCs w:val="32"/>
     </w:rPr>
   </w:style>
   <w:style w:type="character" w:customStyle="1" w:styleId="Heading3Char">
@@ -2087,41 +3390,36 @@
   </w:style>
   <w:style w:type="paragraph" w:styleId="Title">
     <w:name w:val="Title"/>
-    <w:aliases w:val="Worksheet title"/>
     <w:basedOn w:val="Normal"/>
     <w:next w:val="Normal"/>
     <w:link w:val="TitleChar"/>
     <w:uiPriority w:val="10"/>
-    <w:rsid w:val="00486C33"/>
+    <w:qFormat/>
+    <w:rsid w:val="00142591"/>
     <w:pPr>
+      <w:spacing w:after="80" w:line="240" w:lineRule="auto"/>
       <w:contextualSpacing/>
     </w:pPr>
     <w:rPr>
-      <w:rFonts w:eastAsiaTheme="majorEastAsia"/>
-      <w:b/>
-      <w:bCs/>
+      <w:rFonts w:asciiTheme="majorHAnsi" w:eastAsiaTheme="majorEastAsia" w:hAnsiTheme="majorHAnsi" w:cstheme="majorBidi"/>
       <w:spacing w:val="-10"/>
       <w:kern w:val="28"/>
-      <w:sz w:val="40"/>
-      <w:szCs w:val="40"/>
+      <w:sz w:val="56"/>
+      <w:szCs w:val="56"/>
     </w:rPr>
   </w:style>
   <w:style w:type="character" w:customStyle="1" w:styleId="TitleChar">
     <w:name w:val="Title Char"/>
-    <w:aliases w:val="Worksheet title Char"/>
     <w:basedOn w:val="DefaultParagraphFont"/>
     <w:link w:val="Title"/>
     <w:uiPriority w:val="10"/>
-    <w:rsid w:val="00486C33"/>
+    <w:rsid w:val="00142591"/>
     <w:rPr>
-      <w:rFonts w:ascii="Arial" w:eastAsiaTheme="majorEastAsia" w:hAnsi="Arial" w:cs="Arial"/>
-      <w:b/>
-      <w:bCs/>
+      <w:rFonts w:asciiTheme="majorHAnsi" w:eastAsiaTheme="majorEastAsia" w:hAnsiTheme="majorHAnsi" w:cstheme="majorBidi"/>
       <w:spacing w:val="-10"/>
       <w:kern w:val="28"/>
-      <w:sz w:val="40"/>
-      <w:szCs w:val="40"/>
-      <w14:ligatures w14:val="none"/>
+      <w:sz w:val="56"/>
+      <w:szCs w:val="56"/>
     </w:rPr>
   </w:style>
   <w:style w:type="paragraph" w:styleId="Subtitle">
@@ -2161,11 +3459,11 @@
   </w:style>
   <w:style w:type="paragraph" w:styleId="Quote">
     <w:name w:val="Quote"/>
-    <w:aliases w:val="Pack title small"/>
     <w:basedOn w:val="Normal"/>
     <w:next w:val="Normal"/>
     <w:link w:val="QuoteChar"/>
     <w:uiPriority w:val="29"/>
+    <w:qFormat/>
     <w:rsid w:val="00142591"/>
     <w:pPr>
       <w:spacing w:before="160"/>
@@ -2179,7 +3477,6 @@
   </w:style>
   <w:style w:type="character" w:customStyle="1" w:styleId="QuoteChar">
     <w:name w:val="Quote Char"/>
-    <w:aliases w:val="Pack title small Char"/>
     <w:basedOn w:val="DefaultParagraphFont"/>
     <w:link w:val="Quote"/>
     <w:uiPriority w:val="29"/>
@@ -2192,7 +3489,6 @@
   </w:style>
   <w:style w:type="paragraph" w:styleId="ListParagraph">
     <w:name w:val="List Paragraph"/>
-    <w:aliases w:val="Contents list"/>
     <w:basedOn w:val="Normal"/>
     <w:link w:val="ListParagraphChar"/>
     <w:uiPriority w:val="34"/>
@@ -2207,6 +3503,7 @@
     <w:name w:val="Intense Emphasis"/>
     <w:basedOn w:val="DefaultParagraphFont"/>
     <w:uiPriority w:val="21"/>
+    <w:qFormat/>
     <w:rsid w:val="00142591"/>
     <w:rPr>
       <w:i/>
@@ -2220,6 +3517,7 @@
     <w:next w:val="Normal"/>
     <w:link w:val="IntenseQuoteChar"/>
     <w:uiPriority w:val="30"/>
+    <w:qFormat/>
     <w:rsid w:val="00142591"/>
     <w:pPr>
       <w:pBdr>
@@ -2252,6 +3550,7 @@
     <w:name w:val="Intense Reference"/>
     <w:basedOn w:val="DefaultParagraphFont"/>
     <w:uiPriority w:val="32"/>
+    <w:qFormat/>
     <w:rsid w:val="00142591"/>
     <w:rPr>
       <w:b/>
@@ -2289,7 +3588,7 @@
       <w:ind w:left="273" w:hanging="273"/>
     </w:pPr>
     <w:rPr>
-      <w:rFonts w:eastAsia="Times New Roman"/>
+      <w:rFonts w:ascii="Arial" w:eastAsia="Times New Roman" w:hAnsi="Arial" w:cs="Arial"/>
       <w:color w:val="000000"/>
       <w:kern w:val="28"/>
       <w:sz w:val="24"/>
@@ -2343,17 +3642,23 @@
     <w:basedOn w:val="ListParagraph"/>
     <w:link w:val="NumberedbulletChar"/>
     <w:qFormat/>
-    <w:rsid w:val="00327C47"/>
+    <w:rsid w:val="00794596"/>
     <w:pPr>
+      <w:widowControl w:val="0"/>
       <w:numPr>
-        <w:numId w:val="13"/>
+        <w:numId w:val="5"/>
       </w:numPr>
-      <w:spacing w:line="288" w:lineRule="auto"/>
+      <w:tabs>
+        <w:tab w:val="left" w:pos="330"/>
+      </w:tabs>
     </w:pPr>
+    <w:rPr>
+      <w:rFonts w:ascii="Calibri" w:hAnsi="Calibri" w:cs="Calibri"/>
+      <w14:ligatures w14:val="none"/>
+    </w:rPr>
   </w:style>
   <w:style w:type="character" w:customStyle="1" w:styleId="ListParagraphChar">
     <w:name w:val="List Paragraph Char"/>
-    <w:aliases w:val="Contents list Char"/>
     <w:basedOn w:val="DefaultParagraphFont"/>
     <w:link w:val="ListParagraph"/>
     <w:uiPriority w:val="34"/>
@@ -2363,9 +3668,9 @@
     <w:name w:val="Numbered bullet Char"/>
     <w:basedOn w:val="ListParagraphChar"/>
     <w:link w:val="Numberedbullet"/>
-    <w:rsid w:val="00327C47"/>
+    <w:rsid w:val="00794596"/>
     <w:rPr>
-      <w:rFonts w:ascii="Arial" w:hAnsi="Arial" w:cs="Arial"/>
+      <w:rFonts w:ascii="Calibri" w:hAnsi="Calibri" w:cs="Calibri"/>
       <w14:ligatures w14:val="none"/>
     </w:rPr>
   </w:style>
@@ -2390,308 +3695,6 @@
     <w:rPr>
       <w:color w:val="605E5C"/>
       <w:shd w:val="clear" w:color="auto" w:fill="E1DFDD"/>
-    </w:rPr>
-  </w:style>
-  <w:style w:type="paragraph" w:customStyle="1" w:styleId="Packtitle">
-    <w:name w:val="Pack title"/>
-    <w:basedOn w:val="Normal"/>
-    <w:link w:val="PacktitleChar"/>
-    <w:qFormat/>
-    <w:rsid w:val="00486C33"/>
-    <w:pPr>
-      <w:jc w:val="center"/>
-    </w:pPr>
-    <w:rPr>
-      <w:b/>
-      <w:bCs/>
-      <w:sz w:val="36"/>
-      <w:szCs w:val="36"/>
-    </w:rPr>
-  </w:style>
-  <w:style w:type="character" w:customStyle="1" w:styleId="PacktitleChar">
-    <w:name w:val="Pack title Char"/>
-    <w:basedOn w:val="DefaultParagraphFont"/>
-    <w:link w:val="Packtitle"/>
-    <w:rsid w:val="00486C33"/>
-    <w:rPr>
-      <w:rFonts w:ascii="Arial" w:hAnsi="Arial" w:cs="Arial"/>
-      <w:b/>
-      <w:bCs/>
-      <w:sz w:val="36"/>
-      <w:szCs w:val="36"/>
-      <w14:ligatures w14:val="none"/>
-    </w:rPr>
-  </w:style>
-  <w:style w:type="paragraph" w:customStyle="1" w:styleId="Wsname">
-    <w:name w:val="Ws name"/>
-    <w:basedOn w:val="Normal"/>
-    <w:link w:val="WsnameChar"/>
-    <w:qFormat/>
-    <w:rsid w:val="00486C33"/>
-    <w:rPr>
-      <w:b/>
-      <w:bCs/>
-      <w:sz w:val="28"/>
-      <w:szCs w:val="28"/>
-    </w:rPr>
-  </w:style>
-  <w:style w:type="character" w:customStyle="1" w:styleId="WsnameChar">
-    <w:name w:val="Ws name Char"/>
-    <w:basedOn w:val="DefaultParagraphFont"/>
-    <w:link w:val="Wsname"/>
-    <w:rsid w:val="00486C33"/>
-    <w:rPr>
-      <w:rFonts w:ascii="Arial" w:hAnsi="Arial" w:cs="Arial"/>
-      <w:b/>
-      <w:bCs/>
-      <w:sz w:val="28"/>
-      <w:szCs w:val="28"/>
-      <w14:ligatures w14:val="none"/>
-    </w:rPr>
-  </w:style>
-  <w:style w:type="paragraph" w:customStyle="1" w:styleId="Wsreference">
-    <w:name w:val="Ws reference"/>
-    <w:basedOn w:val="Normal"/>
-    <w:link w:val="WsreferenceChar"/>
-    <w:qFormat/>
-    <w:rsid w:val="007F6ABB"/>
-    <w:rPr>
-      <w:color w:val="EE0000"/>
-      <w:sz w:val="18"/>
-      <w:szCs w:val="18"/>
-    </w:rPr>
-  </w:style>
-  <w:style w:type="character" w:customStyle="1" w:styleId="WsreferenceChar">
-    <w:name w:val="Ws reference Char"/>
-    <w:basedOn w:val="DefaultParagraphFont"/>
-    <w:link w:val="Wsreference"/>
-    <w:rsid w:val="007F6ABB"/>
-    <w:rPr>
-      <w:rFonts w:ascii="Arial" w:hAnsi="Arial" w:cs="Arial"/>
-      <w:color w:val="EE0000"/>
-      <w:sz w:val="18"/>
-      <w:szCs w:val="18"/>
-      <w14:ligatures w14:val="none"/>
-    </w:rPr>
-  </w:style>
-  <w:style w:type="paragraph" w:customStyle="1" w:styleId="Packtitle-topright">
-    <w:name w:val="Pack title - top right"/>
-    <w:basedOn w:val="Quote"/>
-    <w:link w:val="Packtitle-toprightChar"/>
-    <w:qFormat/>
-    <w:rsid w:val="00780A02"/>
-    <w:pPr>
-      <w:spacing w:before="0"/>
-    </w:pPr>
-    <w:rPr>
-      <w:b/>
-      <w:bCs/>
-      <w:i w:val="0"/>
-      <w:iCs w:val="0"/>
-      <w:sz w:val="32"/>
-      <w:szCs w:val="32"/>
-    </w:rPr>
-  </w:style>
-  <w:style w:type="character" w:customStyle="1" w:styleId="Packtitle-toprightChar">
-    <w:name w:val="Pack title - top right Char"/>
-    <w:basedOn w:val="QuoteChar"/>
-    <w:link w:val="Packtitle-topright"/>
-    <w:rsid w:val="00780A02"/>
-    <w:rPr>
-      <w:rFonts w:ascii="Arial" w:hAnsi="Arial" w:cs="Arial"/>
-      <w:b/>
-      <w:bCs/>
-      <w:i w:val="0"/>
-      <w:iCs w:val="0"/>
-      <w:color w:val="404040" w:themeColor="text1" w:themeTint="BF"/>
-      <w:sz w:val="32"/>
-      <w:szCs w:val="32"/>
-      <w14:ligatures w14:val="none"/>
-    </w:rPr>
-  </w:style>
-  <w:style w:type="character" w:styleId="BookTitle">
-    <w:name w:val="Book Title"/>
-    <w:basedOn w:val="DefaultParagraphFont"/>
-    <w:uiPriority w:val="33"/>
-    <w:qFormat/>
-    <w:rsid w:val="00780A02"/>
-    <w:rPr>
-      <w:b/>
-      <w:bCs/>
-      <w:i/>
-      <w:iCs/>
-      <w:spacing w:val="5"/>
-    </w:rPr>
-  </w:style>
-  <w:style w:type="paragraph" w:customStyle="1" w:styleId="Wsnumber">
-    <w:name w:val="Ws number"/>
-    <w:basedOn w:val="Title"/>
-    <w:link w:val="WsnumberChar"/>
-    <w:qFormat/>
-    <w:rsid w:val="00780A02"/>
-  </w:style>
-  <w:style w:type="character" w:customStyle="1" w:styleId="WsnumberChar">
-    <w:name w:val="Ws number Char"/>
-    <w:basedOn w:val="TitleChar"/>
-    <w:link w:val="Wsnumber"/>
-    <w:rsid w:val="00780A02"/>
-    <w:rPr>
-      <w:rFonts w:ascii="Arial" w:eastAsiaTheme="majorEastAsia" w:hAnsi="Arial" w:cs="Arial"/>
-      <w:b/>
-      <w:bCs/>
-      <w:spacing w:val="-10"/>
-      <w:kern w:val="28"/>
-      <w:sz w:val="40"/>
-      <w:szCs w:val="40"/>
-      <w14:ligatures w14:val="none"/>
-    </w:rPr>
-  </w:style>
-  <w:style w:type="paragraph" w:customStyle="1" w:styleId="YouTubelinkURL">
-    <w:name w:val="YouTube link URL"/>
-    <w:basedOn w:val="Normal"/>
-    <w:link w:val="YouTubelinkURLChar"/>
-    <w:qFormat/>
-    <w:rsid w:val="00EE73EF"/>
-    <w:pPr>
-      <w:spacing w:after="120"/>
-      <w:jc w:val="center"/>
-    </w:pPr>
-    <w:rPr>
-      <w:rFonts w:ascii="Calibri" w:hAnsi="Calibri" w:cs="Calibri"/>
-      <w:b/>
-      <w:bCs/>
-      <w:color w:val="156082" w:themeColor="accent1"/>
-      <w:sz w:val="24"/>
-      <w:szCs w:val="24"/>
-      <w:u w:val="single"/>
-    </w:rPr>
-  </w:style>
-  <w:style w:type="character" w:customStyle="1" w:styleId="YouTubelinkURLChar">
-    <w:name w:val="YouTube link URL Char"/>
-    <w:basedOn w:val="DefaultParagraphFont"/>
-    <w:link w:val="YouTubelinkURL"/>
-    <w:rsid w:val="00EE73EF"/>
-    <w:rPr>
-      <w:rFonts w:ascii="Calibri" w:hAnsi="Calibri" w:cs="Calibri"/>
-      <w:b/>
-      <w:bCs/>
-      <w:color w:val="156082" w:themeColor="accent1"/>
-      <w:sz w:val="24"/>
-      <w:szCs w:val="24"/>
-      <w:u w:val="single"/>
-      <w14:ligatures w14:val="none"/>
-    </w:rPr>
-  </w:style>
-  <w:style w:type="paragraph" w:customStyle="1" w:styleId="Bullet">
-    <w:name w:val="Bullet"/>
-    <w:basedOn w:val="ListParagraph"/>
-    <w:link w:val="BulletChar"/>
-    <w:qFormat/>
-    <w:rsid w:val="00327C47"/>
-    <w:pPr>
-      <w:numPr>
-        <w:numId w:val="2"/>
-      </w:numPr>
-      <w:spacing w:before="120" w:after="120" w:line="288" w:lineRule="auto"/>
-      <w:ind w:left="714" w:hanging="357"/>
-    </w:pPr>
-  </w:style>
-  <w:style w:type="character" w:customStyle="1" w:styleId="BulletChar">
-    <w:name w:val="Bullet Char"/>
-    <w:basedOn w:val="ListParagraphChar"/>
-    <w:link w:val="Bullet"/>
-    <w:rsid w:val="00327C47"/>
-    <w:rPr>
-      <w:rFonts w:ascii="Arial" w:hAnsi="Arial" w:cs="Arial"/>
-      <w14:ligatures w14:val="none"/>
-    </w:rPr>
-  </w:style>
-  <w:style w:type="paragraph" w:customStyle="1" w:styleId="Contents">
-    <w:name w:val="Contents"/>
-    <w:basedOn w:val="ListParagraph"/>
-    <w:link w:val="ContentsChar"/>
-    <w:qFormat/>
-    <w:rsid w:val="00AD585D"/>
-    <w:pPr>
-      <w:spacing w:line="336" w:lineRule="auto"/>
-    </w:pPr>
-  </w:style>
-  <w:style w:type="character" w:customStyle="1" w:styleId="ContentsChar">
-    <w:name w:val="Contents Char"/>
-    <w:basedOn w:val="ListParagraphChar"/>
-    <w:link w:val="Contents"/>
-    <w:rsid w:val="00AD585D"/>
-    <w:rPr>
-      <w:rFonts w:ascii="Arial" w:hAnsi="Arial" w:cs="Arial"/>
-      <w14:ligatures w14:val="none"/>
-    </w:rPr>
-  </w:style>
-  <w:style w:type="paragraph" w:styleId="Header">
-    <w:name w:val="header"/>
-    <w:basedOn w:val="Normal"/>
-    <w:link w:val="HeaderChar"/>
-    <w:uiPriority w:val="99"/>
-    <w:unhideWhenUsed/>
-    <w:rsid w:val="00FE3FF4"/>
-    <w:pPr>
-      <w:tabs>
-        <w:tab w:val="center" w:pos="4513"/>
-        <w:tab w:val="right" w:pos="9026"/>
-      </w:tabs>
-    </w:pPr>
-  </w:style>
-  <w:style w:type="character" w:customStyle="1" w:styleId="HeaderChar">
-    <w:name w:val="Header Char"/>
-    <w:basedOn w:val="DefaultParagraphFont"/>
-    <w:link w:val="Header"/>
-    <w:uiPriority w:val="99"/>
-    <w:rsid w:val="00FE3FF4"/>
-    <w:rPr>
-      <w:rFonts w:ascii="Arial" w:hAnsi="Arial" w:cs="Arial"/>
-      <w14:ligatures w14:val="none"/>
-    </w:rPr>
-  </w:style>
-  <w:style w:type="paragraph" w:styleId="Footer">
-    <w:name w:val="footer"/>
-    <w:basedOn w:val="Normal"/>
-    <w:link w:val="FooterChar"/>
-    <w:unhideWhenUsed/>
-    <w:rsid w:val="00FE3FF4"/>
-    <w:pPr>
-      <w:tabs>
-        <w:tab w:val="center" w:pos="4513"/>
-        <w:tab w:val="right" w:pos="9026"/>
-      </w:tabs>
-    </w:pPr>
-  </w:style>
-  <w:style w:type="character" w:customStyle="1" w:styleId="FooterChar">
-    <w:name w:val="Footer Char"/>
-    <w:basedOn w:val="DefaultParagraphFont"/>
-    <w:link w:val="Footer"/>
-    <w:uiPriority w:val="99"/>
-    <w:rsid w:val="00FE3FF4"/>
-    <w:rPr>
-      <w:rFonts w:ascii="Arial" w:hAnsi="Arial" w:cs="Arial"/>
-      <w14:ligatures w14:val="none"/>
-    </w:rPr>
-  </w:style>
-  <w:style w:type="paragraph" w:customStyle="1" w:styleId="Default">
-    <w:name w:val="Default"/>
-    <w:rsid w:val="00B43F51"/>
-    <w:pPr>
-      <w:autoSpaceDE w:val="0"/>
-      <w:autoSpaceDN w:val="0"/>
-      <w:adjustRightInd w:val="0"/>
-      <w:spacing w:after="0" w:line="240" w:lineRule="auto"/>
-    </w:pPr>
-    <w:rPr>
-      <w:rFonts w:ascii="CongressSans" w:eastAsia="Times New Roman" w:hAnsi="CongressSans" w:cs="CongressSans"/>
-      <w:color w:val="000000"/>
-      <w:kern w:val="0"/>
-      <w:sz w:val="24"/>
-      <w:szCs w:val="24"/>
-      <w:lang w:eastAsia="en-GB"/>
-      <w14:ligatures w14:val="none"/>
     </w:rPr>
   </w:style>
 </w:styles>
@@ -2990,4 +3993,16 @@
     </a:ext>
   </a:extLst>
 </a:theme>
+</file>
+
+<file path=customXml/item1.xml><?xml version="1.0" encoding="utf-8"?>
+<b:Sources xmlns:b="http://schemas.openxmlformats.org/officeDocument/2006/bibliography" xmlns="http://schemas.openxmlformats.org/officeDocument/2006/bibliography" SelectedStyle="\APASixthEditionOfficeOnline.xsl" StyleName="APA" Version="6"/>
+</file>
+
+<file path=customXml/itemProps1.xml><?xml version="1.0" encoding="utf-8"?>
+<ds:datastoreItem xmlns:ds="http://schemas.openxmlformats.org/officeDocument/2006/customXml" ds:itemID="{BE5A20E6-7732-4185-AAE9-74F072D597D3}">
+  <ds:schemaRefs>
+    <ds:schemaRef ds:uri="http://schemas.openxmlformats.org/officeDocument/2006/bibliography"/>
+  </ds:schemaRefs>
+</ds:datastoreItem>
 </file>
--- a/content/CP4807/CP4807-head.docx
+++ b/content/CP4807/CP4807-head.docx
@@ -8,16 +8,16 @@
           <w:noProof/>
         </w:rPr>
         <w:drawing>
-          <wp:anchor distT="0" distB="0" distL="114300" distR="114300" simplePos="0" relativeHeight="251661312" behindDoc="0" locked="0" layoutInCell="1" allowOverlap="1" wp14:anchorId="250BDE04" wp14:editId="5CE62AA3">
+          <wp:anchor distT="0" distB="0" distL="114300" distR="114300" simplePos="0" relativeHeight="251667456" behindDoc="0" locked="0" layoutInCell="1" allowOverlap="1" wp14:anchorId="4D6BFD71" wp14:editId="7CF67A09">
             <wp:simplePos x="0" y="0"/>
             <wp:positionH relativeFrom="column">
-              <wp:posOffset>799465</wp:posOffset>
+              <wp:posOffset>796925</wp:posOffset>
             </wp:positionH>
             <wp:positionV relativeFrom="paragraph">
-              <wp:posOffset>1118870</wp:posOffset>
+              <wp:posOffset>972406</wp:posOffset>
             </wp:positionV>
-            <wp:extent cx="5296535" cy="551180"/>
-            <wp:effectExtent l="0" t="0" r="0" b="1270"/>
+            <wp:extent cx="5296535" cy="766445"/>
+            <wp:effectExtent l="0" t="0" r="0" b="0"/>
             <wp:wrapSquare wrapText="bothSides"/>
             <wp:docPr id="2096953061" name="Matrix e-blocks logo.png"/>
             <wp:cNvGraphicFramePr>
@@ -39,7 +39,7 @@
                   <pic:spPr>
                     <a:xfrm>
                       <a:off x="0" y="0"/>
-                      <a:ext cx="5296535" cy="551180"/>
+                      <a:ext cx="5296535" cy="766445"/>
                     </a:xfrm>
                     <a:prstGeom prst="rect">
                       <a:avLst/>
@@ -66,7 +66,7 @@
         <mc:AlternateContent>
           <mc:Choice Requires="wps">
             <w:drawing>
-              <wp:anchor distT="45720" distB="45720" distL="114300" distR="114300" simplePos="0" relativeHeight="251665408" behindDoc="0" locked="0" layoutInCell="1" allowOverlap="1" wp14:anchorId="5BC0CA97" wp14:editId="35FD53E3">
+              <wp:anchor distT="45720" distB="45720" distL="114300" distR="114300" simplePos="0" relativeHeight="251665408" behindDoc="0" locked="0" layoutInCell="1" allowOverlap="1" wp14:anchorId="5BC0CA97" wp14:editId="61F6DE49">
                 <wp:simplePos x="0" y="0"/>
                 <wp:positionH relativeFrom="column">
                   <wp:posOffset>2777564</wp:posOffset>
